--- a/backend/templates/upd_template.docx
+++ b/backend/templates/upd_template.docx
@@ -15,15 +15,15 @@
         <w:tblLook w:val="04A0" w:firstRow="1" w:lastRow="0" w:firstColumn="1" w:lastColumn="0" w:noHBand="0" w:noVBand="1"/>
       </w:tblPr>
       <w:tblGrid>
+        <w:gridCol w:w="135"/>
+        <w:gridCol w:w="1159"/>
         <w:gridCol w:w="134"/>
-        <w:gridCol w:w="1150"/>
-        <w:gridCol w:w="134"/>
-        <w:gridCol w:w="1642"/>
-        <w:gridCol w:w="1553"/>
-        <w:gridCol w:w="389"/>
-        <w:gridCol w:w="1896"/>
-        <w:gridCol w:w="359"/>
-        <w:gridCol w:w="8314"/>
+        <w:gridCol w:w="1654"/>
+        <w:gridCol w:w="1564"/>
+        <w:gridCol w:w="391"/>
+        <w:gridCol w:w="1910"/>
+        <w:gridCol w:w="361"/>
+        <w:gridCol w:w="8377"/>
         <w:gridCol w:w="134"/>
       </w:tblGrid>
       <w:tr>
@@ -35,13 +35,7 @@
             <w:tcW w:w="90" w:type="dxa"/>
             <w:vAlign w:val="bottom"/>
           </w:tcPr>
-          <w:p>
-            <w:pPr>
-              <w:rPr>
-                <w:lang w:val="en-US"/>
-              </w:rPr>
-            </w:pPr>
-          </w:p>
+          <w:p/>
         </w:tc>
         <w:tc>
           <w:tcPr>
@@ -504,20 +498,20 @@
         <w:tblLook w:val="04A0" w:firstRow="1" w:lastRow="0" w:firstColumn="1" w:lastColumn="0" w:noHBand="0" w:noVBand="1"/>
       </w:tblPr>
       <w:tblGrid>
+        <w:gridCol w:w="136"/>
+        <w:gridCol w:w="710"/>
+        <w:gridCol w:w="302"/>
+        <w:gridCol w:w="151"/>
         <w:gridCol w:w="135"/>
-        <w:gridCol w:w="705"/>
-        <w:gridCol w:w="300"/>
-        <w:gridCol w:w="150"/>
-        <w:gridCol w:w="134"/>
-        <w:gridCol w:w="2520"/>
-        <w:gridCol w:w="5146"/>
-        <w:gridCol w:w="330"/>
-        <w:gridCol w:w="1905"/>
-        <w:gridCol w:w="1005"/>
-        <w:gridCol w:w="360"/>
-        <w:gridCol w:w="630"/>
-        <w:gridCol w:w="2085"/>
-        <w:gridCol w:w="300"/>
+        <w:gridCol w:w="2539"/>
+        <w:gridCol w:w="5183"/>
+        <w:gridCol w:w="332"/>
+        <w:gridCol w:w="1919"/>
+        <w:gridCol w:w="1012"/>
+        <w:gridCol w:w="363"/>
+        <w:gridCol w:w="635"/>
+        <w:gridCol w:w="2100"/>
+        <w:gridCol w:w="302"/>
       </w:tblGrid>
       <w:tr>
         <w:trPr>
@@ -1528,11 +1522,6 @@
             <w:vAlign w:val="bottom"/>
           </w:tcPr>
           <w:p>
-            <w:pPr>
-              <w:rPr>
-                <w:lang w:val="en-US"/>
-              </w:rPr>
-            </w:pPr>
             <w:r>
               <w:rPr>
                 <w:sz w:val="13"/>
@@ -1663,19 +1652,6 @@
             <w:vAlign w:val="bottom"/>
           </w:tcPr>
           <w:p>
-            <w:pPr>
-              <w:rPr>
-                <w:lang w:val="en-US"/>
-              </w:rPr>
-            </w:pPr>
-            <w:r>
-              <w:rPr>
-                <w:sz w:val="13"/>
-                <w:szCs w:val="13"/>
-                <w:lang w:val="en-US"/>
-              </w:rPr>
-              <w:t> </w:t>
-            </w:r>
             <w:r>
               <w:rPr>
                 <w:sz w:val="13"/>
@@ -1914,11 +1890,6 @@
             <w:vAlign w:val="bottom"/>
           </w:tcPr>
           <w:p>
-            <w:pPr>
-              <w:rPr>
-                <w:lang w:val="en-US"/>
-              </w:rPr>
-            </w:pPr>
             <w:r>
               <w:rPr>
                 <w:sz w:val="13"/>
@@ -1996,23 +1967,23 @@
         <w:tblLook w:val="04A0" w:firstRow="1" w:lastRow="0" w:firstColumn="1" w:lastColumn="0" w:noHBand="0" w:noVBand="1"/>
       </w:tblPr>
       <w:tblGrid>
-        <w:gridCol w:w="134"/>
-        <w:gridCol w:w="1158"/>
-        <w:gridCol w:w="392"/>
-        <w:gridCol w:w="2167"/>
-        <w:gridCol w:w="769"/>
-        <w:gridCol w:w="362"/>
-        <w:gridCol w:w="769"/>
-        <w:gridCol w:w="783"/>
-        <w:gridCol w:w="1114"/>
-        <w:gridCol w:w="1235"/>
-        <w:gridCol w:w="588"/>
-        <w:gridCol w:w="859"/>
-        <w:gridCol w:w="1023"/>
-        <w:gridCol w:w="1235"/>
-        <w:gridCol w:w="437"/>
-        <w:gridCol w:w="1009"/>
-        <w:gridCol w:w="1535"/>
+        <w:gridCol w:w="135"/>
+        <w:gridCol w:w="1168"/>
+        <w:gridCol w:w="394"/>
+        <w:gridCol w:w="2184"/>
+        <w:gridCol w:w="774"/>
+        <w:gridCol w:w="364"/>
+        <w:gridCol w:w="774"/>
+        <w:gridCol w:w="789"/>
+        <w:gridCol w:w="1122"/>
+        <w:gridCol w:w="1244"/>
+        <w:gridCol w:w="592"/>
+        <w:gridCol w:w="865"/>
+        <w:gridCol w:w="1031"/>
+        <w:gridCol w:w="1244"/>
+        <w:gridCol w:w="440"/>
+        <w:gridCol w:w="1016"/>
+        <w:gridCol w:w="1547"/>
         <w:gridCol w:w="136"/>
       </w:tblGrid>
       <w:tr>
@@ -2022,21 +1993,21 @@
         </w:trPr>
         <w:tc>
           <w:tcPr>
-            <w:tcW w:w="134" w:type="dxa"/>
-            <w:vAlign w:val="bottom"/>
-          </w:tcPr>
-          <w:p/>
-        </w:tc>
-        <w:tc>
-          <w:tcPr>
-            <w:tcW w:w="1158" w:type="dxa"/>
-            <w:vAlign w:val="bottom"/>
-          </w:tcPr>
-          <w:p/>
-        </w:tc>
-        <w:tc>
-          <w:tcPr>
-            <w:tcW w:w="2559" w:type="dxa"/>
+            <w:tcW w:w="135" w:type="dxa"/>
+            <w:vAlign w:val="bottom"/>
+          </w:tcPr>
+          <w:p/>
+        </w:tc>
+        <w:tc>
+          <w:tcPr>
+            <w:tcW w:w="1168" w:type="dxa"/>
+            <w:vAlign w:val="bottom"/>
+          </w:tcPr>
+          <w:p/>
+        </w:tc>
+        <w:tc>
+          <w:tcPr>
+            <w:tcW w:w="2578" w:type="dxa"/>
             <w:gridSpan w:val="2"/>
             <w:tcBorders>
               <w:left w:val="single" w:sz="10" w:space="0" w:color="auto"/>
@@ -2047,56 +2018,56 @@
         </w:tc>
         <w:tc>
           <w:tcPr>
-            <w:tcW w:w="769" w:type="dxa"/>
-            <w:vAlign w:val="bottom"/>
-          </w:tcPr>
-          <w:p/>
-        </w:tc>
-        <w:tc>
-          <w:tcPr>
-            <w:tcW w:w="362" w:type="dxa"/>
-            <w:vAlign w:val="bottom"/>
-          </w:tcPr>
-          <w:p/>
-        </w:tc>
-        <w:tc>
-          <w:tcPr>
-            <w:tcW w:w="769" w:type="dxa"/>
-            <w:vAlign w:val="bottom"/>
-          </w:tcPr>
-          <w:p/>
-        </w:tc>
-        <w:tc>
-          <w:tcPr>
-            <w:tcW w:w="783" w:type="dxa"/>
-            <w:vAlign w:val="bottom"/>
-          </w:tcPr>
-          <w:p/>
-        </w:tc>
-        <w:tc>
-          <w:tcPr>
-            <w:tcW w:w="1114" w:type="dxa"/>
-            <w:vAlign w:val="bottom"/>
-          </w:tcPr>
-          <w:p/>
-        </w:tc>
-        <w:tc>
-          <w:tcPr>
-            <w:tcW w:w="1235" w:type="dxa"/>
-            <w:vAlign w:val="bottom"/>
-          </w:tcPr>
-          <w:p/>
-        </w:tc>
-        <w:tc>
-          <w:tcPr>
-            <w:tcW w:w="588" w:type="dxa"/>
-            <w:vAlign w:val="bottom"/>
-          </w:tcPr>
-          <w:p/>
-        </w:tc>
-        <w:tc>
-          <w:tcPr>
-            <w:tcW w:w="1882" w:type="dxa"/>
+            <w:tcW w:w="774" w:type="dxa"/>
+            <w:vAlign w:val="bottom"/>
+          </w:tcPr>
+          <w:p/>
+        </w:tc>
+        <w:tc>
+          <w:tcPr>
+            <w:tcW w:w="364" w:type="dxa"/>
+            <w:vAlign w:val="bottom"/>
+          </w:tcPr>
+          <w:p/>
+        </w:tc>
+        <w:tc>
+          <w:tcPr>
+            <w:tcW w:w="774" w:type="dxa"/>
+            <w:vAlign w:val="bottom"/>
+          </w:tcPr>
+          <w:p/>
+        </w:tc>
+        <w:tc>
+          <w:tcPr>
+            <w:tcW w:w="789" w:type="dxa"/>
+            <w:vAlign w:val="bottom"/>
+          </w:tcPr>
+          <w:p/>
+        </w:tc>
+        <w:tc>
+          <w:tcPr>
+            <w:tcW w:w="1122" w:type="dxa"/>
+            <w:vAlign w:val="bottom"/>
+          </w:tcPr>
+          <w:p/>
+        </w:tc>
+        <w:tc>
+          <w:tcPr>
+            <w:tcW w:w="1244" w:type="dxa"/>
+            <w:vAlign w:val="bottom"/>
+          </w:tcPr>
+          <w:p/>
+        </w:tc>
+        <w:tc>
+          <w:tcPr>
+            <w:tcW w:w="592" w:type="dxa"/>
+            <w:vAlign w:val="bottom"/>
+          </w:tcPr>
+          <w:p/>
+        </w:tc>
+        <w:tc>
+          <w:tcPr>
+            <w:tcW w:w="1896" w:type="dxa"/>
             <w:gridSpan w:val="2"/>
             <w:vAlign w:val="bottom"/>
           </w:tcPr>
@@ -2104,28 +2075,28 @@
         </w:tc>
         <w:tc>
           <w:tcPr>
-            <w:tcW w:w="1235" w:type="dxa"/>
-            <w:vAlign w:val="bottom"/>
-          </w:tcPr>
-          <w:p/>
-        </w:tc>
-        <w:tc>
-          <w:tcPr>
-            <w:tcW w:w="437" w:type="dxa"/>
-            <w:vAlign w:val="bottom"/>
-          </w:tcPr>
-          <w:p/>
-        </w:tc>
-        <w:tc>
-          <w:tcPr>
-            <w:tcW w:w="1009" w:type="dxa"/>
-            <w:vAlign w:val="bottom"/>
-          </w:tcPr>
-          <w:p/>
-        </w:tc>
-        <w:tc>
-          <w:tcPr>
-            <w:tcW w:w="1535" w:type="dxa"/>
+            <w:tcW w:w="1244" w:type="dxa"/>
+            <w:vAlign w:val="bottom"/>
+          </w:tcPr>
+          <w:p/>
+        </w:tc>
+        <w:tc>
+          <w:tcPr>
+            <w:tcW w:w="440" w:type="dxa"/>
+            <w:vAlign w:val="bottom"/>
+          </w:tcPr>
+          <w:p/>
+        </w:tc>
+        <w:tc>
+          <w:tcPr>
+            <w:tcW w:w="1016" w:type="dxa"/>
+            <w:vAlign w:val="bottom"/>
+          </w:tcPr>
+          <w:p/>
+        </w:tc>
+        <w:tc>
+          <w:tcPr>
+            <w:tcW w:w="1547" w:type="dxa"/>
             <w:vAlign w:val="bottom"/>
           </w:tcPr>
           <w:p/>
@@ -2144,14 +2115,14 @@
         </w:trPr>
         <w:tc>
           <w:tcPr>
-            <w:tcW w:w="134" w:type="dxa"/>
-            <w:vAlign w:val="bottom"/>
-          </w:tcPr>
-          <w:p/>
-        </w:tc>
-        <w:tc>
-          <w:tcPr>
-            <w:tcW w:w="1158" w:type="dxa"/>
+            <w:tcW w:w="135" w:type="dxa"/>
+            <w:vAlign w:val="bottom"/>
+          </w:tcPr>
+          <w:p/>
+        </w:tc>
+        <w:tc>
+          <w:tcPr>
+            <w:tcW w:w="1168" w:type="dxa"/>
             <w:vMerge w:val="restart"/>
             <w:tcBorders>
               <w:top w:val="single" w:sz="5" w:space="0" w:color="auto"/>
@@ -2175,7 +2146,7 @@
         </w:tc>
         <w:tc>
           <w:tcPr>
-            <w:tcW w:w="392" w:type="dxa"/>
+            <w:tcW w:w="394" w:type="dxa"/>
             <w:vMerge w:val="restart"/>
             <w:tcBorders>
               <w:top w:val="single" w:sz="5" w:space="0" w:color="auto"/>
@@ -2211,7 +2182,7 @@
         </w:tc>
         <w:tc>
           <w:tcPr>
-            <w:tcW w:w="2167" w:type="dxa"/>
+            <w:tcW w:w="2184" w:type="dxa"/>
             <w:vMerge w:val="restart"/>
             <w:tcBorders>
               <w:top w:val="single" w:sz="5" w:space="0" w:color="auto"/>
@@ -2236,7 +2207,7 @@
         </w:tc>
         <w:tc>
           <w:tcPr>
-            <w:tcW w:w="769" w:type="dxa"/>
+            <w:tcW w:w="774" w:type="dxa"/>
             <w:vMerge w:val="restart"/>
             <w:tcBorders>
               <w:top w:val="single" w:sz="5" w:space="0" w:color="auto"/>
@@ -2273,7 +2244,7 @@
         </w:tc>
         <w:tc>
           <w:tcPr>
-            <w:tcW w:w="1131" w:type="dxa"/>
+            <w:tcW w:w="1138" w:type="dxa"/>
             <w:gridSpan w:val="2"/>
             <w:tcBorders>
               <w:top w:val="single" w:sz="5" w:space="0" w:color="auto"/>
@@ -2309,7 +2280,7 @@
         </w:tc>
         <w:tc>
           <w:tcPr>
-            <w:tcW w:w="783" w:type="dxa"/>
+            <w:tcW w:w="789" w:type="dxa"/>
             <w:vMerge w:val="restart"/>
             <w:tcBorders>
               <w:top w:val="single" w:sz="5" w:space="0" w:color="auto"/>
@@ -2359,7 +2330,7 @@
         </w:tc>
         <w:tc>
           <w:tcPr>
-            <w:tcW w:w="1114" w:type="dxa"/>
+            <w:tcW w:w="1122" w:type="dxa"/>
             <w:vMerge w:val="restart"/>
             <w:tcBorders>
               <w:top w:val="single" w:sz="5" w:space="0" w:color="auto"/>
@@ -2407,7 +2378,7 @@
         </w:tc>
         <w:tc>
           <w:tcPr>
-            <w:tcW w:w="1235" w:type="dxa"/>
+            <w:tcW w:w="1244" w:type="dxa"/>
             <w:vMerge w:val="restart"/>
             <w:tcBorders>
               <w:top w:val="single" w:sz="5" w:space="0" w:color="auto"/>
@@ -2459,7 +2430,7 @@
         </w:tc>
         <w:tc>
           <w:tcPr>
-            <w:tcW w:w="588" w:type="dxa"/>
+            <w:tcW w:w="592" w:type="dxa"/>
             <w:vMerge w:val="restart"/>
             <w:tcBorders>
               <w:top w:val="single" w:sz="5" w:space="0" w:color="auto"/>
@@ -2519,7 +2490,7 @@
         </w:tc>
         <w:tc>
           <w:tcPr>
-            <w:tcW w:w="859" w:type="dxa"/>
+            <w:tcW w:w="865" w:type="dxa"/>
             <w:vMerge w:val="restart"/>
             <w:tcBorders>
               <w:top w:val="single" w:sz="5" w:space="0" w:color="auto"/>
@@ -2543,7 +2514,7 @@
         </w:tc>
         <w:tc>
           <w:tcPr>
-            <w:tcW w:w="1023" w:type="dxa"/>
+            <w:tcW w:w="1031" w:type="dxa"/>
             <w:vMerge w:val="restart"/>
             <w:tcBorders>
               <w:top w:val="single" w:sz="5" w:space="0" w:color="auto"/>
@@ -2588,7 +2559,7 @@
         </w:tc>
         <w:tc>
           <w:tcPr>
-            <w:tcW w:w="1235" w:type="dxa"/>
+            <w:tcW w:w="1244" w:type="dxa"/>
             <w:vMerge w:val="restart"/>
             <w:tcBorders>
               <w:top w:val="single" w:sz="5" w:space="0" w:color="auto"/>
@@ -2641,7 +2612,7 @@
         </w:tc>
         <w:tc>
           <w:tcPr>
-            <w:tcW w:w="1446" w:type="dxa"/>
+            <w:tcW w:w="1456" w:type="dxa"/>
             <w:gridSpan w:val="2"/>
             <w:tcBorders>
               <w:top w:val="single" w:sz="5" w:space="0" w:color="auto"/>
@@ -2678,7 +2649,7 @@
         </w:tc>
         <w:tc>
           <w:tcPr>
-            <w:tcW w:w="1535" w:type="dxa"/>
+            <w:tcW w:w="1547" w:type="dxa"/>
             <w:vMerge w:val="restart"/>
             <w:tcBorders>
               <w:top w:val="single" w:sz="5" w:space="0" w:color="auto"/>
@@ -2715,14 +2686,14 @@
         </w:trPr>
         <w:tc>
           <w:tcPr>
-            <w:tcW w:w="134" w:type="dxa"/>
-            <w:vAlign w:val="bottom"/>
-          </w:tcPr>
-          <w:p/>
-        </w:tc>
-        <w:tc>
-          <w:tcPr>
-            <w:tcW w:w="1158" w:type="dxa"/>
+            <w:tcW w:w="135" w:type="dxa"/>
+            <w:vAlign w:val="bottom"/>
+          </w:tcPr>
+          <w:p/>
+        </w:tc>
+        <w:tc>
+          <w:tcPr>
+            <w:tcW w:w="1168" w:type="dxa"/>
             <w:vMerge/>
             <w:tcBorders>
               <w:top w:val="single" w:sz="5" w:space="0" w:color="auto"/>
@@ -2735,7 +2706,7 @@
         </w:tc>
         <w:tc>
           <w:tcPr>
-            <w:tcW w:w="392" w:type="dxa"/>
+            <w:tcW w:w="394" w:type="dxa"/>
             <w:vMerge/>
             <w:tcBorders>
               <w:top w:val="single" w:sz="5" w:space="0" w:color="auto"/>
@@ -2748,7 +2719,7 @@
         </w:tc>
         <w:tc>
           <w:tcPr>
-            <w:tcW w:w="2167" w:type="dxa"/>
+            <w:tcW w:w="2184" w:type="dxa"/>
             <w:vMerge/>
             <w:tcBorders>
               <w:top w:val="single" w:sz="5" w:space="0" w:color="auto"/>
@@ -2762,7 +2733,7 @@
         </w:tc>
         <w:tc>
           <w:tcPr>
-            <w:tcW w:w="769" w:type="dxa"/>
+            <w:tcW w:w="774" w:type="dxa"/>
             <w:vMerge/>
             <w:tcBorders>
               <w:top w:val="single" w:sz="5" w:space="0" w:color="auto"/>
@@ -2776,7 +2747,7 @@
         </w:tc>
         <w:tc>
           <w:tcPr>
-            <w:tcW w:w="362" w:type="dxa"/>
+            <w:tcW w:w="364" w:type="dxa"/>
             <w:tcBorders>
               <w:top w:val="single" w:sz="5" w:space="0" w:color="auto"/>
               <w:left w:val="single" w:sz="5" w:space="0" w:color="auto"/>
@@ -2799,7 +2770,7 @@
         </w:tc>
         <w:tc>
           <w:tcPr>
-            <w:tcW w:w="769" w:type="dxa"/>
+            <w:tcW w:w="774" w:type="dxa"/>
             <w:tcBorders>
               <w:top w:val="single" w:sz="5" w:space="0" w:color="auto"/>
               <w:left w:val="single" w:sz="5" w:space="0" w:color="auto"/>
@@ -2896,7 +2867,7 @@
         </w:tc>
         <w:tc>
           <w:tcPr>
-            <w:tcW w:w="783" w:type="dxa"/>
+            <w:tcW w:w="789" w:type="dxa"/>
             <w:vMerge/>
             <w:tcBorders>
               <w:top w:val="single" w:sz="5" w:space="0" w:color="auto"/>
@@ -2909,7 +2880,7 @@
         </w:tc>
         <w:tc>
           <w:tcPr>
-            <w:tcW w:w="1114" w:type="dxa"/>
+            <w:tcW w:w="1122" w:type="dxa"/>
             <w:vMerge/>
             <w:tcBorders>
               <w:top w:val="single" w:sz="5" w:space="0" w:color="auto"/>
@@ -2922,7 +2893,7 @@
         </w:tc>
         <w:tc>
           <w:tcPr>
-            <w:tcW w:w="1235" w:type="dxa"/>
+            <w:tcW w:w="1244" w:type="dxa"/>
             <w:vMerge/>
             <w:tcBorders>
               <w:top w:val="single" w:sz="5" w:space="0" w:color="auto"/>
@@ -2935,7 +2906,7 @@
         </w:tc>
         <w:tc>
           <w:tcPr>
-            <w:tcW w:w="588" w:type="dxa"/>
+            <w:tcW w:w="592" w:type="dxa"/>
             <w:vMerge/>
             <w:tcBorders>
               <w:top w:val="single" w:sz="5" w:space="0" w:color="auto"/>
@@ -2948,7 +2919,7 @@
         </w:tc>
         <w:tc>
           <w:tcPr>
-            <w:tcW w:w="859" w:type="dxa"/>
+            <w:tcW w:w="865" w:type="dxa"/>
             <w:vMerge/>
             <w:tcBorders>
               <w:top w:val="single" w:sz="5" w:space="0" w:color="auto"/>
@@ -2961,7 +2932,7 @@
         </w:tc>
         <w:tc>
           <w:tcPr>
-            <w:tcW w:w="1023" w:type="dxa"/>
+            <w:tcW w:w="1031" w:type="dxa"/>
             <w:vMerge/>
             <w:tcBorders>
               <w:top w:val="single" w:sz="5" w:space="0" w:color="auto"/>
@@ -2974,7 +2945,7 @@
         </w:tc>
         <w:tc>
           <w:tcPr>
-            <w:tcW w:w="1235" w:type="dxa"/>
+            <w:tcW w:w="1244" w:type="dxa"/>
             <w:vMerge/>
             <w:tcBorders>
               <w:top w:val="single" w:sz="5" w:space="0" w:color="auto"/>
@@ -2988,7 +2959,7 @@
         </w:tc>
         <w:tc>
           <w:tcPr>
-            <w:tcW w:w="437" w:type="dxa"/>
+            <w:tcW w:w="440" w:type="dxa"/>
             <w:tcBorders>
               <w:left w:val="single" w:sz="5" w:space="0" w:color="auto"/>
               <w:bottom w:val="single" w:sz="5" w:space="0" w:color="auto"/>
@@ -3053,7 +3024,7 @@
         </w:tc>
         <w:tc>
           <w:tcPr>
-            <w:tcW w:w="1009" w:type="dxa"/>
+            <w:tcW w:w="1016" w:type="dxa"/>
             <w:tcBorders>
               <w:left w:val="single" w:sz="5" w:space="0" w:color="auto"/>
               <w:bottom w:val="single" w:sz="5" w:space="0" w:color="auto"/>
@@ -3111,7 +3082,7 @@
         </w:tc>
         <w:tc>
           <w:tcPr>
-            <w:tcW w:w="1535" w:type="dxa"/>
+            <w:tcW w:w="1547" w:type="dxa"/>
             <w:vMerge/>
             <w:tcBorders>
               <w:top w:val="single" w:sz="5" w:space="0" w:color="auto"/>
@@ -3137,14 +3108,14 @@
         </w:trPr>
         <w:tc>
           <w:tcPr>
-            <w:tcW w:w="134" w:type="dxa"/>
-            <w:vAlign w:val="bottom"/>
-          </w:tcPr>
-          <w:p/>
-        </w:tc>
-        <w:tc>
-          <w:tcPr>
-            <w:tcW w:w="1158" w:type="dxa"/>
+            <w:tcW w:w="135" w:type="dxa"/>
+            <w:vAlign w:val="bottom"/>
+          </w:tcPr>
+          <w:p/>
+        </w:tc>
+        <w:tc>
+          <w:tcPr>
+            <w:tcW w:w="1168" w:type="dxa"/>
             <w:tcBorders>
               <w:left w:val="single" w:sz="5" w:space="0" w:color="auto"/>
               <w:bottom w:val="single" w:sz="5" w:space="0" w:color="auto"/>
@@ -3167,7 +3138,7 @@
         </w:tc>
         <w:tc>
           <w:tcPr>
-            <w:tcW w:w="392" w:type="dxa"/>
+            <w:tcW w:w="394" w:type="dxa"/>
             <w:tcBorders>
               <w:top w:val="single" w:sz="5" w:space="0" w:color="auto"/>
               <w:left w:val="single" w:sz="10" w:space="0" w:color="auto"/>
@@ -3192,7 +3163,7 @@
         </w:tc>
         <w:tc>
           <w:tcPr>
-            <w:tcW w:w="2167" w:type="dxa"/>
+            <w:tcW w:w="2184" w:type="dxa"/>
             <w:tcBorders>
               <w:top w:val="single" w:sz="5" w:space="0" w:color="auto"/>
               <w:left w:val="single" w:sz="5" w:space="0" w:color="auto"/>
@@ -3217,7 +3188,7 @@
         </w:tc>
         <w:tc>
           <w:tcPr>
-            <w:tcW w:w="769" w:type="dxa"/>
+            <w:tcW w:w="774" w:type="dxa"/>
             <w:tcBorders>
               <w:top w:val="single" w:sz="5" w:space="0" w:color="auto"/>
               <w:left w:val="single" w:sz="5" w:space="0" w:color="auto"/>
@@ -3242,7 +3213,7 @@
         </w:tc>
         <w:tc>
           <w:tcPr>
-            <w:tcW w:w="362" w:type="dxa"/>
+            <w:tcW w:w="364" w:type="dxa"/>
             <w:tcBorders>
               <w:left w:val="single" w:sz="5" w:space="0" w:color="auto"/>
               <w:bottom w:val="single" w:sz="5" w:space="0" w:color="auto"/>
@@ -3265,7 +3236,7 @@
         </w:tc>
         <w:tc>
           <w:tcPr>
-            <w:tcW w:w="769" w:type="dxa"/>
+            <w:tcW w:w="774" w:type="dxa"/>
             <w:tcBorders>
               <w:left w:val="single" w:sz="5" w:space="0" w:color="auto"/>
               <w:bottom w:val="single" w:sz="5" w:space="0" w:color="auto"/>
@@ -3288,7 +3259,7 @@
         </w:tc>
         <w:tc>
           <w:tcPr>
-            <w:tcW w:w="783" w:type="dxa"/>
+            <w:tcW w:w="789" w:type="dxa"/>
             <w:tcBorders>
               <w:left w:val="single" w:sz="5" w:space="0" w:color="auto"/>
               <w:bottom w:val="single" w:sz="5" w:space="0" w:color="auto"/>
@@ -3311,7 +3282,7 @@
         </w:tc>
         <w:tc>
           <w:tcPr>
-            <w:tcW w:w="1114" w:type="dxa"/>
+            <w:tcW w:w="1122" w:type="dxa"/>
             <w:tcBorders>
               <w:left w:val="single" w:sz="5" w:space="0" w:color="auto"/>
               <w:bottom w:val="single" w:sz="5" w:space="0" w:color="auto"/>
@@ -3334,7 +3305,7 @@
         </w:tc>
         <w:tc>
           <w:tcPr>
-            <w:tcW w:w="1235" w:type="dxa"/>
+            <w:tcW w:w="1244" w:type="dxa"/>
             <w:tcBorders>
               <w:left w:val="single" w:sz="5" w:space="0" w:color="auto"/>
               <w:bottom w:val="single" w:sz="5" w:space="0" w:color="auto"/>
@@ -3357,7 +3328,7 @@
         </w:tc>
         <w:tc>
           <w:tcPr>
-            <w:tcW w:w="588" w:type="dxa"/>
+            <w:tcW w:w="592" w:type="dxa"/>
             <w:tcBorders>
               <w:left w:val="single" w:sz="5" w:space="0" w:color="auto"/>
               <w:bottom w:val="single" w:sz="5" w:space="0" w:color="auto"/>
@@ -3380,7 +3351,7 @@
         </w:tc>
         <w:tc>
           <w:tcPr>
-            <w:tcW w:w="859" w:type="dxa"/>
+            <w:tcW w:w="865" w:type="dxa"/>
             <w:tcBorders>
               <w:left w:val="single" w:sz="5" w:space="0" w:color="auto"/>
               <w:bottom w:val="single" w:sz="5" w:space="0" w:color="auto"/>
@@ -3403,7 +3374,7 @@
         </w:tc>
         <w:tc>
           <w:tcPr>
-            <w:tcW w:w="1023" w:type="dxa"/>
+            <w:tcW w:w="1031" w:type="dxa"/>
             <w:tcBorders>
               <w:left w:val="single" w:sz="5" w:space="0" w:color="auto"/>
               <w:bottom w:val="single" w:sz="5" w:space="0" w:color="auto"/>
@@ -3426,7 +3397,7 @@
         </w:tc>
         <w:tc>
           <w:tcPr>
-            <w:tcW w:w="1235" w:type="dxa"/>
+            <w:tcW w:w="1244" w:type="dxa"/>
             <w:tcBorders>
               <w:left w:val="single" w:sz="5" w:space="0" w:color="auto"/>
               <w:bottom w:val="single" w:sz="5" w:space="0" w:color="auto"/>
@@ -3450,7 +3421,7 @@
         </w:tc>
         <w:tc>
           <w:tcPr>
-            <w:tcW w:w="437" w:type="dxa"/>
+            <w:tcW w:w="440" w:type="dxa"/>
             <w:tcBorders>
               <w:left w:val="single" w:sz="5" w:space="0" w:color="auto"/>
               <w:bottom w:val="single" w:sz="5" w:space="0" w:color="auto"/>
@@ -3473,7 +3444,7 @@
         </w:tc>
         <w:tc>
           <w:tcPr>
-            <w:tcW w:w="1009" w:type="dxa"/>
+            <w:tcW w:w="1016" w:type="dxa"/>
             <w:tcBorders>
               <w:left w:val="single" w:sz="5" w:space="0" w:color="auto"/>
               <w:bottom w:val="single" w:sz="5" w:space="0" w:color="auto"/>
@@ -3496,7 +3467,7 @@
         </w:tc>
         <w:tc>
           <w:tcPr>
-            <w:tcW w:w="1535" w:type="dxa"/>
+            <w:tcW w:w="1547" w:type="dxa"/>
             <w:tcBorders>
               <w:left w:val="single" w:sz="5" w:space="0" w:color="auto"/>
               <w:bottom w:val="single" w:sz="5" w:space="0" w:color="auto"/>
@@ -3532,13 +3503,13 @@
         </w:trPr>
         <w:tc>
           <w:tcPr>
-            <w:tcW w:w="134" w:type="dxa"/>
-          </w:tcPr>
-          <w:p/>
-        </w:tc>
-        <w:tc>
-          <w:tcPr>
-            <w:tcW w:w="1158" w:type="dxa"/>
+            <w:tcW w:w="135" w:type="dxa"/>
+          </w:tcPr>
+          <w:p/>
+        </w:tc>
+        <w:tc>
+          <w:tcPr>
+            <w:tcW w:w="1168" w:type="dxa"/>
             <w:tcBorders>
               <w:top w:val="single" w:sz="5" w:space="0" w:color="auto"/>
               <w:left w:val="single" w:sz="5" w:space="0" w:color="auto"/>
@@ -3552,78 +3523,101 @@
                 <w:sz w:val="12"/>
                 <w:szCs w:val="18"/>
               </w:rPr>
-              <w:t>{{#items</w:t>
-            </w:r>
-            <w:proofErr w:type="gramStart"/>
+              <w:t>{{#items}}</w:t>
+            </w:r>
             <w:r>
               <w:rPr>
                 <w:sz w:val="12"/>
                 <w:szCs w:val="18"/>
               </w:rPr>
-              <w:t>}}</w:t>
-            </w:r>
+              <w:t>{{item_code}}</w:t>
+            </w:r>
+          </w:p>
+        </w:tc>
+        <w:tc>
+          <w:tcPr>
+            <w:tcW w:w="394" w:type="dxa"/>
+            <w:tcBorders>
+              <w:top w:val="single" w:sz="5" w:space="0" w:color="auto"/>
+              <w:left w:val="single" w:sz="10" w:space="0" w:color="auto"/>
+              <w:bottom w:val="single" w:sz="5" w:space="0" w:color="auto"/>
+            </w:tcBorders>
+          </w:tcPr>
+          <w:p>
+            <w:pPr>
+              <w:jc w:val="right"/>
+            </w:pPr>
             <w:r>
               <w:rPr>
                 <w:sz w:val="12"/>
                 <w:szCs w:val="18"/>
               </w:rPr>
-              <w:t>{</w:t>
-            </w:r>
-            <w:proofErr w:type="gramEnd"/>
+              <w:t>{{</w:t>
+            </w:r>
+            <w:proofErr w:type="spellStart"/>
             <w:r>
               <w:rPr>
                 <w:sz w:val="12"/>
                 <w:szCs w:val="18"/>
               </w:rPr>
-              <w:t>{item_code}}</w:t>
-            </w:r>
-          </w:p>
-        </w:tc>
-        <w:tc>
-          <w:tcPr>
-            <w:tcW w:w="392" w:type="dxa"/>
-            <w:tcBorders>
-              <w:top w:val="single" w:sz="5" w:space="0" w:color="auto"/>
-              <w:left w:val="single" w:sz="10" w:space="0" w:color="auto"/>
-              <w:bottom w:val="single" w:sz="5" w:space="0" w:color="auto"/>
-            </w:tcBorders>
-          </w:tcPr>
-          <w:p>
+              <w:t>item_line_no</w:t>
+            </w:r>
+            <w:proofErr w:type="spellEnd"/>
             <w:r>
               <w:rPr>
                 <w:sz w:val="12"/>
                 <w:szCs w:val="18"/>
               </w:rPr>
-              <w:t>{{</w:t>
-            </w:r>
-            <w:proofErr w:type="spellStart"/>
+              <w:t>}}</w:t>
+            </w:r>
+          </w:p>
+        </w:tc>
+        <w:tc>
+          <w:tcPr>
+            <w:tcW w:w="2184" w:type="dxa"/>
+            <w:tcBorders>
+              <w:top w:val="single" w:sz="5" w:space="0" w:color="auto"/>
+              <w:left w:val="single" w:sz="5" w:space="0" w:color="auto"/>
+              <w:bottom w:val="single" w:sz="5" w:space="0" w:color="auto"/>
+              <w:right w:val="single" w:sz="5" w:space="0" w:color="auto"/>
+            </w:tcBorders>
+            <w:vAlign w:val="center"/>
+          </w:tcPr>
+          <w:p>
             <w:r>
               <w:rPr>
                 <w:sz w:val="12"/>
                 <w:szCs w:val="18"/>
               </w:rPr>
-              <w:t>item_line_no</w:t>
-            </w:r>
-            <w:proofErr w:type="spellEnd"/>
+              <w:t>{{</w:t>
+            </w:r>
+            <w:proofErr w:type="spellStart"/>
             <w:r>
               <w:rPr>
                 <w:sz w:val="12"/>
                 <w:szCs w:val="18"/>
               </w:rPr>
+              <w:t>item_name</w:t>
+            </w:r>
+            <w:proofErr w:type="spellEnd"/>
+            <w:r>
+              <w:rPr>
+                <w:sz w:val="12"/>
+                <w:szCs w:val="18"/>
+              </w:rPr>
               <w:t>}}</w:t>
             </w:r>
           </w:p>
         </w:tc>
         <w:tc>
           <w:tcPr>
-            <w:tcW w:w="2167" w:type="dxa"/>
+            <w:tcW w:w="774" w:type="dxa"/>
             <w:tcBorders>
               <w:top w:val="single" w:sz="5" w:space="0" w:color="auto"/>
               <w:left w:val="single" w:sz="5" w:space="0" w:color="auto"/>
               <w:bottom w:val="single" w:sz="5" w:space="0" w:color="auto"/>
               <w:right w:val="single" w:sz="5" w:space="0" w:color="auto"/>
             </w:tcBorders>
-            <w:vAlign w:val="center"/>
           </w:tcPr>
           <w:p>
             <w:r>
@@ -3639,7 +3633,7 @@
                 <w:sz w:val="12"/>
                 <w:szCs w:val="18"/>
               </w:rPr>
-              <w:t>item_name</w:t>
+              <w:t>item_type_code</w:t>
             </w:r>
             <w:proofErr w:type="spellEnd"/>
             <w:r>
@@ -3653,7 +3647,7 @@
         </w:tc>
         <w:tc>
           <w:tcPr>
-            <w:tcW w:w="769" w:type="dxa"/>
+            <w:tcW w:w="364" w:type="dxa"/>
             <w:tcBorders>
               <w:top w:val="single" w:sz="5" w:space="0" w:color="auto"/>
               <w:left w:val="single" w:sz="5" w:space="0" w:color="auto"/>
@@ -3662,31 +3656,26 @@
             </w:tcBorders>
           </w:tcPr>
           <w:p>
-            <w:pPr>
-              <w:rPr>
-                <w:lang w:val="en-US"/>
-              </w:rPr>
-            </w:pPr>
-            <w:r>
-              <w:rPr>
-                <w:sz w:val="12"/>
-                <w:szCs w:val="18"/>
+            <w:r>
+              <w:rPr>
+                <w:sz w:val="13"/>
+                <w:szCs w:val="13"/>
               </w:rPr>
               <w:t>{{</w:t>
             </w:r>
             <w:proofErr w:type="spellStart"/>
             <w:r>
               <w:rPr>
-                <w:sz w:val="12"/>
-                <w:szCs w:val="18"/>
-              </w:rPr>
-              <w:t>item_type_code</w:t>
+                <w:sz w:val="13"/>
+                <w:szCs w:val="13"/>
+              </w:rPr>
+              <w:t>item_unit_code</w:t>
             </w:r>
             <w:proofErr w:type="spellEnd"/>
             <w:r>
               <w:rPr>
-                <w:sz w:val="12"/>
-                <w:szCs w:val="18"/>
+                <w:sz w:val="13"/>
+                <w:szCs w:val="13"/>
               </w:rPr>
               <w:t>}}</w:t>
             </w:r>
@@ -3694,7 +3683,7 @@
         </w:tc>
         <w:tc>
           <w:tcPr>
-            <w:tcW w:w="362" w:type="dxa"/>
+            <w:tcW w:w="774" w:type="dxa"/>
             <w:tcBorders>
               <w:top w:val="single" w:sz="5" w:space="0" w:color="auto"/>
               <w:left w:val="single" w:sz="5" w:space="0" w:color="auto"/>
@@ -3716,7 +3705,7 @@
                 <w:sz w:val="13"/>
                 <w:szCs w:val="13"/>
               </w:rPr>
-              <w:t>item_unit_code</w:t>
+              <w:t>item_unit_name</w:t>
             </w:r>
             <w:proofErr w:type="spellEnd"/>
             <w:r>
@@ -3730,7 +3719,7 @@
         </w:tc>
         <w:tc>
           <w:tcPr>
-            <w:tcW w:w="769" w:type="dxa"/>
+            <w:tcW w:w="789" w:type="dxa"/>
             <w:tcBorders>
               <w:top w:val="single" w:sz="5" w:space="0" w:color="auto"/>
               <w:left w:val="single" w:sz="5" w:space="0" w:color="auto"/>
@@ -3739,6 +3728,9 @@
             </w:tcBorders>
           </w:tcPr>
           <w:p>
+            <w:pPr>
+              <w:jc w:val="right"/>
+            </w:pPr>
             <w:r>
               <w:rPr>
                 <w:sz w:val="13"/>
@@ -3752,7 +3744,7 @@
                 <w:sz w:val="13"/>
                 <w:szCs w:val="13"/>
               </w:rPr>
-              <w:t>item_unit_name</w:t>
+              <w:t>item_quantity</w:t>
             </w:r>
             <w:proofErr w:type="spellEnd"/>
             <w:r>
@@ -3766,7 +3758,7 @@
         </w:tc>
         <w:tc>
           <w:tcPr>
-            <w:tcW w:w="783" w:type="dxa"/>
+            <w:tcW w:w="1122" w:type="dxa"/>
             <w:tcBorders>
               <w:top w:val="single" w:sz="5" w:space="0" w:color="auto"/>
               <w:left w:val="single" w:sz="5" w:space="0" w:color="auto"/>
@@ -3791,7 +3783,7 @@
                 <w:sz w:val="13"/>
                 <w:szCs w:val="13"/>
               </w:rPr>
-              <w:t>item_quantity</w:t>
+              <w:t>item_price</w:t>
             </w:r>
             <w:proofErr w:type="spellEnd"/>
             <w:r>
@@ -3805,7 +3797,7 @@
         </w:tc>
         <w:tc>
           <w:tcPr>
-            <w:tcW w:w="1114" w:type="dxa"/>
+            <w:tcW w:w="1244" w:type="dxa"/>
             <w:tcBorders>
               <w:top w:val="single" w:sz="5" w:space="0" w:color="auto"/>
               <w:left w:val="single" w:sz="5" w:space="0" w:color="auto"/>
@@ -3830,7 +3822,7 @@
                 <w:sz w:val="13"/>
                 <w:szCs w:val="13"/>
               </w:rPr>
-              <w:t>item_price</w:t>
+              <w:t>item_amount_without_vat</w:t>
             </w:r>
             <w:proofErr w:type="spellEnd"/>
             <w:r>
@@ -3844,7 +3836,7 @@
         </w:tc>
         <w:tc>
           <w:tcPr>
-            <w:tcW w:w="1235" w:type="dxa"/>
+            <w:tcW w:w="592" w:type="dxa"/>
             <w:tcBorders>
               <w:top w:val="single" w:sz="5" w:space="0" w:color="auto"/>
               <w:left w:val="single" w:sz="5" w:space="0" w:color="auto"/>
@@ -3869,7 +3861,7 @@
                 <w:sz w:val="13"/>
                 <w:szCs w:val="13"/>
               </w:rPr>
-              <w:t>item_amount_without_vat</w:t>
+              <w:t>item_excise</w:t>
             </w:r>
             <w:proofErr w:type="spellEnd"/>
             <w:r>
@@ -3883,7 +3875,7 @@
         </w:tc>
         <w:tc>
           <w:tcPr>
-            <w:tcW w:w="588" w:type="dxa"/>
+            <w:tcW w:w="865" w:type="dxa"/>
             <w:tcBorders>
               <w:top w:val="single" w:sz="5" w:space="0" w:color="auto"/>
               <w:left w:val="single" w:sz="5" w:space="0" w:color="auto"/>
@@ -3892,9 +3884,6 @@
             </w:tcBorders>
           </w:tcPr>
           <w:p>
-            <w:pPr>
-              <w:jc w:val="right"/>
-            </w:pPr>
             <w:r>
               <w:rPr>
                 <w:sz w:val="13"/>
@@ -3908,7 +3897,7 @@
                 <w:sz w:val="13"/>
                 <w:szCs w:val="13"/>
               </w:rPr>
-              <w:t>item_excise</w:t>
+              <w:t>item_vat_rate</w:t>
             </w:r>
             <w:proofErr w:type="spellEnd"/>
             <w:r>
@@ -3922,7 +3911,7 @@
         </w:tc>
         <w:tc>
           <w:tcPr>
-            <w:tcW w:w="859" w:type="dxa"/>
+            <w:tcW w:w="1031" w:type="dxa"/>
             <w:tcBorders>
               <w:top w:val="single" w:sz="5" w:space="0" w:color="auto"/>
               <w:left w:val="single" w:sz="5" w:space="0" w:color="auto"/>
@@ -3931,6 +3920,9 @@
             </w:tcBorders>
           </w:tcPr>
           <w:p>
+            <w:pPr>
+              <w:jc w:val="right"/>
+            </w:pPr>
             <w:r>
               <w:rPr>
                 <w:sz w:val="13"/>
@@ -3944,7 +3936,7 @@
                 <w:sz w:val="13"/>
                 <w:szCs w:val="13"/>
               </w:rPr>
-              <w:t>item_vat_rate</w:t>
+              <w:t>item_vat_amount</w:t>
             </w:r>
             <w:proofErr w:type="spellEnd"/>
             <w:r>
@@ -3958,7 +3950,7 @@
         </w:tc>
         <w:tc>
           <w:tcPr>
-            <w:tcW w:w="1023" w:type="dxa"/>
+            <w:tcW w:w="1244" w:type="dxa"/>
             <w:tcBorders>
               <w:top w:val="single" w:sz="5" w:space="0" w:color="auto"/>
               <w:left w:val="single" w:sz="5" w:space="0" w:color="auto"/>
@@ -3983,7 +3975,7 @@
                 <w:sz w:val="13"/>
                 <w:szCs w:val="13"/>
               </w:rPr>
-              <w:t>item_vat_amount</w:t>
+              <w:t>item_total_with_vat</w:t>
             </w:r>
             <w:proofErr w:type="spellEnd"/>
             <w:r>
@@ -3997,7 +3989,7 @@
         </w:tc>
         <w:tc>
           <w:tcPr>
-            <w:tcW w:w="1235" w:type="dxa"/>
+            <w:tcW w:w="440" w:type="dxa"/>
             <w:tcBorders>
               <w:top w:val="single" w:sz="5" w:space="0" w:color="auto"/>
               <w:left w:val="single" w:sz="5" w:space="0" w:color="auto"/>
@@ -4006,9 +3998,6 @@
             </w:tcBorders>
           </w:tcPr>
           <w:p>
-            <w:pPr>
-              <w:jc w:val="right"/>
-            </w:pPr>
             <w:r>
               <w:rPr>
                 <w:sz w:val="13"/>
@@ -4022,7 +4011,7 @@
                 <w:sz w:val="13"/>
                 <w:szCs w:val="13"/>
               </w:rPr>
-              <w:t>item_total_with_vat</w:t>
+              <w:t>item_country_code</w:t>
             </w:r>
             <w:proofErr w:type="spellEnd"/>
             <w:r>
@@ -4036,7 +4025,7 @@
         </w:tc>
         <w:tc>
           <w:tcPr>
-            <w:tcW w:w="437" w:type="dxa"/>
+            <w:tcW w:w="1016" w:type="dxa"/>
             <w:tcBorders>
               <w:top w:val="single" w:sz="5" w:space="0" w:color="auto"/>
               <w:left w:val="single" w:sz="5" w:space="0" w:color="auto"/>
@@ -4058,7 +4047,7 @@
                 <w:sz w:val="13"/>
                 <w:szCs w:val="13"/>
               </w:rPr>
-              <w:t>item_country_code</w:t>
+              <w:t>item_country_name</w:t>
             </w:r>
             <w:proofErr w:type="spellEnd"/>
             <w:r>
@@ -4072,7 +4061,7 @@
         </w:tc>
         <w:tc>
           <w:tcPr>
-            <w:tcW w:w="1009" w:type="dxa"/>
+            <w:tcW w:w="1547" w:type="dxa"/>
             <w:tcBorders>
               <w:top w:val="single" w:sz="5" w:space="0" w:color="auto"/>
               <w:left w:val="single" w:sz="5" w:space="0" w:color="auto"/>
@@ -4094,7 +4083,7 @@
                 <w:sz w:val="13"/>
                 <w:szCs w:val="13"/>
               </w:rPr>
-              <w:t>item_country_name</w:t>
+              <w:t>item_declaration_number</w:t>
             </w:r>
             <w:proofErr w:type="spellEnd"/>
             <w:r>
@@ -4104,59 +4093,13 @@
               </w:rPr>
               <w:t>}}</w:t>
             </w:r>
-          </w:p>
-        </w:tc>
-        <w:tc>
-          <w:tcPr>
-            <w:tcW w:w="1535" w:type="dxa"/>
-            <w:tcBorders>
-              <w:top w:val="single" w:sz="5" w:space="0" w:color="auto"/>
-              <w:left w:val="single" w:sz="5" w:space="0" w:color="auto"/>
-              <w:bottom w:val="single" w:sz="5" w:space="0" w:color="auto"/>
-              <w:right w:val="single" w:sz="5" w:space="0" w:color="auto"/>
-            </w:tcBorders>
-          </w:tcPr>
-          <w:p>
-            <w:r>
-              <w:rPr>
-                <w:sz w:val="13"/>
-                <w:szCs w:val="13"/>
-              </w:rPr>
-              <w:t>{{</w:t>
-            </w:r>
-            <w:proofErr w:type="spellStart"/>
-            <w:r>
-              <w:rPr>
-                <w:sz w:val="13"/>
-                <w:szCs w:val="13"/>
-              </w:rPr>
-              <w:t>item_declaration_number</w:t>
-            </w:r>
-            <w:proofErr w:type="spellEnd"/>
-            <w:proofErr w:type="gramStart"/>
-            <w:r>
-              <w:rPr>
-                <w:sz w:val="13"/>
-                <w:szCs w:val="13"/>
-              </w:rPr>
-              <w:t>}}</w:t>
-            </w:r>
             <w:r>
               <w:rPr>
                 <w:sz w:val="13"/>
                 <w:szCs w:val="13"/>
                 <w:lang w:val="en-US"/>
               </w:rPr>
-              <w:t>{</w:t>
-            </w:r>
-            <w:proofErr w:type="gramEnd"/>
-            <w:r>
-              <w:rPr>
-                <w:sz w:val="13"/>
-                <w:szCs w:val="13"/>
-                <w:lang w:val="en-US"/>
-              </w:rPr>
-              <w:t>{/items}}</w:t>
+              <w:t>{{/items}}</w:t>
             </w:r>
           </w:p>
         </w:tc>
@@ -4181,19 +4124,19 @@
         <w:tblLook w:val="04A0" w:firstRow="1" w:lastRow="0" w:firstColumn="1" w:lastColumn="0" w:noHBand="0" w:noVBand="1"/>
       </w:tblPr>
       <w:tblGrid>
-        <w:gridCol w:w="134"/>
-        <w:gridCol w:w="1158"/>
-        <w:gridCol w:w="2559"/>
-        <w:gridCol w:w="769"/>
-        <w:gridCol w:w="362"/>
-        <w:gridCol w:w="769"/>
-        <w:gridCol w:w="783"/>
-        <w:gridCol w:w="1114"/>
-        <w:gridCol w:w="1235"/>
-        <w:gridCol w:w="1447"/>
-        <w:gridCol w:w="1023"/>
-        <w:gridCol w:w="1235"/>
-        <w:gridCol w:w="2981"/>
+        <w:gridCol w:w="135"/>
+        <w:gridCol w:w="1168"/>
+        <w:gridCol w:w="2578"/>
+        <w:gridCol w:w="774"/>
+        <w:gridCol w:w="364"/>
+        <w:gridCol w:w="774"/>
+        <w:gridCol w:w="789"/>
+        <w:gridCol w:w="1122"/>
+        <w:gridCol w:w="1244"/>
+        <w:gridCol w:w="1457"/>
+        <w:gridCol w:w="1031"/>
+        <w:gridCol w:w="1244"/>
+        <w:gridCol w:w="3003"/>
         <w:gridCol w:w="136"/>
       </w:tblGrid>
       <w:tr>
@@ -4202,14 +4145,14 @@
         </w:trPr>
         <w:tc>
           <w:tcPr>
-            <w:tcW w:w="134" w:type="dxa"/>
-            <w:vAlign w:val="bottom"/>
-          </w:tcPr>
-          <w:p/>
-        </w:tc>
-        <w:tc>
-          <w:tcPr>
-            <w:tcW w:w="1158" w:type="dxa"/>
+            <w:tcW w:w="135" w:type="dxa"/>
+            <w:vAlign w:val="bottom"/>
+          </w:tcPr>
+          <w:p/>
+        </w:tc>
+        <w:tc>
+          <w:tcPr>
+            <w:tcW w:w="1168" w:type="dxa"/>
             <w:tcBorders>
               <w:top w:val="single" w:sz="5" w:space="0" w:color="auto"/>
               <w:left w:val="single" w:sz="5" w:space="0" w:color="auto"/>
@@ -4222,7 +4165,7 @@
         </w:tc>
         <w:tc>
           <w:tcPr>
-            <w:tcW w:w="2559" w:type="dxa"/>
+            <w:tcW w:w="2578" w:type="dxa"/>
             <w:tcBorders>
               <w:left w:val="single" w:sz="10" w:space="0" w:color="auto"/>
               <w:bottom w:val="single" w:sz="5" w:space="0" w:color="auto"/>
@@ -4245,57 +4188,57 @@
         </w:tc>
         <w:tc>
           <w:tcPr>
-            <w:tcW w:w="769" w:type="dxa"/>
-            <w:tcBorders>
-              <w:bottom w:val="single" w:sz="5" w:space="0" w:color="auto"/>
-            </w:tcBorders>
-            <w:vAlign w:val="bottom"/>
-          </w:tcPr>
-          <w:p/>
-        </w:tc>
-        <w:tc>
-          <w:tcPr>
-            <w:tcW w:w="362" w:type="dxa"/>
-            <w:tcBorders>
-              <w:bottom w:val="single" w:sz="5" w:space="0" w:color="auto"/>
-            </w:tcBorders>
-            <w:vAlign w:val="bottom"/>
-          </w:tcPr>
-          <w:p/>
-        </w:tc>
-        <w:tc>
-          <w:tcPr>
-            <w:tcW w:w="769" w:type="dxa"/>
-            <w:tcBorders>
-              <w:bottom w:val="single" w:sz="5" w:space="0" w:color="auto"/>
-            </w:tcBorders>
-            <w:vAlign w:val="bottom"/>
-          </w:tcPr>
-          <w:p/>
-        </w:tc>
-        <w:tc>
-          <w:tcPr>
-            <w:tcW w:w="783" w:type="dxa"/>
-            <w:tcBorders>
-              <w:bottom w:val="single" w:sz="5" w:space="0" w:color="auto"/>
-            </w:tcBorders>
-            <w:vAlign w:val="bottom"/>
-          </w:tcPr>
-          <w:p/>
-        </w:tc>
-        <w:tc>
-          <w:tcPr>
-            <w:tcW w:w="1114" w:type="dxa"/>
-            <w:tcBorders>
-              <w:bottom w:val="single" w:sz="5" w:space="0" w:color="auto"/>
-            </w:tcBorders>
-            <w:vAlign w:val="bottom"/>
-          </w:tcPr>
-          <w:p/>
-        </w:tc>
-        <w:tc>
-          <w:tcPr>
-            <w:tcW w:w="1235" w:type="dxa"/>
+            <w:tcW w:w="774" w:type="dxa"/>
+            <w:tcBorders>
+              <w:bottom w:val="single" w:sz="5" w:space="0" w:color="auto"/>
+            </w:tcBorders>
+            <w:vAlign w:val="bottom"/>
+          </w:tcPr>
+          <w:p/>
+        </w:tc>
+        <w:tc>
+          <w:tcPr>
+            <w:tcW w:w="364" w:type="dxa"/>
+            <w:tcBorders>
+              <w:bottom w:val="single" w:sz="5" w:space="0" w:color="auto"/>
+            </w:tcBorders>
+            <w:vAlign w:val="bottom"/>
+          </w:tcPr>
+          <w:p/>
+        </w:tc>
+        <w:tc>
+          <w:tcPr>
+            <w:tcW w:w="774" w:type="dxa"/>
+            <w:tcBorders>
+              <w:bottom w:val="single" w:sz="5" w:space="0" w:color="auto"/>
+            </w:tcBorders>
+            <w:vAlign w:val="bottom"/>
+          </w:tcPr>
+          <w:p/>
+        </w:tc>
+        <w:tc>
+          <w:tcPr>
+            <w:tcW w:w="789" w:type="dxa"/>
+            <w:tcBorders>
+              <w:bottom w:val="single" w:sz="5" w:space="0" w:color="auto"/>
+            </w:tcBorders>
+            <w:vAlign w:val="bottom"/>
+          </w:tcPr>
+          <w:p/>
+        </w:tc>
+        <w:tc>
+          <w:tcPr>
+            <w:tcW w:w="1122" w:type="dxa"/>
+            <w:tcBorders>
+              <w:bottom w:val="single" w:sz="5" w:space="0" w:color="auto"/>
+            </w:tcBorders>
+            <w:vAlign w:val="bottom"/>
+          </w:tcPr>
+          <w:p/>
+        </w:tc>
+        <w:tc>
+          <w:tcPr>
+            <w:tcW w:w="1244" w:type="dxa"/>
             <w:tcBorders>
               <w:top w:val="single" w:sz="5" w:space="0" w:color="auto"/>
               <w:left w:val="single" w:sz="5" w:space="0" w:color="auto"/>
@@ -4341,7 +4284,7 @@
         </w:tc>
         <w:tc>
           <w:tcPr>
-            <w:tcW w:w="1447" w:type="dxa"/>
+            <w:tcW w:w="1457" w:type="dxa"/>
             <w:tcBorders>
               <w:top w:val="single" w:sz="5" w:space="0" w:color="auto"/>
               <w:left w:val="single" w:sz="5" w:space="0" w:color="auto"/>
@@ -4367,7 +4310,7 @@
         </w:tc>
         <w:tc>
           <w:tcPr>
-            <w:tcW w:w="1023" w:type="dxa"/>
+            <w:tcW w:w="1031" w:type="dxa"/>
             <w:tcBorders>
               <w:top w:val="single" w:sz="5" w:space="0" w:color="auto"/>
               <w:left w:val="single" w:sz="5" w:space="0" w:color="auto"/>
@@ -4407,7 +4350,7 @@
         </w:tc>
         <w:tc>
           <w:tcPr>
-            <w:tcW w:w="1235" w:type="dxa"/>
+            <w:tcW w:w="1244" w:type="dxa"/>
             <w:tcBorders>
               <w:top w:val="single" w:sz="5" w:space="0" w:color="auto"/>
               <w:left w:val="single" w:sz="5" w:space="0" w:color="auto"/>
@@ -4419,41 +4362,38 @@
           <w:p>
             <w:pPr>
               <w:jc w:val="right"/>
-              <w:rPr>
+            </w:pPr>
+            <w:r>
+              <w:rPr>
+                <w:sz w:val="13"/>
+                <w:szCs w:val="13"/>
                 <w:lang w:val="en-US"/>
               </w:rPr>
-            </w:pPr>
+              <w:t>{{</w:t>
+            </w:r>
+            <w:proofErr w:type="spellStart"/>
             <w:r>
               <w:rPr>
                 <w:sz w:val="13"/>
                 <w:szCs w:val="13"/>
                 <w:lang w:val="en-US"/>
               </w:rPr>
-              <w:t>{{</w:t>
-            </w:r>
-            <w:proofErr w:type="spellStart"/>
+              <w:t>item_total_with_vat</w:t>
+            </w:r>
+            <w:proofErr w:type="spellEnd"/>
             <w:r>
               <w:rPr>
                 <w:sz w:val="13"/>
                 <w:szCs w:val="13"/>
                 <w:lang w:val="en-US"/>
               </w:rPr>
-              <w:t>item_total_with_vat</w:t>
-            </w:r>
-            <w:proofErr w:type="spellEnd"/>
-            <w:r>
-              <w:rPr>
-                <w:sz w:val="13"/>
-                <w:szCs w:val="13"/>
-                <w:lang w:val="en-US"/>
-              </w:rPr>
               <w:t>}}</w:t>
             </w:r>
           </w:p>
         </w:tc>
         <w:tc>
           <w:tcPr>
-            <w:tcW w:w="2981" w:type="dxa"/>
+            <w:tcW w:w="3003" w:type="dxa"/>
             <w:tcBorders>
               <w:top w:val="single" w:sz="5" w:space="0" w:color="auto"/>
               <w:left w:val="single" w:sz="5" w:space="0" w:color="auto"/>
@@ -4465,9 +4405,6 @@
           <w:p>
             <w:pPr>
               <w:wordWrap w:val="0"/>
-              <w:rPr>
-                <w:lang w:val="en-US"/>
-              </w:rPr>
             </w:pPr>
           </w:p>
         </w:tc>
@@ -4476,13 +4413,7 @@
             <w:tcW w:w="136" w:type="dxa"/>
             <w:vAlign w:val="bottom"/>
           </w:tcPr>
-          <w:p>
-            <w:pPr>
-              <w:rPr>
-                <w:lang w:val="en-US"/>
-              </w:rPr>
-            </w:pPr>
-          </w:p>
+          <w:p/>
         </w:tc>
       </w:tr>
     </w:tbl>
@@ -4500,19 +4431,19 @@
       </w:tblPr>
       <w:tblGrid>
         <w:gridCol w:w="134"/>
-        <w:gridCol w:w="1156"/>
-        <w:gridCol w:w="210"/>
-        <w:gridCol w:w="2718"/>
-        <w:gridCol w:w="1772"/>
+        <w:gridCol w:w="1165"/>
+        <w:gridCol w:w="212"/>
+        <w:gridCol w:w="2738"/>
+        <w:gridCol w:w="1785"/>
+        <w:gridCol w:w="136"/>
+        <w:gridCol w:w="2329"/>
+        <w:gridCol w:w="136"/>
+        <w:gridCol w:w="499"/>
+        <w:gridCol w:w="1876"/>
+        <w:gridCol w:w="1785"/>
+        <w:gridCol w:w="136"/>
+        <w:gridCol w:w="2753"/>
         <w:gridCol w:w="135"/>
-        <w:gridCol w:w="2313"/>
-        <w:gridCol w:w="135"/>
-        <w:gridCol w:w="496"/>
-        <w:gridCol w:w="1862"/>
-        <w:gridCol w:w="1772"/>
-        <w:gridCol w:w="135"/>
-        <w:gridCol w:w="2733"/>
-        <w:gridCol w:w="134"/>
       </w:tblGrid>
       <w:tr>
         <w:trPr>
@@ -4524,26 +4455,14 @@
             <w:tcW w:w="90" w:type="dxa"/>
             <w:vAlign w:val="bottom"/>
           </w:tcPr>
-          <w:p>
-            <w:pPr>
-              <w:rPr>
-                <w:lang w:val="en-US"/>
-              </w:rPr>
-            </w:pPr>
-          </w:p>
+          <w:p/>
         </w:tc>
         <w:tc>
           <w:tcPr>
             <w:tcW w:w="1155" w:type="dxa"/>
             <w:vAlign w:val="bottom"/>
           </w:tcPr>
-          <w:p>
-            <w:pPr>
-              <w:rPr>
-                <w:lang w:val="en-US"/>
-              </w:rPr>
-            </w:pPr>
-          </w:p>
+          <w:p/>
         </w:tc>
         <w:tc>
           <w:tcPr>
@@ -4553,13 +4472,7 @@
             </w:tcBorders>
             <w:vAlign w:val="bottom"/>
           </w:tcPr>
-          <w:p>
-            <w:pPr>
-              <w:rPr>
-                <w:lang w:val="en-US"/>
-              </w:rPr>
-            </w:pPr>
-          </w:p>
+          <w:p/>
         </w:tc>
         <w:tc>
           <w:tcPr>
@@ -4569,143 +4482,77 @@
             </w:tcBorders>
             <w:vAlign w:val="bottom"/>
           </w:tcPr>
-          <w:p>
-            <w:pPr>
-              <w:rPr>
-                <w:lang w:val="en-US"/>
-              </w:rPr>
-            </w:pPr>
-          </w:p>
+          <w:p/>
         </w:tc>
         <w:tc>
           <w:tcPr>
             <w:tcW w:w="1770" w:type="dxa"/>
             <w:vAlign w:val="bottom"/>
           </w:tcPr>
-          <w:p>
-            <w:pPr>
-              <w:rPr>
-                <w:lang w:val="en-US"/>
-              </w:rPr>
-            </w:pPr>
-          </w:p>
+          <w:p/>
         </w:tc>
         <w:tc>
           <w:tcPr>
             <w:tcW w:w="135" w:type="dxa"/>
             <w:vAlign w:val="bottom"/>
           </w:tcPr>
-          <w:p>
-            <w:pPr>
-              <w:rPr>
-                <w:lang w:val="en-US"/>
-              </w:rPr>
-            </w:pPr>
-          </w:p>
+          <w:p/>
         </w:tc>
         <w:tc>
           <w:tcPr>
             <w:tcW w:w="2310" w:type="dxa"/>
             <w:vAlign w:val="bottom"/>
           </w:tcPr>
-          <w:p>
-            <w:pPr>
-              <w:rPr>
-                <w:lang w:val="en-US"/>
-              </w:rPr>
-            </w:pPr>
-          </w:p>
+          <w:p/>
         </w:tc>
         <w:tc>
           <w:tcPr>
             <w:tcW w:w="135" w:type="dxa"/>
             <w:vAlign w:val="bottom"/>
           </w:tcPr>
-          <w:p>
-            <w:pPr>
-              <w:rPr>
-                <w:lang w:val="en-US"/>
-              </w:rPr>
-            </w:pPr>
-          </w:p>
+          <w:p/>
         </w:tc>
         <w:tc>
           <w:tcPr>
             <w:tcW w:w="495" w:type="dxa"/>
             <w:vAlign w:val="bottom"/>
           </w:tcPr>
-          <w:p>
-            <w:pPr>
-              <w:rPr>
-                <w:lang w:val="en-US"/>
-              </w:rPr>
-            </w:pPr>
-          </w:p>
+          <w:p/>
         </w:tc>
         <w:tc>
           <w:tcPr>
             <w:tcW w:w="1860" w:type="dxa"/>
             <w:vAlign w:val="bottom"/>
           </w:tcPr>
-          <w:p>
-            <w:pPr>
-              <w:rPr>
-                <w:lang w:val="en-US"/>
-              </w:rPr>
-            </w:pPr>
-          </w:p>
+          <w:p/>
         </w:tc>
         <w:tc>
           <w:tcPr>
             <w:tcW w:w="1770" w:type="dxa"/>
             <w:vAlign w:val="bottom"/>
           </w:tcPr>
-          <w:p>
-            <w:pPr>
-              <w:rPr>
-                <w:lang w:val="en-US"/>
-              </w:rPr>
-            </w:pPr>
-          </w:p>
+          <w:p/>
         </w:tc>
         <w:tc>
           <w:tcPr>
             <w:tcW w:w="135" w:type="dxa"/>
             <w:vAlign w:val="bottom"/>
           </w:tcPr>
-          <w:p>
-            <w:pPr>
-              <w:rPr>
-                <w:lang w:val="en-US"/>
-              </w:rPr>
-            </w:pPr>
-          </w:p>
+          <w:p/>
         </w:tc>
         <w:tc>
           <w:tcPr>
             <w:tcW w:w="2730" w:type="dxa"/>
             <w:vAlign w:val="bottom"/>
           </w:tcPr>
-          <w:p>
-            <w:pPr>
-              <w:rPr>
-                <w:lang w:val="en-US"/>
-              </w:rPr>
-            </w:pPr>
-          </w:p>
+          <w:p/>
         </w:tc>
         <w:tc>
           <w:tcPr>
             <w:tcW w:w="75" w:type="dxa"/>
             <w:vAlign w:val="bottom"/>
           </w:tcPr>
-          <w:p>
-            <w:pPr>
-              <w:rPr>
-                <w:lang w:val="en-US"/>
-              </w:rPr>
-            </w:pPr>
-          </w:p>
+          <w:p/>
         </w:tc>
       </w:tr>
       <w:tr>
@@ -4718,13 +4565,7 @@
             <w:tcW w:w="90" w:type="dxa"/>
             <w:vAlign w:val="bottom"/>
           </w:tcPr>
-          <w:p>
-            <w:pPr>
-              <w:rPr>
-                <w:lang w:val="en-US"/>
-              </w:rPr>
-            </w:pPr>
-          </w:p>
+          <w:p/>
         </w:tc>
         <w:tc>
           <w:tcPr>
@@ -4739,18 +4580,54 @@
               <w:t>Документ составлен на</w:t>
             </w:r>
             <w:r>
+              <w:rPr>
+                <w:szCs w:val="15"/>
+              </w:rPr>
               <w:t xml:space="preserve"> </w:t>
             </w:r>
             <w:r>
-              <w:t>{{</w:t>
-            </w:r>
-            <w:proofErr w:type="spellStart"/>
-            <w:r>
-              <w:t>pages_info</w:t>
-            </w:r>
-            <w:proofErr w:type="spellEnd"/>
-            <w:r>
-              <w:t>}}</w:t>
+              <w:rPr>
+                <w:szCs w:val="15"/>
+              </w:rPr>
+              <w:fldChar w:fldCharType="begin"/>
+            </w:r>
+            <w:r>
+              <w:rPr>
+                <w:szCs w:val="15"/>
+              </w:rPr>
+              <w:instrText xml:space="preserve"> NUMPAGES   \* MERGEFORMAT </w:instrText>
+            </w:r>
+            <w:r>
+              <w:rPr>
+                <w:szCs w:val="15"/>
+              </w:rPr>
+              <w:fldChar w:fldCharType="separate"/>
+            </w:r>
+            <w:r>
+              <w:rPr>
+                <w:noProof/>
+                <w:szCs w:val="15"/>
+              </w:rPr>
+              <w:t>1</w:t>
+            </w:r>
+            <w:r>
+              <w:rPr>
+                <w:szCs w:val="15"/>
+              </w:rPr>
+              <w:fldChar w:fldCharType="end"/>
+            </w:r>
+            <w:r>
+              <w:rPr>
+                <w:szCs w:val="15"/>
+                <w:lang w:val="en-US"/>
+              </w:rPr>
+              <w:t xml:space="preserve"> </w:t>
+            </w:r>
+            <w:r>
+              <w:rPr>
+                <w:szCs w:val="15"/>
+              </w:rPr>
+              <w:t>л.</w:t>
             </w:r>
           </w:p>
         </w:tc>
@@ -4810,14 +4687,7 @@
             <w:tcW w:w="135" w:type="dxa"/>
             <w:vAlign w:val="bottom"/>
           </w:tcPr>
-          <w:p>
-            <w:pPr>
-              <w:rPr>
-                <w:sz w:val="13"/>
-                <w:szCs w:val="13"/>
-              </w:rPr>
-            </w:pPr>
-          </w:p>
+          <w:p/>
         </w:tc>
         <w:tc>
           <w:tcPr>
@@ -4828,12 +4698,6 @@
             <w:vAlign w:val="bottom"/>
           </w:tcPr>
           <w:p>
-            <w:pPr>
-              <w:rPr>
-                <w:sz w:val="13"/>
-                <w:szCs w:val="13"/>
-              </w:rPr>
-            </w:pPr>
             <w:r>
               <w:rPr>
                 <w:sz w:val="13"/>
@@ -5277,6 +5141,9 @@
             <w:vAlign w:val="bottom"/>
           </w:tcPr>
           <w:p>
+            <w:pPr>
+              <w:jc w:val="center"/>
+            </w:pPr>
             <w:r>
               <w:rPr>
                 <w:sz w:val="13"/>
@@ -5500,24 +5367,24 @@
         <w:tblLook w:val="04A0" w:firstRow="1" w:lastRow="0" w:firstColumn="1" w:lastColumn="0" w:noHBand="0" w:noVBand="1"/>
       </w:tblPr>
       <w:tblGrid>
+        <w:gridCol w:w="152"/>
+        <w:gridCol w:w="2228"/>
+        <w:gridCol w:w="135"/>
+        <w:gridCol w:w="301"/>
+        <w:gridCol w:w="1310"/>
+        <w:gridCol w:w="798"/>
         <w:gridCol w:w="151"/>
-        <w:gridCol w:w="2211"/>
-        <w:gridCol w:w="135"/>
-        <w:gridCol w:w="299"/>
-        <w:gridCol w:w="1300"/>
-        <w:gridCol w:w="792"/>
-        <w:gridCol w:w="150"/>
-        <w:gridCol w:w="2405"/>
-        <w:gridCol w:w="344"/>
+        <w:gridCol w:w="2424"/>
+        <w:gridCol w:w="346"/>
         <w:gridCol w:w="134"/>
         <w:gridCol w:w="134"/>
-        <w:gridCol w:w="2211"/>
-        <w:gridCol w:w="150"/>
-        <w:gridCol w:w="1300"/>
-        <w:gridCol w:w="792"/>
+        <w:gridCol w:w="2228"/>
+        <w:gridCol w:w="151"/>
+        <w:gridCol w:w="1310"/>
+        <w:gridCol w:w="798"/>
         <w:gridCol w:w="135"/>
-        <w:gridCol w:w="2584"/>
-        <w:gridCol w:w="344"/>
+        <w:gridCol w:w="2604"/>
+        <w:gridCol w:w="346"/>
         <w:gridCol w:w="134"/>
       </w:tblGrid>
       <w:tr>
@@ -5527,14 +5394,14 @@
         </w:trPr>
         <w:tc>
           <w:tcPr>
-            <w:tcW w:w="150" w:type="dxa"/>
-            <w:vAlign w:val="bottom"/>
-          </w:tcPr>
-          <w:p/>
-        </w:tc>
-        <w:tc>
-          <w:tcPr>
-            <w:tcW w:w="2220" w:type="dxa"/>
+            <w:tcW w:w="152" w:type="dxa"/>
+            <w:vAlign w:val="bottom"/>
+          </w:tcPr>
+          <w:p/>
+        </w:tc>
+        <w:tc>
+          <w:tcPr>
+            <w:tcW w:w="2228" w:type="dxa"/>
             <w:vAlign w:val="bottom"/>
           </w:tcPr>
           <w:p/>
@@ -5548,21 +5415,21 @@
         </w:tc>
         <w:tc>
           <w:tcPr>
-            <w:tcW w:w="300" w:type="dxa"/>
-            <w:vAlign w:val="bottom"/>
-          </w:tcPr>
-          <w:p/>
-        </w:tc>
-        <w:tc>
-          <w:tcPr>
-            <w:tcW w:w="1305" w:type="dxa"/>
-            <w:vAlign w:val="bottom"/>
-          </w:tcPr>
-          <w:p/>
-        </w:tc>
-        <w:tc>
-          <w:tcPr>
-            <w:tcW w:w="11085" w:type="dxa"/>
+            <w:tcW w:w="301" w:type="dxa"/>
+            <w:vAlign w:val="bottom"/>
+          </w:tcPr>
+          <w:p/>
+        </w:tc>
+        <w:tc>
+          <w:tcPr>
+            <w:tcW w:w="1310" w:type="dxa"/>
+            <w:vAlign w:val="bottom"/>
+          </w:tcPr>
+          <w:p/>
+        </w:tc>
+        <w:tc>
+          <w:tcPr>
+            <w:tcW w:w="11213" w:type="dxa"/>
             <w:gridSpan w:val="12"/>
             <w:vMerge w:val="restart"/>
             <w:tcBorders>
@@ -5601,10 +5468,17 @@
               <w:t>}}</w:t>
             </w:r>
           </w:p>
-        </w:tc>
-        <w:tc>
-          <w:tcPr>
-            <w:tcW w:w="345" w:type="dxa"/>
+          <w:p>
+            <w:pPr>
+              <w:rPr>
+                <w:lang w:val="en-US"/>
+              </w:rPr>
+            </w:pPr>
+          </w:p>
+        </w:tc>
+        <w:tc>
+          <w:tcPr>
+            <w:tcW w:w="346" w:type="dxa"/>
             <w:vMerge w:val="restart"/>
             <w:vAlign w:val="center"/>
           </w:tcPr>
@@ -5623,7 +5497,7 @@
         </w:tc>
         <w:tc>
           <w:tcPr>
-            <w:tcW w:w="30" w:type="dxa"/>
+            <w:tcW w:w="134" w:type="dxa"/>
             <w:vAlign w:val="bottom"/>
           </w:tcPr>
           <w:p/>
@@ -5635,14 +5509,14 @@
         </w:trPr>
         <w:tc>
           <w:tcPr>
-            <w:tcW w:w="150" w:type="dxa"/>
-            <w:vAlign w:val="bottom"/>
-          </w:tcPr>
-          <w:p/>
-        </w:tc>
-        <w:tc>
-          <w:tcPr>
-            <w:tcW w:w="3960" w:type="dxa"/>
+            <w:tcW w:w="152" w:type="dxa"/>
+            <w:vAlign w:val="bottom"/>
+          </w:tcPr>
+          <w:p/>
+        </w:tc>
+        <w:tc>
+          <w:tcPr>
+            <w:tcW w:w="3974" w:type="dxa"/>
             <w:gridSpan w:val="4"/>
             <w:vAlign w:val="bottom"/>
           </w:tcPr>
@@ -5660,7 +5534,7 @@
         </w:tc>
         <w:tc>
           <w:tcPr>
-            <w:tcW w:w="11085" w:type="dxa"/>
+            <w:tcW w:w="11213" w:type="dxa"/>
             <w:gridSpan w:val="12"/>
             <w:vMerge/>
             <w:tcBorders>
@@ -5672,7 +5546,7 @@
         </w:tc>
         <w:tc>
           <w:tcPr>
-            <w:tcW w:w="345" w:type="dxa"/>
+            <w:tcW w:w="346" w:type="dxa"/>
             <w:vMerge/>
             <w:vAlign w:val="bottom"/>
           </w:tcPr>
@@ -5680,7 +5554,7 @@
         </w:tc>
         <w:tc>
           <w:tcPr>
-            <w:tcW w:w="30" w:type="dxa"/>
+            <w:tcW w:w="134" w:type="dxa"/>
             <w:vAlign w:val="bottom"/>
           </w:tcPr>
           <w:p/>
@@ -5693,14 +5567,14 @@
         </w:trPr>
         <w:tc>
           <w:tcPr>
-            <w:tcW w:w="150" w:type="dxa"/>
-            <w:vAlign w:val="bottom"/>
-          </w:tcPr>
-          <w:p/>
-        </w:tc>
-        <w:tc>
-          <w:tcPr>
-            <w:tcW w:w="2220" w:type="dxa"/>
+            <w:tcW w:w="152" w:type="dxa"/>
+            <w:vAlign w:val="bottom"/>
+          </w:tcPr>
+          <w:p/>
+        </w:tc>
+        <w:tc>
+          <w:tcPr>
+            <w:tcW w:w="2228" w:type="dxa"/>
             <w:vAlign w:val="bottom"/>
           </w:tcPr>
           <w:p/>
@@ -5714,21 +5588,21 @@
         </w:tc>
         <w:tc>
           <w:tcPr>
-            <w:tcW w:w="300" w:type="dxa"/>
-            <w:vAlign w:val="bottom"/>
-          </w:tcPr>
-          <w:p/>
-        </w:tc>
-        <w:tc>
-          <w:tcPr>
-            <w:tcW w:w="1305" w:type="dxa"/>
-            <w:vAlign w:val="bottom"/>
-          </w:tcPr>
-          <w:p/>
-        </w:tc>
-        <w:tc>
-          <w:tcPr>
-            <w:tcW w:w="11085" w:type="dxa"/>
+            <w:tcW w:w="301" w:type="dxa"/>
+            <w:vAlign w:val="bottom"/>
+          </w:tcPr>
+          <w:p/>
+        </w:tc>
+        <w:tc>
+          <w:tcPr>
+            <w:tcW w:w="1310" w:type="dxa"/>
+            <w:vAlign w:val="bottom"/>
+          </w:tcPr>
+          <w:p/>
+        </w:tc>
+        <w:tc>
+          <w:tcPr>
+            <w:tcW w:w="11213" w:type="dxa"/>
             <w:gridSpan w:val="12"/>
           </w:tcPr>
           <w:p>
@@ -5747,7 +5621,7 @@
         </w:tc>
         <w:tc>
           <w:tcPr>
-            <w:tcW w:w="345" w:type="dxa"/>
+            <w:tcW w:w="346" w:type="dxa"/>
             <w:vMerge/>
             <w:vAlign w:val="bottom"/>
           </w:tcPr>
@@ -5755,7 +5629,7 @@
         </w:tc>
         <w:tc>
           <w:tcPr>
-            <w:tcW w:w="30" w:type="dxa"/>
+            <w:tcW w:w="134" w:type="dxa"/>
             <w:vAlign w:val="bottom"/>
           </w:tcPr>
           <w:p/>
@@ -5767,14 +5641,14 @@
         </w:trPr>
         <w:tc>
           <w:tcPr>
-            <w:tcW w:w="150" w:type="dxa"/>
-            <w:vAlign w:val="bottom"/>
-          </w:tcPr>
-          <w:p/>
-        </w:tc>
-        <w:tc>
-          <w:tcPr>
-            <w:tcW w:w="2655" w:type="dxa"/>
+            <w:tcW w:w="152" w:type="dxa"/>
+            <w:vAlign w:val="bottom"/>
+          </w:tcPr>
+          <w:p/>
+        </w:tc>
+        <w:tc>
+          <w:tcPr>
+            <w:tcW w:w="2664" w:type="dxa"/>
             <w:gridSpan w:val="3"/>
             <w:tcBorders>
               <w:bottom w:val="none" w:sz="5" w:space="0" w:color="auto"/>
@@ -5795,7 +5669,7 @@
         </w:tc>
         <w:tc>
           <w:tcPr>
-            <w:tcW w:w="12390" w:type="dxa"/>
+            <w:tcW w:w="12523" w:type="dxa"/>
             <w:gridSpan w:val="13"/>
             <w:tcBorders>
               <w:bottom w:val="single" w:sz="5" w:space="0" w:color="auto"/>
@@ -5816,7 +5690,7 @@
                 <w:sz w:val="13"/>
                 <w:szCs w:val="13"/>
               </w:rPr>
-              <w:t>transport_cargo_info</w:t>
+              <w:t>transferor_position</w:t>
             </w:r>
             <w:proofErr w:type="spellEnd"/>
             <w:r>
@@ -5830,7 +5704,7 @@
         </w:tc>
         <w:tc>
           <w:tcPr>
-            <w:tcW w:w="345" w:type="dxa"/>
+            <w:tcW w:w="346" w:type="dxa"/>
             <w:vMerge w:val="restart"/>
           </w:tcPr>
           <w:p>
@@ -5848,7 +5722,7 @@
         </w:tc>
         <w:tc>
           <w:tcPr>
-            <w:tcW w:w="30" w:type="dxa"/>
+            <w:tcW w:w="134" w:type="dxa"/>
             <w:vAlign w:val="bottom"/>
           </w:tcPr>
           <w:p/>
@@ -5861,14 +5735,14 @@
         </w:trPr>
         <w:tc>
           <w:tcPr>
-            <w:tcW w:w="150" w:type="dxa"/>
-            <w:vAlign w:val="bottom"/>
-          </w:tcPr>
-          <w:p/>
-        </w:tc>
-        <w:tc>
-          <w:tcPr>
-            <w:tcW w:w="2220" w:type="dxa"/>
+            <w:tcW w:w="152" w:type="dxa"/>
+            <w:vAlign w:val="bottom"/>
+          </w:tcPr>
+          <w:p/>
+        </w:tc>
+        <w:tc>
+          <w:tcPr>
+            <w:tcW w:w="2228" w:type="dxa"/>
             <w:vAlign w:val="bottom"/>
           </w:tcPr>
           <w:p/>
@@ -5882,18 +5756,18 @@
         </w:tc>
         <w:tc>
           <w:tcPr>
-            <w:tcW w:w="300" w:type="dxa"/>
-          </w:tcPr>
-          <w:p>
-            <w:pPr>
-              <w:wordWrap w:val="0"/>
-              <w:jc w:val="center"/>
-            </w:pPr>
-          </w:p>
-        </w:tc>
-        <w:tc>
-          <w:tcPr>
-            <w:tcW w:w="12390" w:type="dxa"/>
+            <w:tcW w:w="301" w:type="dxa"/>
+          </w:tcPr>
+          <w:p>
+            <w:pPr>
+              <w:wordWrap w:val="0"/>
+              <w:jc w:val="center"/>
+            </w:pPr>
+          </w:p>
+        </w:tc>
+        <w:tc>
+          <w:tcPr>
+            <w:tcW w:w="12523" w:type="dxa"/>
             <w:gridSpan w:val="13"/>
           </w:tcPr>
           <w:p>
@@ -5912,7 +5786,7 @@
         </w:tc>
         <w:tc>
           <w:tcPr>
-            <w:tcW w:w="345" w:type="dxa"/>
+            <w:tcW w:w="346" w:type="dxa"/>
             <w:vMerge/>
             <w:vAlign w:val="bottom"/>
           </w:tcPr>
@@ -5920,7 +5794,811 @@
         </w:tc>
         <w:tc>
           <w:tcPr>
-            <w:tcW w:w="30" w:type="dxa"/>
+            <w:tcW w:w="134" w:type="dxa"/>
+            <w:vAlign w:val="bottom"/>
+          </w:tcPr>
+          <w:p/>
+        </w:tc>
+      </w:tr>
+      <w:tr>
+        <w:trPr>
+          <w:cantSplit/>
+        </w:trPr>
+        <w:tc>
+          <w:tcPr>
+            <w:tcW w:w="152" w:type="dxa"/>
+            <w:vAlign w:val="bottom"/>
+          </w:tcPr>
+          <w:p/>
+        </w:tc>
+        <w:tc>
+          <w:tcPr>
+            <w:tcW w:w="7347" w:type="dxa"/>
+            <w:gridSpan w:val="7"/>
+            <w:vAlign w:val="bottom"/>
+          </w:tcPr>
+          <w:p>
+            <w:pPr>
+              <w:wordWrap w:val="0"/>
+            </w:pPr>
+            <w:r>
+              <w:rPr>
+                <w:szCs w:val="15"/>
+              </w:rPr>
+              <w:t>Товар (груз) передал / услуги, результаты работ, права сдал</w:t>
+            </w:r>
+          </w:p>
+        </w:tc>
+        <w:tc>
+          <w:tcPr>
+            <w:tcW w:w="346" w:type="dxa"/>
+            <w:vAlign w:val="bottom"/>
+          </w:tcPr>
+          <w:p>
+            <w:pPr>
+              <w:wordWrap w:val="0"/>
+              <w:jc w:val="right"/>
+            </w:pPr>
+          </w:p>
+        </w:tc>
+        <w:tc>
+          <w:tcPr>
+            <w:tcW w:w="134" w:type="dxa"/>
+            <w:vAlign w:val="bottom"/>
+          </w:tcPr>
+          <w:p/>
+        </w:tc>
+        <w:tc>
+          <w:tcPr>
+            <w:tcW w:w="134" w:type="dxa"/>
+            <w:tcBorders>
+              <w:left w:val="single" w:sz="10" w:space="0" w:color="auto"/>
+            </w:tcBorders>
+            <w:vAlign w:val="bottom"/>
+          </w:tcPr>
+          <w:p/>
+        </w:tc>
+        <w:tc>
+          <w:tcPr>
+            <w:tcW w:w="7226" w:type="dxa"/>
+            <w:gridSpan w:val="6"/>
+            <w:vAlign w:val="bottom"/>
+          </w:tcPr>
+          <w:p>
+            <w:pPr>
+              <w:wordWrap w:val="0"/>
+            </w:pPr>
+            <w:r>
+              <w:rPr>
+                <w:szCs w:val="15"/>
+              </w:rPr>
+              <w:t>Товар (груз) получил / услуги, результаты работ, права принял</w:t>
+            </w:r>
+          </w:p>
+        </w:tc>
+        <w:tc>
+          <w:tcPr>
+            <w:tcW w:w="346" w:type="dxa"/>
+            <w:vAlign w:val="bottom"/>
+          </w:tcPr>
+          <w:p>
+            <w:pPr>
+              <w:wordWrap w:val="0"/>
+              <w:jc w:val="right"/>
+            </w:pPr>
+          </w:p>
+        </w:tc>
+        <w:tc>
+          <w:tcPr>
+            <w:tcW w:w="134" w:type="dxa"/>
+            <w:vAlign w:val="bottom"/>
+          </w:tcPr>
+          <w:p/>
+        </w:tc>
+      </w:tr>
+      <w:tr>
+        <w:trPr>
+          <w:cantSplit/>
+        </w:trPr>
+        <w:tc>
+          <w:tcPr>
+            <w:tcW w:w="152" w:type="dxa"/>
+            <w:vAlign w:val="bottom"/>
+          </w:tcPr>
+          <w:p/>
+        </w:tc>
+        <w:tc>
+          <w:tcPr>
+            <w:tcW w:w="2228" w:type="dxa"/>
+            <w:tcBorders>
+              <w:bottom w:val="single" w:sz="5" w:space="0" w:color="auto"/>
+            </w:tcBorders>
+            <w:vAlign w:val="bottom"/>
+          </w:tcPr>
+          <w:p>
+            <w:r>
+              <w:rPr>
+                <w:sz w:val="13"/>
+                <w:szCs w:val="13"/>
+              </w:rPr>
+              <w:t>{{</w:t>
+            </w:r>
+            <w:proofErr w:type="spellStart"/>
+            <w:r>
+              <w:rPr>
+                <w:sz w:val="13"/>
+                <w:szCs w:val="13"/>
+              </w:rPr>
+              <w:t>transferor_position</w:t>
+            </w:r>
+            <w:proofErr w:type="spellEnd"/>
+            <w:r>
+              <w:rPr>
+                <w:sz w:val="13"/>
+                <w:szCs w:val="13"/>
+              </w:rPr>
+              <w:t>}}</w:t>
+            </w:r>
+          </w:p>
+        </w:tc>
+        <w:tc>
+          <w:tcPr>
+            <w:tcW w:w="135" w:type="dxa"/>
+            <w:vAlign w:val="bottom"/>
+          </w:tcPr>
+          <w:p/>
+        </w:tc>
+        <w:tc>
+          <w:tcPr>
+            <w:tcW w:w="2409" w:type="dxa"/>
+            <w:gridSpan w:val="3"/>
+            <w:tcBorders>
+              <w:bottom w:val="single" w:sz="5" w:space="0" w:color="auto"/>
+            </w:tcBorders>
+            <w:vAlign w:val="bottom"/>
+          </w:tcPr>
+          <w:p/>
+        </w:tc>
+        <w:tc>
+          <w:tcPr>
+            <w:tcW w:w="151" w:type="dxa"/>
+            <w:vAlign w:val="bottom"/>
+          </w:tcPr>
+          <w:p/>
+        </w:tc>
+        <w:tc>
+          <w:tcPr>
+            <w:tcW w:w="2424" w:type="dxa"/>
+            <w:tcBorders>
+              <w:bottom w:val="single" w:sz="5" w:space="0" w:color="auto"/>
+            </w:tcBorders>
+            <w:vAlign w:val="bottom"/>
+          </w:tcPr>
+          <w:p>
+            <w:r>
+              <w:rPr>
+                <w:sz w:val="13"/>
+                <w:szCs w:val="13"/>
+              </w:rPr>
+              <w:t>{{</w:t>
+            </w:r>
+            <w:proofErr w:type="spellStart"/>
+            <w:r>
+              <w:rPr>
+                <w:sz w:val="13"/>
+                <w:szCs w:val="13"/>
+              </w:rPr>
+              <w:t>transferor_name</w:t>
+            </w:r>
+            <w:proofErr w:type="spellEnd"/>
+            <w:r>
+              <w:rPr>
+                <w:sz w:val="13"/>
+                <w:szCs w:val="13"/>
+              </w:rPr>
+              <w:t>}}</w:t>
+            </w:r>
+          </w:p>
+        </w:tc>
+        <w:tc>
+          <w:tcPr>
+            <w:tcW w:w="346" w:type="dxa"/>
+            <w:vMerge w:val="restart"/>
+          </w:tcPr>
+          <w:p>
+            <w:pPr>
+              <w:wordWrap w:val="0"/>
+              <w:jc w:val="right"/>
+            </w:pPr>
+            <w:r>
+              <w:rPr>
+                <w:szCs w:val="15"/>
+              </w:rPr>
+              <w:t>[10]</w:t>
+            </w:r>
+          </w:p>
+        </w:tc>
+        <w:tc>
+          <w:tcPr>
+            <w:tcW w:w="134" w:type="dxa"/>
+            <w:vAlign w:val="bottom"/>
+          </w:tcPr>
+          <w:p/>
+        </w:tc>
+        <w:tc>
+          <w:tcPr>
+            <w:tcW w:w="134" w:type="dxa"/>
+            <w:tcBorders>
+              <w:left w:val="single" w:sz="10" w:space="0" w:color="auto"/>
+            </w:tcBorders>
+            <w:vAlign w:val="bottom"/>
+          </w:tcPr>
+          <w:p/>
+        </w:tc>
+        <w:tc>
+          <w:tcPr>
+            <w:tcW w:w="2228" w:type="dxa"/>
+            <w:tcBorders>
+              <w:bottom w:val="single" w:sz="5" w:space="0" w:color="auto"/>
+            </w:tcBorders>
+            <w:vAlign w:val="bottom"/>
+          </w:tcPr>
+          <w:p>
+            <w:r>
+              <w:rPr>
+                <w:sz w:val="13"/>
+                <w:szCs w:val="13"/>
+              </w:rPr>
+              <w:t>{{</w:t>
+            </w:r>
+            <w:proofErr w:type="spellStart"/>
+            <w:r>
+              <w:rPr>
+                <w:sz w:val="13"/>
+                <w:szCs w:val="13"/>
+              </w:rPr>
+              <w:t>buyer_receiver_position</w:t>
+            </w:r>
+            <w:proofErr w:type="spellEnd"/>
+            <w:r>
+              <w:rPr>
+                <w:sz w:val="13"/>
+                <w:szCs w:val="13"/>
+              </w:rPr>
+              <w:t>}}</w:t>
+            </w:r>
+          </w:p>
+        </w:tc>
+        <w:tc>
+          <w:tcPr>
+            <w:tcW w:w="151" w:type="dxa"/>
+            <w:vAlign w:val="bottom"/>
+          </w:tcPr>
+          <w:p/>
+        </w:tc>
+        <w:tc>
+          <w:tcPr>
+            <w:tcW w:w="2108" w:type="dxa"/>
+            <w:gridSpan w:val="2"/>
+            <w:tcBorders>
+              <w:bottom w:val="single" w:sz="5" w:space="0" w:color="auto"/>
+            </w:tcBorders>
+            <w:vAlign w:val="bottom"/>
+          </w:tcPr>
+          <w:p/>
+        </w:tc>
+        <w:tc>
+          <w:tcPr>
+            <w:tcW w:w="135" w:type="dxa"/>
+            <w:vAlign w:val="bottom"/>
+          </w:tcPr>
+          <w:p/>
+        </w:tc>
+        <w:tc>
+          <w:tcPr>
+            <w:tcW w:w="2604" w:type="dxa"/>
+            <w:tcBorders>
+              <w:bottom w:val="single" w:sz="5" w:space="0" w:color="auto"/>
+            </w:tcBorders>
+            <w:vAlign w:val="bottom"/>
+          </w:tcPr>
+          <w:p>
+            <w:r>
+              <w:rPr>
+                <w:sz w:val="13"/>
+                <w:szCs w:val="13"/>
+              </w:rPr>
+              <w:t>{{</w:t>
+            </w:r>
+            <w:proofErr w:type="spellStart"/>
+            <w:r>
+              <w:rPr>
+                <w:sz w:val="13"/>
+                <w:szCs w:val="13"/>
+              </w:rPr>
+              <w:t>buyer_receiver_name</w:t>
+            </w:r>
+            <w:proofErr w:type="spellEnd"/>
+            <w:r>
+              <w:rPr>
+                <w:sz w:val="13"/>
+                <w:szCs w:val="13"/>
+              </w:rPr>
+              <w:t>}}</w:t>
+            </w:r>
+          </w:p>
+        </w:tc>
+        <w:tc>
+          <w:tcPr>
+            <w:tcW w:w="346" w:type="dxa"/>
+            <w:vMerge w:val="restart"/>
+          </w:tcPr>
+          <w:p>
+            <w:pPr>
+              <w:wordWrap w:val="0"/>
+              <w:jc w:val="right"/>
+            </w:pPr>
+            <w:r>
+              <w:rPr>
+                <w:szCs w:val="15"/>
+              </w:rPr>
+              <w:t>[15]</w:t>
+            </w:r>
+          </w:p>
+        </w:tc>
+        <w:tc>
+          <w:tcPr>
+            <w:tcW w:w="134" w:type="dxa"/>
+            <w:vAlign w:val="bottom"/>
+          </w:tcPr>
+          <w:p/>
+        </w:tc>
+      </w:tr>
+      <w:tr>
+        <w:trPr>
+          <w:cantSplit/>
+          <w:trHeight w:val="144"/>
+        </w:trPr>
+        <w:tc>
+          <w:tcPr>
+            <w:tcW w:w="152" w:type="dxa"/>
+            <w:vAlign w:val="bottom"/>
+          </w:tcPr>
+          <w:p/>
+        </w:tc>
+        <w:tc>
+          <w:tcPr>
+            <w:tcW w:w="2228" w:type="dxa"/>
+          </w:tcPr>
+          <w:p>
+            <w:pPr>
+              <w:wordWrap w:val="0"/>
+              <w:jc w:val="center"/>
+            </w:pPr>
+            <w:r>
+              <w:rPr>
+                <w:sz w:val="11"/>
+                <w:szCs w:val="11"/>
+              </w:rPr>
+              <w:t>(должность)</w:t>
+            </w:r>
+          </w:p>
+        </w:tc>
+        <w:tc>
+          <w:tcPr>
+            <w:tcW w:w="135" w:type="dxa"/>
+            <w:vAlign w:val="bottom"/>
+          </w:tcPr>
+          <w:p/>
+        </w:tc>
+        <w:tc>
+          <w:tcPr>
+            <w:tcW w:w="2409" w:type="dxa"/>
+            <w:gridSpan w:val="3"/>
+          </w:tcPr>
+          <w:p>
+            <w:pPr>
+              <w:wordWrap w:val="0"/>
+              <w:jc w:val="center"/>
+            </w:pPr>
+            <w:r>
+              <w:rPr>
+                <w:sz w:val="11"/>
+                <w:szCs w:val="11"/>
+              </w:rPr>
+              <w:t>(подпись)</w:t>
+            </w:r>
+          </w:p>
+        </w:tc>
+        <w:tc>
+          <w:tcPr>
+            <w:tcW w:w="151" w:type="dxa"/>
+            <w:vAlign w:val="bottom"/>
+          </w:tcPr>
+          <w:p/>
+        </w:tc>
+        <w:tc>
+          <w:tcPr>
+            <w:tcW w:w="2424" w:type="dxa"/>
+          </w:tcPr>
+          <w:p>
+            <w:pPr>
+              <w:wordWrap w:val="0"/>
+              <w:jc w:val="center"/>
+            </w:pPr>
+            <w:r>
+              <w:rPr>
+                <w:sz w:val="11"/>
+                <w:szCs w:val="11"/>
+              </w:rPr>
+              <w:t>(</w:t>
+            </w:r>
+            <w:proofErr w:type="spellStart"/>
+            <w:r>
+              <w:rPr>
+                <w:sz w:val="11"/>
+                <w:szCs w:val="11"/>
+              </w:rPr>
+              <w:t>ф.и.о.</w:t>
+            </w:r>
+            <w:proofErr w:type="spellEnd"/>
+            <w:r>
+              <w:rPr>
+                <w:sz w:val="11"/>
+                <w:szCs w:val="11"/>
+              </w:rPr>
+              <w:t>)</w:t>
+            </w:r>
+          </w:p>
+        </w:tc>
+        <w:tc>
+          <w:tcPr>
+            <w:tcW w:w="346" w:type="dxa"/>
+            <w:vMerge/>
+            <w:vAlign w:val="bottom"/>
+          </w:tcPr>
+          <w:p/>
+        </w:tc>
+        <w:tc>
+          <w:tcPr>
+            <w:tcW w:w="134" w:type="dxa"/>
+            <w:vAlign w:val="bottom"/>
+          </w:tcPr>
+          <w:p/>
+        </w:tc>
+        <w:tc>
+          <w:tcPr>
+            <w:tcW w:w="134" w:type="dxa"/>
+            <w:tcBorders>
+              <w:left w:val="single" w:sz="10" w:space="0" w:color="auto"/>
+            </w:tcBorders>
+            <w:vAlign w:val="bottom"/>
+          </w:tcPr>
+          <w:p/>
+        </w:tc>
+        <w:tc>
+          <w:tcPr>
+            <w:tcW w:w="2228" w:type="dxa"/>
+          </w:tcPr>
+          <w:p>
+            <w:pPr>
+              <w:wordWrap w:val="0"/>
+              <w:jc w:val="center"/>
+            </w:pPr>
+            <w:r>
+              <w:rPr>
+                <w:sz w:val="11"/>
+                <w:szCs w:val="11"/>
+              </w:rPr>
+              <w:t>(должность)</w:t>
+            </w:r>
+          </w:p>
+        </w:tc>
+        <w:tc>
+          <w:tcPr>
+            <w:tcW w:w="151" w:type="dxa"/>
+            <w:vAlign w:val="bottom"/>
+          </w:tcPr>
+          <w:p/>
+        </w:tc>
+        <w:tc>
+          <w:tcPr>
+            <w:tcW w:w="2108" w:type="dxa"/>
+            <w:gridSpan w:val="2"/>
+          </w:tcPr>
+          <w:p>
+            <w:pPr>
+              <w:wordWrap w:val="0"/>
+              <w:jc w:val="center"/>
+            </w:pPr>
+            <w:r>
+              <w:rPr>
+                <w:sz w:val="11"/>
+                <w:szCs w:val="11"/>
+              </w:rPr>
+              <w:t>(подпись)</w:t>
+            </w:r>
+          </w:p>
+        </w:tc>
+        <w:tc>
+          <w:tcPr>
+            <w:tcW w:w="135" w:type="dxa"/>
+            <w:vAlign w:val="bottom"/>
+          </w:tcPr>
+          <w:p/>
+        </w:tc>
+        <w:tc>
+          <w:tcPr>
+            <w:tcW w:w="2604" w:type="dxa"/>
+          </w:tcPr>
+          <w:p>
+            <w:pPr>
+              <w:wordWrap w:val="0"/>
+              <w:jc w:val="center"/>
+            </w:pPr>
+            <w:r>
+              <w:rPr>
+                <w:sz w:val="11"/>
+                <w:szCs w:val="11"/>
+              </w:rPr>
+              <w:t>(</w:t>
+            </w:r>
+            <w:proofErr w:type="spellStart"/>
+            <w:r>
+              <w:rPr>
+                <w:sz w:val="11"/>
+                <w:szCs w:val="11"/>
+              </w:rPr>
+              <w:t>ф.и.о.</w:t>
+            </w:r>
+            <w:proofErr w:type="spellEnd"/>
+            <w:r>
+              <w:rPr>
+                <w:sz w:val="11"/>
+                <w:szCs w:val="11"/>
+              </w:rPr>
+              <w:t>)</w:t>
+            </w:r>
+          </w:p>
+        </w:tc>
+        <w:tc>
+          <w:tcPr>
+            <w:tcW w:w="346" w:type="dxa"/>
+            <w:vMerge/>
+            <w:vAlign w:val="bottom"/>
+          </w:tcPr>
+          <w:p/>
+        </w:tc>
+        <w:tc>
+          <w:tcPr>
+            <w:tcW w:w="134" w:type="dxa"/>
+            <w:vAlign w:val="bottom"/>
+          </w:tcPr>
+          <w:p/>
+        </w:tc>
+      </w:tr>
+      <w:tr>
+        <w:trPr>
+          <w:cantSplit/>
+        </w:trPr>
+        <w:tc>
+          <w:tcPr>
+            <w:tcW w:w="152" w:type="dxa"/>
+            <w:vAlign w:val="bottom"/>
+          </w:tcPr>
+          <w:p/>
+        </w:tc>
+        <w:tc>
+          <w:tcPr>
+            <w:tcW w:w="2664" w:type="dxa"/>
+            <w:gridSpan w:val="3"/>
+            <w:vAlign w:val="bottom"/>
+          </w:tcPr>
+          <w:p>
+            <w:pPr>
+              <w:wordWrap w:val="0"/>
+            </w:pPr>
+            <w:r>
+              <w:rPr>
+                <w:szCs w:val="15"/>
+              </w:rPr>
+              <w:t>Дата отгрузки, передачи (сдачи)</w:t>
+            </w:r>
+          </w:p>
+        </w:tc>
+        <w:tc>
+          <w:tcPr>
+            <w:tcW w:w="2108" w:type="dxa"/>
+            <w:gridSpan w:val="2"/>
+            <w:tcBorders>
+              <w:bottom w:val="single" w:sz="5" w:space="0" w:color="auto"/>
+            </w:tcBorders>
+            <w:vAlign w:val="bottom"/>
+          </w:tcPr>
+          <w:p>
+            <w:pPr>
+              <w:wordWrap w:val="0"/>
+            </w:pPr>
+            <w:r>
+              <w:rPr>
+                <w:sz w:val="13"/>
+                <w:szCs w:val="13"/>
+              </w:rPr>
+              <w:t>{{</w:t>
+            </w:r>
+            <w:proofErr w:type="spellStart"/>
+            <w:r>
+              <w:rPr>
+                <w:sz w:val="13"/>
+                <w:szCs w:val="13"/>
+              </w:rPr>
+              <w:t>shipment_date</w:t>
+            </w:r>
+            <w:proofErr w:type="spellEnd"/>
+            <w:r>
+              <w:rPr>
+                <w:sz w:val="13"/>
+                <w:szCs w:val="13"/>
+              </w:rPr>
+              <w:t>}}</w:t>
+            </w:r>
+          </w:p>
+        </w:tc>
+        <w:tc>
+          <w:tcPr>
+            <w:tcW w:w="151" w:type="dxa"/>
+            <w:vAlign w:val="bottom"/>
+          </w:tcPr>
+          <w:p/>
+        </w:tc>
+        <w:tc>
+          <w:tcPr>
+            <w:tcW w:w="2424" w:type="dxa"/>
+            <w:vAlign w:val="bottom"/>
+          </w:tcPr>
+          <w:p/>
+        </w:tc>
+        <w:tc>
+          <w:tcPr>
+            <w:tcW w:w="346" w:type="dxa"/>
+            <w:vAlign w:val="bottom"/>
+          </w:tcPr>
+          <w:p>
+            <w:pPr>
+              <w:wordWrap w:val="0"/>
+              <w:jc w:val="right"/>
+            </w:pPr>
+            <w:r>
+              <w:rPr>
+                <w:szCs w:val="15"/>
+              </w:rPr>
+              <w:t>[11]</w:t>
+            </w:r>
+          </w:p>
+        </w:tc>
+        <w:tc>
+          <w:tcPr>
+            <w:tcW w:w="134" w:type="dxa"/>
+            <w:vAlign w:val="bottom"/>
+          </w:tcPr>
+          <w:p/>
+        </w:tc>
+        <w:tc>
+          <w:tcPr>
+            <w:tcW w:w="134" w:type="dxa"/>
+            <w:tcBorders>
+              <w:left w:val="single" w:sz="10" w:space="0" w:color="auto"/>
+            </w:tcBorders>
+            <w:vAlign w:val="bottom"/>
+          </w:tcPr>
+          <w:p/>
+        </w:tc>
+        <w:tc>
+          <w:tcPr>
+            <w:tcW w:w="2228" w:type="dxa"/>
+            <w:vAlign w:val="bottom"/>
+          </w:tcPr>
+          <w:p>
+            <w:pPr>
+              <w:wordWrap w:val="0"/>
+            </w:pPr>
+            <w:r>
+              <w:rPr>
+                <w:szCs w:val="15"/>
+              </w:rPr>
+              <w:t>Дата получения (приемки)</w:t>
+            </w:r>
+          </w:p>
+        </w:tc>
+        <w:tc>
+          <w:tcPr>
+            <w:tcW w:w="151" w:type="dxa"/>
+            <w:vAlign w:val="bottom"/>
+          </w:tcPr>
+          <w:p/>
+        </w:tc>
+        <w:tc>
+          <w:tcPr>
+            <w:tcW w:w="2108" w:type="dxa"/>
+            <w:gridSpan w:val="2"/>
+            <w:tcBorders>
+              <w:bottom w:val="single" w:sz="5" w:space="0" w:color="auto"/>
+            </w:tcBorders>
+            <w:vAlign w:val="bottom"/>
+          </w:tcPr>
+          <w:p>
+            <w:pPr>
+              <w:wordWrap w:val="0"/>
+            </w:pPr>
+            <w:r>
+              <w:rPr>
+                <w:sz w:val="13"/>
+                <w:szCs w:val="13"/>
+              </w:rPr>
+              <w:t>{{</w:t>
+            </w:r>
+            <w:proofErr w:type="spellStart"/>
+            <w:r>
+              <w:rPr>
+                <w:sz w:val="13"/>
+                <w:szCs w:val="13"/>
+              </w:rPr>
+              <w:t>acceptance_date</w:t>
+            </w:r>
+            <w:proofErr w:type="spellEnd"/>
+            <w:r>
+              <w:rPr>
+                <w:sz w:val="13"/>
+                <w:szCs w:val="13"/>
+              </w:rPr>
+              <w:t>}}</w:t>
+            </w:r>
+          </w:p>
+        </w:tc>
+        <w:tc>
+          <w:tcPr>
+            <w:tcW w:w="135" w:type="dxa"/>
+            <w:tcBorders>
+              <w:bottom w:val="none" w:sz="5" w:space="0" w:color="auto"/>
+            </w:tcBorders>
+            <w:vAlign w:val="bottom"/>
+          </w:tcPr>
+          <w:p/>
+        </w:tc>
+        <w:tc>
+          <w:tcPr>
+            <w:tcW w:w="2604" w:type="dxa"/>
+            <w:tcBorders>
+              <w:bottom w:val="none" w:sz="5" w:space="0" w:color="auto"/>
+            </w:tcBorders>
+            <w:vAlign w:val="bottom"/>
+          </w:tcPr>
+          <w:p/>
+        </w:tc>
+        <w:tc>
+          <w:tcPr>
+            <w:tcW w:w="346" w:type="dxa"/>
+            <w:tcBorders>
+              <w:bottom w:val="none" w:sz="5" w:space="0" w:color="auto"/>
+            </w:tcBorders>
+            <w:vAlign w:val="bottom"/>
+          </w:tcPr>
+          <w:p>
+            <w:pPr>
+              <w:wordWrap w:val="0"/>
+              <w:jc w:val="right"/>
+            </w:pPr>
+            <w:r>
+              <w:rPr>
+                <w:szCs w:val="15"/>
+              </w:rPr>
+              <w:t>[16]</w:t>
+            </w:r>
+          </w:p>
+        </w:tc>
+        <w:tc>
+          <w:tcPr>
+            <w:tcW w:w="134" w:type="dxa"/>
             <w:vAlign w:val="bottom"/>
           </w:tcPr>
           <w:p/>
@@ -5933,14 +6611,14 @@
         </w:trPr>
         <w:tc>
           <w:tcPr>
-            <w:tcW w:w="150" w:type="dxa"/>
-            <w:vAlign w:val="bottom"/>
-          </w:tcPr>
-          <w:p/>
-        </w:tc>
-        <w:tc>
-          <w:tcPr>
-            <w:tcW w:w="2220" w:type="dxa"/>
+            <w:tcW w:w="152" w:type="dxa"/>
+            <w:vAlign w:val="bottom"/>
+          </w:tcPr>
+          <w:p/>
+        </w:tc>
+        <w:tc>
+          <w:tcPr>
+            <w:tcW w:w="2228" w:type="dxa"/>
             <w:vAlign w:val="bottom"/>
           </w:tcPr>
           <w:p/>
@@ -5954,42 +6632,42 @@
         </w:tc>
         <w:tc>
           <w:tcPr>
-            <w:tcW w:w="300" w:type="dxa"/>
-            <w:vAlign w:val="bottom"/>
-          </w:tcPr>
-          <w:p/>
-        </w:tc>
-        <w:tc>
-          <w:tcPr>
-            <w:tcW w:w="1305" w:type="dxa"/>
-            <w:vAlign w:val="bottom"/>
-          </w:tcPr>
-          <w:p/>
-        </w:tc>
-        <w:tc>
-          <w:tcPr>
-            <w:tcW w:w="795" w:type="dxa"/>
-            <w:vAlign w:val="bottom"/>
-          </w:tcPr>
-          <w:p/>
-        </w:tc>
-        <w:tc>
-          <w:tcPr>
-            <w:tcW w:w="150" w:type="dxa"/>
-            <w:vAlign w:val="bottom"/>
-          </w:tcPr>
-          <w:p/>
-        </w:tc>
-        <w:tc>
-          <w:tcPr>
-            <w:tcW w:w="2415" w:type="dxa"/>
-            <w:vAlign w:val="bottom"/>
-          </w:tcPr>
-          <w:p/>
-        </w:tc>
-        <w:tc>
-          <w:tcPr>
-            <w:tcW w:w="345" w:type="dxa"/>
+            <w:tcW w:w="301" w:type="dxa"/>
+            <w:vAlign w:val="bottom"/>
+          </w:tcPr>
+          <w:p/>
+        </w:tc>
+        <w:tc>
+          <w:tcPr>
+            <w:tcW w:w="1310" w:type="dxa"/>
+            <w:vAlign w:val="bottom"/>
+          </w:tcPr>
+          <w:p/>
+        </w:tc>
+        <w:tc>
+          <w:tcPr>
+            <w:tcW w:w="798" w:type="dxa"/>
+            <w:vAlign w:val="bottom"/>
+          </w:tcPr>
+          <w:p/>
+        </w:tc>
+        <w:tc>
+          <w:tcPr>
+            <w:tcW w:w="151" w:type="dxa"/>
+            <w:vAlign w:val="bottom"/>
+          </w:tcPr>
+          <w:p/>
+        </w:tc>
+        <w:tc>
+          <w:tcPr>
+            <w:tcW w:w="2424" w:type="dxa"/>
+            <w:vAlign w:val="bottom"/>
+          </w:tcPr>
+          <w:p/>
+        </w:tc>
+        <w:tc>
+          <w:tcPr>
+            <w:tcW w:w="346" w:type="dxa"/>
             <w:vAlign w:val="bottom"/>
           </w:tcPr>
           <w:p>
@@ -6001,45 +6679,45 @@
         </w:tc>
         <w:tc>
           <w:tcPr>
-            <w:tcW w:w="90" w:type="dxa"/>
-            <w:vAlign w:val="bottom"/>
-          </w:tcPr>
-          <w:p/>
-        </w:tc>
-        <w:tc>
-          <w:tcPr>
-            <w:tcW w:w="90" w:type="dxa"/>
-            <w:tcBorders>
-              <w:left w:val="none" w:sz="5" w:space="0" w:color="auto"/>
-            </w:tcBorders>
-            <w:vAlign w:val="bottom"/>
-          </w:tcPr>
-          <w:p/>
-        </w:tc>
-        <w:tc>
-          <w:tcPr>
-            <w:tcW w:w="2220" w:type="dxa"/>
-            <w:vAlign w:val="bottom"/>
-          </w:tcPr>
-          <w:p/>
-        </w:tc>
-        <w:tc>
-          <w:tcPr>
-            <w:tcW w:w="150" w:type="dxa"/>
-            <w:vAlign w:val="bottom"/>
-          </w:tcPr>
-          <w:p/>
-        </w:tc>
-        <w:tc>
-          <w:tcPr>
-            <w:tcW w:w="1305" w:type="dxa"/>
-            <w:vAlign w:val="bottom"/>
-          </w:tcPr>
-          <w:p/>
-        </w:tc>
-        <w:tc>
-          <w:tcPr>
-            <w:tcW w:w="795" w:type="dxa"/>
+            <w:tcW w:w="134" w:type="dxa"/>
+            <w:vAlign w:val="bottom"/>
+          </w:tcPr>
+          <w:p/>
+        </w:tc>
+        <w:tc>
+          <w:tcPr>
+            <w:tcW w:w="134" w:type="dxa"/>
+            <w:tcBorders>
+              <w:left w:val="single" w:sz="10" w:space="0" w:color="auto"/>
+            </w:tcBorders>
+            <w:vAlign w:val="bottom"/>
+          </w:tcPr>
+          <w:p/>
+        </w:tc>
+        <w:tc>
+          <w:tcPr>
+            <w:tcW w:w="2228" w:type="dxa"/>
+            <w:vAlign w:val="bottom"/>
+          </w:tcPr>
+          <w:p/>
+        </w:tc>
+        <w:tc>
+          <w:tcPr>
+            <w:tcW w:w="151" w:type="dxa"/>
+            <w:vAlign w:val="bottom"/>
+          </w:tcPr>
+          <w:p/>
+        </w:tc>
+        <w:tc>
+          <w:tcPr>
+            <w:tcW w:w="1310" w:type="dxa"/>
+            <w:vAlign w:val="bottom"/>
+          </w:tcPr>
+          <w:p/>
+        </w:tc>
+        <w:tc>
+          <w:tcPr>
+            <w:tcW w:w="798" w:type="dxa"/>
             <w:vAlign w:val="bottom"/>
           </w:tcPr>
           <w:p/>
@@ -6053,14 +6731,14 @@
         </w:tc>
         <w:tc>
           <w:tcPr>
-            <w:tcW w:w="2595" w:type="dxa"/>
-            <w:vAlign w:val="bottom"/>
-          </w:tcPr>
-          <w:p/>
-        </w:tc>
-        <w:tc>
-          <w:tcPr>
-            <w:tcW w:w="345" w:type="dxa"/>
+            <w:tcW w:w="2604" w:type="dxa"/>
+            <w:vAlign w:val="bottom"/>
+          </w:tcPr>
+          <w:p/>
+        </w:tc>
+        <w:tc>
+          <w:tcPr>
+            <w:tcW w:w="346" w:type="dxa"/>
             <w:vAlign w:val="bottom"/>
           </w:tcPr>
           <w:p>
@@ -6072,7 +6750,7 @@
         </w:tc>
         <w:tc>
           <w:tcPr>
-            <w:tcW w:w="30" w:type="dxa"/>
+            <w:tcW w:w="134" w:type="dxa"/>
             <w:vAlign w:val="bottom"/>
           </w:tcPr>
           <w:p/>
@@ -6084,14 +6762,14 @@
         </w:trPr>
         <w:tc>
           <w:tcPr>
-            <w:tcW w:w="150" w:type="dxa"/>
-            <w:vAlign w:val="bottom"/>
-          </w:tcPr>
-          <w:p/>
-        </w:tc>
-        <w:tc>
-          <w:tcPr>
-            <w:tcW w:w="7320" w:type="dxa"/>
+            <w:tcW w:w="152" w:type="dxa"/>
+            <w:vAlign w:val="bottom"/>
+          </w:tcPr>
+          <w:p/>
+        </w:tc>
+        <w:tc>
+          <w:tcPr>
+            <w:tcW w:w="7347" w:type="dxa"/>
             <w:gridSpan w:val="7"/>
             <w:vAlign w:val="bottom"/>
           </w:tcPr>
@@ -6103,13 +6781,13 @@
               <w:rPr>
                 <w:szCs w:val="15"/>
               </w:rPr>
-              <w:t>Товар (груз) передал / услуги, результаты работ, права сдал</w:t>
-            </w:r>
-          </w:p>
-        </w:tc>
-        <w:tc>
-          <w:tcPr>
-            <w:tcW w:w="345" w:type="dxa"/>
+              <w:t>Иные сведения об отгрузке, передаче</w:t>
+            </w:r>
+          </w:p>
+        </w:tc>
+        <w:tc>
+          <w:tcPr>
+            <w:tcW w:w="346" w:type="dxa"/>
             <w:vAlign w:val="bottom"/>
           </w:tcPr>
           <w:p>
@@ -6121,14 +6799,14 @@
         </w:tc>
         <w:tc>
           <w:tcPr>
-            <w:tcW w:w="90" w:type="dxa"/>
-            <w:vAlign w:val="bottom"/>
-          </w:tcPr>
-          <w:p/>
-        </w:tc>
-        <w:tc>
-          <w:tcPr>
-            <w:tcW w:w="90" w:type="dxa"/>
+            <w:tcW w:w="134" w:type="dxa"/>
+            <w:vAlign w:val="bottom"/>
+          </w:tcPr>
+          <w:p/>
+        </w:tc>
+        <w:tc>
+          <w:tcPr>
+            <w:tcW w:w="134" w:type="dxa"/>
             <w:tcBorders>
               <w:left w:val="single" w:sz="10" w:space="0" w:color="auto"/>
             </w:tcBorders>
@@ -6138,7 +6816,7 @@
         </w:tc>
         <w:tc>
           <w:tcPr>
-            <w:tcW w:w="7200" w:type="dxa"/>
+            <w:tcW w:w="7226" w:type="dxa"/>
             <w:gridSpan w:val="6"/>
             <w:vAlign w:val="bottom"/>
           </w:tcPr>
@@ -6150,13 +6828,13 @@
               <w:rPr>
                 <w:szCs w:val="15"/>
               </w:rPr>
-              <w:t>Товар (груз) получил / услуги, результаты работ, права принял</w:t>
-            </w:r>
-          </w:p>
-        </w:tc>
-        <w:tc>
-          <w:tcPr>
-            <w:tcW w:w="345" w:type="dxa"/>
+              <w:t>Иные сведения о получении, приемке</w:t>
+            </w:r>
+          </w:p>
+        </w:tc>
+        <w:tc>
+          <w:tcPr>
+            <w:tcW w:w="346" w:type="dxa"/>
             <w:vAlign w:val="bottom"/>
           </w:tcPr>
           <w:p>
@@ -6168,7 +6846,7 @@
         </w:tc>
         <w:tc>
           <w:tcPr>
-            <w:tcW w:w="30" w:type="dxa"/>
+            <w:tcW w:w="134" w:type="dxa"/>
             <w:vAlign w:val="bottom"/>
           </w:tcPr>
           <w:p/>
@@ -6180,14 +6858,15 @@
         </w:trPr>
         <w:tc>
           <w:tcPr>
-            <w:tcW w:w="150" w:type="dxa"/>
-            <w:vAlign w:val="bottom"/>
-          </w:tcPr>
-          <w:p/>
-        </w:tc>
-        <w:tc>
-          <w:tcPr>
-            <w:tcW w:w="2220" w:type="dxa"/>
+            <w:tcW w:w="152" w:type="dxa"/>
+            <w:vAlign w:val="bottom"/>
+          </w:tcPr>
+          <w:p/>
+        </w:tc>
+        <w:tc>
+          <w:tcPr>
+            <w:tcW w:w="7347" w:type="dxa"/>
+            <w:gridSpan w:val="7"/>
             <w:tcBorders>
               <w:bottom w:val="single" w:sz="5" w:space="0" w:color="auto"/>
             </w:tcBorders>
@@ -6207,7 +6886,7 @@
                 <w:sz w:val="13"/>
                 <w:szCs w:val="13"/>
               </w:rPr>
-              <w:t>transferor_position</w:t>
+              <w:t>shipment_additional_info</w:t>
             </w:r>
             <w:proofErr w:type="spellEnd"/>
             <w:r>
@@ -6221,51 +6900,49 @@
         </w:tc>
         <w:tc>
           <w:tcPr>
-            <w:tcW w:w="135" w:type="dxa"/>
-            <w:vAlign w:val="bottom"/>
-          </w:tcPr>
-          <w:p/>
-        </w:tc>
-        <w:tc>
-          <w:tcPr>
-            <w:tcW w:w="2400" w:type="dxa"/>
-            <w:gridSpan w:val="3"/>
-            <w:tcBorders>
-              <w:bottom w:val="single" w:sz="5" w:space="0" w:color="auto"/>
-            </w:tcBorders>
-            <w:vAlign w:val="bottom"/>
-          </w:tcPr>
-          <w:p/>
-        </w:tc>
-        <w:tc>
-          <w:tcPr>
-            <w:tcW w:w="150" w:type="dxa"/>
-            <w:vAlign w:val="bottom"/>
-          </w:tcPr>
-          <w:p>
-            <w:pPr>
-              <w:rPr>
-                <w:sz w:val="13"/>
-                <w:szCs w:val="13"/>
-              </w:rPr>
-            </w:pPr>
-          </w:p>
-        </w:tc>
-        <w:tc>
-          <w:tcPr>
-            <w:tcW w:w="2415" w:type="dxa"/>
-            <w:tcBorders>
-              <w:bottom w:val="single" w:sz="5" w:space="0" w:color="auto"/>
-            </w:tcBorders>
-            <w:vAlign w:val="bottom"/>
-          </w:tcPr>
-          <w:p>
-            <w:pPr>
-              <w:rPr>
-                <w:sz w:val="13"/>
-                <w:szCs w:val="13"/>
-              </w:rPr>
-            </w:pPr>
+            <w:tcW w:w="346" w:type="dxa"/>
+            <w:vMerge w:val="restart"/>
+          </w:tcPr>
+          <w:p>
+            <w:pPr>
+              <w:wordWrap w:val="0"/>
+              <w:jc w:val="right"/>
+            </w:pPr>
+            <w:r>
+              <w:rPr>
+                <w:szCs w:val="15"/>
+              </w:rPr>
+              <w:t>[12]</w:t>
+            </w:r>
+          </w:p>
+        </w:tc>
+        <w:tc>
+          <w:tcPr>
+            <w:tcW w:w="134" w:type="dxa"/>
+            <w:vAlign w:val="bottom"/>
+          </w:tcPr>
+          <w:p/>
+        </w:tc>
+        <w:tc>
+          <w:tcPr>
+            <w:tcW w:w="134" w:type="dxa"/>
+            <w:tcBorders>
+              <w:left w:val="single" w:sz="10" w:space="0" w:color="auto"/>
+            </w:tcBorders>
+            <w:vAlign w:val="bottom"/>
+          </w:tcPr>
+          <w:p/>
+        </w:tc>
+        <w:tc>
+          <w:tcPr>
+            <w:tcW w:w="7226" w:type="dxa"/>
+            <w:gridSpan w:val="6"/>
+            <w:tcBorders>
+              <w:bottom w:val="single" w:sz="5" w:space="0" w:color="auto"/>
+            </w:tcBorders>
+            <w:vAlign w:val="bottom"/>
+          </w:tcPr>
+          <w:p>
             <w:r>
               <w:rPr>
                 <w:sz w:val="13"/>
@@ -6279,7 +6956,7 @@
                 <w:sz w:val="13"/>
                 <w:szCs w:val="13"/>
               </w:rPr>
-              <w:t>transferor_name</w:t>
+              <w:t>acceptance_additional_info</w:t>
             </w:r>
             <w:proofErr w:type="spellEnd"/>
             <w:r>
@@ -6293,7 +6970,7 @@
         </w:tc>
         <w:tc>
           <w:tcPr>
-            <w:tcW w:w="345" w:type="dxa"/>
+            <w:tcW w:w="346" w:type="dxa"/>
             <w:vMerge w:val="restart"/>
           </w:tcPr>
           <w:p>
@@ -6305,147 +6982,13 @@
               <w:rPr>
                 <w:szCs w:val="15"/>
               </w:rPr>
-              <w:t>[10]</w:t>
-            </w:r>
-          </w:p>
-        </w:tc>
-        <w:tc>
-          <w:tcPr>
-            <w:tcW w:w="90" w:type="dxa"/>
-            <w:vAlign w:val="bottom"/>
-          </w:tcPr>
-          <w:p/>
-        </w:tc>
-        <w:tc>
-          <w:tcPr>
-            <w:tcW w:w="90" w:type="dxa"/>
-            <w:tcBorders>
-              <w:left w:val="single" w:sz="10" w:space="0" w:color="auto"/>
-            </w:tcBorders>
-            <w:vAlign w:val="bottom"/>
-          </w:tcPr>
-          <w:p/>
-        </w:tc>
-        <w:tc>
-          <w:tcPr>
-            <w:tcW w:w="2220" w:type="dxa"/>
-            <w:tcBorders>
-              <w:bottom w:val="single" w:sz="5" w:space="0" w:color="auto"/>
-            </w:tcBorders>
-            <w:vAlign w:val="bottom"/>
-          </w:tcPr>
-          <w:p>
-            <w:r>
-              <w:rPr>
-                <w:sz w:val="13"/>
-                <w:szCs w:val="13"/>
-              </w:rPr>
-              <w:t>{{</w:t>
-            </w:r>
-            <w:proofErr w:type="spellStart"/>
-            <w:r>
-              <w:rPr>
-                <w:sz w:val="13"/>
-                <w:szCs w:val="13"/>
-              </w:rPr>
-              <w:t>buyer_receiver_position</w:t>
-            </w:r>
-            <w:proofErr w:type="spellEnd"/>
-            <w:r>
-              <w:rPr>
-                <w:sz w:val="13"/>
-                <w:szCs w:val="13"/>
-              </w:rPr>
-              <w:t>}}</w:t>
-            </w:r>
-          </w:p>
-        </w:tc>
-        <w:tc>
-          <w:tcPr>
-            <w:tcW w:w="150" w:type="dxa"/>
-            <w:vAlign w:val="bottom"/>
-          </w:tcPr>
-          <w:p/>
-        </w:tc>
-        <w:tc>
-          <w:tcPr>
-            <w:tcW w:w="2100" w:type="dxa"/>
-            <w:gridSpan w:val="2"/>
-            <w:tcBorders>
-              <w:bottom w:val="single" w:sz="5" w:space="0" w:color="auto"/>
-            </w:tcBorders>
-            <w:vAlign w:val="bottom"/>
-          </w:tcPr>
-          <w:p>
-            <w:pPr>
-              <w:rPr>
-                <w:lang w:val="en-US"/>
-              </w:rPr>
-            </w:pPr>
-          </w:p>
-        </w:tc>
-        <w:tc>
-          <w:tcPr>
-            <w:tcW w:w="135" w:type="dxa"/>
-            <w:vAlign w:val="bottom"/>
-          </w:tcPr>
-          <w:p/>
-        </w:tc>
-        <w:tc>
-          <w:tcPr>
-            <w:tcW w:w="2595" w:type="dxa"/>
-            <w:tcBorders>
-              <w:bottom w:val="single" w:sz="5" w:space="0" w:color="auto"/>
-            </w:tcBorders>
-            <w:vAlign w:val="bottom"/>
-          </w:tcPr>
-          <w:p>
-            <w:r>
-              <w:rPr>
-                <w:sz w:val="13"/>
-                <w:szCs w:val="13"/>
-              </w:rPr>
-              <w:t>{{</w:t>
-            </w:r>
-            <w:proofErr w:type="spellStart"/>
-            <w:r>
-              <w:rPr>
-                <w:sz w:val="13"/>
-                <w:szCs w:val="13"/>
-              </w:rPr>
-              <w:t>buyer_receiver_name</w:t>
-            </w:r>
-            <w:proofErr w:type="spellEnd"/>
-            <w:r>
-              <w:rPr>
-                <w:sz w:val="13"/>
-                <w:szCs w:val="13"/>
-              </w:rPr>
-              <w:t>}}</w:t>
-            </w:r>
-          </w:p>
-        </w:tc>
-        <w:tc>
-          <w:tcPr>
-            <w:tcW w:w="345" w:type="dxa"/>
-            <w:vMerge w:val="restart"/>
-          </w:tcPr>
-          <w:p>
-            <w:pPr>
-              <w:wordWrap w:val="0"/>
-              <w:jc w:val="right"/>
-            </w:pPr>
-            <w:r>
-              <w:rPr>
-                <w:szCs w:val="15"/>
-              </w:rPr>
-              <w:t>[15]</w:t>
-            </w:r>
-          </w:p>
-        </w:tc>
-        <w:tc>
-          <w:tcPr>
-            <w:tcW w:w="30" w:type="dxa"/>
+              <w:t>[17]</w:t>
+            </w:r>
+          </w:p>
+        </w:tc>
+        <w:tc>
+          <w:tcPr>
+            <w:tcW w:w="134" w:type="dxa"/>
             <w:vAlign w:val="bottom"/>
           </w:tcPr>
           <w:p/>
@@ -6458,14 +7001,15 @@
         </w:trPr>
         <w:tc>
           <w:tcPr>
-            <w:tcW w:w="150" w:type="dxa"/>
-            <w:vAlign w:val="bottom"/>
-          </w:tcPr>
-          <w:p/>
-        </w:tc>
-        <w:tc>
-          <w:tcPr>
-            <w:tcW w:w="2220" w:type="dxa"/>
+            <w:tcW w:w="152" w:type="dxa"/>
+            <w:vAlign w:val="bottom"/>
+          </w:tcPr>
+          <w:p/>
+        </w:tc>
+        <w:tc>
+          <w:tcPr>
+            <w:tcW w:w="7347" w:type="dxa"/>
+            <w:gridSpan w:val="7"/>
           </w:tcPr>
           <w:p>
             <w:pPr>
@@ -6477,21 +7021,39 @@
                 <w:sz w:val="11"/>
                 <w:szCs w:val="11"/>
               </w:rPr>
-              <w:t>(должность)</w:t>
-            </w:r>
-          </w:p>
-        </w:tc>
-        <w:tc>
-          <w:tcPr>
-            <w:tcW w:w="135" w:type="dxa"/>
-            <w:vAlign w:val="bottom"/>
-          </w:tcPr>
-          <w:p/>
-        </w:tc>
-        <w:tc>
-          <w:tcPr>
-            <w:tcW w:w="2400" w:type="dxa"/>
-            <w:gridSpan w:val="3"/>
+              <w:t>(ссылки на неотъемлемые приложения, сопутствующие документы, иные документы и т.п.)</w:t>
+            </w:r>
+          </w:p>
+        </w:tc>
+        <w:tc>
+          <w:tcPr>
+            <w:tcW w:w="346" w:type="dxa"/>
+            <w:vMerge/>
+            <w:vAlign w:val="bottom"/>
+          </w:tcPr>
+          <w:p/>
+        </w:tc>
+        <w:tc>
+          <w:tcPr>
+            <w:tcW w:w="134" w:type="dxa"/>
+            <w:vAlign w:val="bottom"/>
+          </w:tcPr>
+          <w:p/>
+        </w:tc>
+        <w:tc>
+          <w:tcPr>
+            <w:tcW w:w="134" w:type="dxa"/>
+            <w:tcBorders>
+              <w:left w:val="single" w:sz="10" w:space="0" w:color="auto"/>
+            </w:tcBorders>
+            <w:vAlign w:val="bottom"/>
+          </w:tcPr>
+          <w:p/>
+        </w:tc>
+        <w:tc>
+          <w:tcPr>
+            <w:tcW w:w="7226" w:type="dxa"/>
+            <w:gridSpan w:val="6"/>
           </w:tcPr>
           <w:p>
             <w:pPr>
@@ -6503,54 +7065,13 @@
                 <w:sz w:val="11"/>
                 <w:szCs w:val="11"/>
               </w:rPr>
-              <w:t>(подпись)</w:t>
-            </w:r>
-          </w:p>
-        </w:tc>
-        <w:tc>
-          <w:tcPr>
-            <w:tcW w:w="150" w:type="dxa"/>
-            <w:vAlign w:val="bottom"/>
-          </w:tcPr>
-          <w:p/>
-        </w:tc>
-        <w:tc>
-          <w:tcPr>
-            <w:tcW w:w="2415" w:type="dxa"/>
-          </w:tcPr>
-          <w:p>
-            <w:pPr>
-              <w:wordWrap w:val="0"/>
-              <w:jc w:val="center"/>
-            </w:pPr>
-            <w:r>
-              <w:rPr>
-                <w:sz w:val="11"/>
-                <w:szCs w:val="11"/>
-              </w:rPr>
-              <w:t>(</w:t>
-            </w:r>
-            <w:proofErr w:type="spellStart"/>
-            <w:r>
-              <w:rPr>
-                <w:sz w:val="11"/>
-                <w:szCs w:val="11"/>
-              </w:rPr>
-              <w:t>ф.и.о.</w:t>
-            </w:r>
-            <w:proofErr w:type="spellEnd"/>
-            <w:r>
-              <w:rPr>
-                <w:sz w:val="11"/>
-                <w:szCs w:val="11"/>
-              </w:rPr>
-              <w:t>)</w:t>
-            </w:r>
-          </w:p>
-        </w:tc>
-        <w:tc>
-          <w:tcPr>
-            <w:tcW w:w="345" w:type="dxa"/>
+              <w:t>(информация о наличии/отсутствии претензии; ссылки на неотъемлемые приложения, и другие  документы и т.п.)</w:t>
+            </w:r>
+          </w:p>
+        </w:tc>
+        <w:tc>
+          <w:tcPr>
+            <w:tcW w:w="346" w:type="dxa"/>
             <w:vMerge/>
             <w:vAlign w:val="bottom"/>
           </w:tcPr>
@@ -6558,117 +7079,7 @@
         </w:tc>
         <w:tc>
           <w:tcPr>
-            <w:tcW w:w="90" w:type="dxa"/>
-            <w:vAlign w:val="bottom"/>
-          </w:tcPr>
-          <w:p/>
-        </w:tc>
-        <w:tc>
-          <w:tcPr>
-            <w:tcW w:w="90" w:type="dxa"/>
-            <w:tcBorders>
-              <w:left w:val="single" w:sz="10" w:space="0" w:color="auto"/>
-            </w:tcBorders>
-            <w:vAlign w:val="bottom"/>
-          </w:tcPr>
-          <w:p/>
-        </w:tc>
-        <w:tc>
-          <w:tcPr>
-            <w:tcW w:w="2220" w:type="dxa"/>
-          </w:tcPr>
-          <w:p>
-            <w:pPr>
-              <w:wordWrap w:val="0"/>
-              <w:jc w:val="center"/>
-            </w:pPr>
-            <w:r>
-              <w:rPr>
-                <w:sz w:val="11"/>
-                <w:szCs w:val="11"/>
-              </w:rPr>
-              <w:t>(должность)</w:t>
-            </w:r>
-          </w:p>
-        </w:tc>
-        <w:tc>
-          <w:tcPr>
-            <w:tcW w:w="150" w:type="dxa"/>
-            <w:vAlign w:val="bottom"/>
-          </w:tcPr>
-          <w:p/>
-        </w:tc>
-        <w:tc>
-          <w:tcPr>
-            <w:tcW w:w="2100" w:type="dxa"/>
-            <w:gridSpan w:val="2"/>
-          </w:tcPr>
-          <w:p>
-            <w:pPr>
-              <w:wordWrap w:val="0"/>
-              <w:jc w:val="center"/>
-            </w:pPr>
-            <w:r>
-              <w:rPr>
-                <w:sz w:val="11"/>
-                <w:szCs w:val="11"/>
-              </w:rPr>
-              <w:t>(подпись)</w:t>
-            </w:r>
-          </w:p>
-        </w:tc>
-        <w:tc>
-          <w:tcPr>
-            <w:tcW w:w="135" w:type="dxa"/>
-            <w:vAlign w:val="bottom"/>
-          </w:tcPr>
-          <w:p/>
-        </w:tc>
-        <w:tc>
-          <w:tcPr>
-            <w:tcW w:w="2595" w:type="dxa"/>
-          </w:tcPr>
-          <w:p>
-            <w:pPr>
-              <w:wordWrap w:val="0"/>
-              <w:jc w:val="center"/>
-            </w:pPr>
-            <w:r>
-              <w:rPr>
-                <w:sz w:val="11"/>
-                <w:szCs w:val="11"/>
-              </w:rPr>
-              <w:t>(</w:t>
-            </w:r>
-            <w:proofErr w:type="spellStart"/>
-            <w:r>
-              <w:rPr>
-                <w:sz w:val="11"/>
-                <w:szCs w:val="11"/>
-              </w:rPr>
-              <w:t>ф.и.о.</w:t>
-            </w:r>
-            <w:proofErr w:type="spellEnd"/>
-            <w:r>
-              <w:rPr>
-                <w:sz w:val="11"/>
-                <w:szCs w:val="11"/>
-              </w:rPr>
-              <w:t>)</w:t>
-            </w:r>
-          </w:p>
-        </w:tc>
-        <w:tc>
-          <w:tcPr>
-            <w:tcW w:w="345" w:type="dxa"/>
-            <w:vMerge/>
-            <w:vAlign w:val="bottom"/>
-          </w:tcPr>
-          <w:p/>
-        </w:tc>
-        <w:tc>
-          <w:tcPr>
-            <w:tcW w:w="30" w:type="dxa"/>
+            <w:tcW w:w="134" w:type="dxa"/>
             <w:vAlign w:val="bottom"/>
           </w:tcPr>
           <w:p/>
@@ -6680,15 +7091,15 @@
         </w:trPr>
         <w:tc>
           <w:tcPr>
-            <w:tcW w:w="150" w:type="dxa"/>
-            <w:vAlign w:val="bottom"/>
-          </w:tcPr>
-          <w:p/>
-        </w:tc>
-        <w:tc>
-          <w:tcPr>
-            <w:tcW w:w="2655" w:type="dxa"/>
-            <w:gridSpan w:val="3"/>
+            <w:tcW w:w="152" w:type="dxa"/>
+            <w:vAlign w:val="bottom"/>
+          </w:tcPr>
+          <w:p/>
+        </w:tc>
+        <w:tc>
+          <w:tcPr>
+            <w:tcW w:w="7347" w:type="dxa"/>
+            <w:gridSpan w:val="7"/>
             <w:vAlign w:val="bottom"/>
           </w:tcPr>
           <w:p>
@@ -6699,62 +7110,13 @@
               <w:rPr>
                 <w:szCs w:val="15"/>
               </w:rPr>
-              <w:t>Дата отгрузки, передачи (сдачи)</w:t>
-            </w:r>
-          </w:p>
-        </w:tc>
-        <w:tc>
-          <w:tcPr>
-            <w:tcW w:w="2100" w:type="dxa"/>
-            <w:gridSpan w:val="2"/>
-            <w:tcBorders>
-              <w:bottom w:val="single" w:sz="5" w:space="0" w:color="auto"/>
-            </w:tcBorders>
-            <w:vAlign w:val="bottom"/>
-          </w:tcPr>
-          <w:p>
-            <w:r>
-              <w:rPr>
-                <w:sz w:val="13"/>
-                <w:szCs w:val="13"/>
-              </w:rPr>
-              <w:t>{{</w:t>
-            </w:r>
-            <w:proofErr w:type="spellStart"/>
-            <w:r>
-              <w:rPr>
-                <w:sz w:val="13"/>
-                <w:szCs w:val="13"/>
-              </w:rPr>
-              <w:t>shipment_date</w:t>
-            </w:r>
-            <w:proofErr w:type="spellEnd"/>
-            <w:r>
-              <w:rPr>
-                <w:sz w:val="13"/>
-                <w:szCs w:val="13"/>
-              </w:rPr>
-              <w:t>}}</w:t>
-            </w:r>
-          </w:p>
-        </w:tc>
-        <w:tc>
-          <w:tcPr>
-            <w:tcW w:w="150" w:type="dxa"/>
-            <w:vAlign w:val="bottom"/>
-          </w:tcPr>
-          <w:p/>
-        </w:tc>
-        <w:tc>
-          <w:tcPr>
-            <w:tcW w:w="2415" w:type="dxa"/>
-            <w:vAlign w:val="bottom"/>
-          </w:tcPr>
-          <w:p/>
-        </w:tc>
-        <w:tc>
-          <w:tcPr>
-            <w:tcW w:w="345" w:type="dxa"/>
+              <w:t>Ответственный за правильность оформления факта хозяйственной жизни</w:t>
+            </w:r>
+          </w:p>
+        </w:tc>
+        <w:tc>
+          <w:tcPr>
+            <w:tcW w:w="346" w:type="dxa"/>
             <w:vAlign w:val="bottom"/>
           </w:tcPr>
           <w:p>
@@ -6762,130 +7124,46 @@
               <w:wordWrap w:val="0"/>
               <w:jc w:val="right"/>
             </w:pPr>
+          </w:p>
+        </w:tc>
+        <w:tc>
+          <w:tcPr>
+            <w:tcW w:w="134" w:type="dxa"/>
+            <w:vAlign w:val="bottom"/>
+          </w:tcPr>
+          <w:p/>
+        </w:tc>
+        <w:tc>
+          <w:tcPr>
+            <w:tcW w:w="134" w:type="dxa"/>
+            <w:tcBorders>
+              <w:left w:val="single" w:sz="10" w:space="0" w:color="auto"/>
+            </w:tcBorders>
+            <w:vAlign w:val="bottom"/>
+          </w:tcPr>
+          <w:p/>
+        </w:tc>
+        <w:tc>
+          <w:tcPr>
+            <w:tcW w:w="7226" w:type="dxa"/>
+            <w:gridSpan w:val="6"/>
+            <w:vAlign w:val="bottom"/>
+          </w:tcPr>
+          <w:p>
+            <w:pPr>
+              <w:wordWrap w:val="0"/>
+            </w:pPr>
             <w:r>
               <w:rPr>
                 <w:szCs w:val="15"/>
               </w:rPr>
-              <w:t>[11]</w:t>
-            </w:r>
-          </w:p>
-        </w:tc>
-        <w:tc>
-          <w:tcPr>
-            <w:tcW w:w="90" w:type="dxa"/>
-            <w:vAlign w:val="bottom"/>
-          </w:tcPr>
-          <w:p/>
-        </w:tc>
-        <w:tc>
-          <w:tcPr>
-            <w:tcW w:w="90" w:type="dxa"/>
-            <w:tcBorders>
-              <w:left w:val="single" w:sz="10" w:space="0" w:color="auto"/>
-            </w:tcBorders>
-            <w:vAlign w:val="bottom"/>
-          </w:tcPr>
-          <w:p/>
-        </w:tc>
-        <w:tc>
-          <w:tcPr>
-            <w:tcW w:w="2220" w:type="dxa"/>
-            <w:vAlign w:val="bottom"/>
-          </w:tcPr>
-          <w:p>
-            <w:pPr>
-              <w:wordWrap w:val="0"/>
-            </w:pPr>
-            <w:r>
-              <w:rPr>
-                <w:szCs w:val="15"/>
-              </w:rPr>
-              <w:t>Дата получения (приемки)</w:t>
-            </w:r>
-          </w:p>
-        </w:tc>
-        <w:tc>
-          <w:tcPr>
-            <w:tcW w:w="150" w:type="dxa"/>
-            <w:vAlign w:val="bottom"/>
-          </w:tcPr>
-          <w:p>
-            <w:pPr>
-              <w:rPr>
-                <w:sz w:val="13"/>
-                <w:szCs w:val="13"/>
-              </w:rPr>
-            </w:pPr>
-          </w:p>
-        </w:tc>
-        <w:tc>
-          <w:tcPr>
-            <w:tcW w:w="2100" w:type="dxa"/>
-            <w:gridSpan w:val="2"/>
-            <w:tcBorders>
-              <w:bottom w:val="single" w:sz="5" w:space="0" w:color="auto"/>
-            </w:tcBorders>
-            <w:vAlign w:val="bottom"/>
-          </w:tcPr>
-          <w:p>
-            <w:pPr>
-              <w:wordWrap w:val="0"/>
-              <w:rPr>
-                <w:sz w:val="13"/>
-                <w:szCs w:val="13"/>
-              </w:rPr>
-            </w:pPr>
-            <w:r>
-              <w:rPr>
-                <w:sz w:val="13"/>
-                <w:szCs w:val="13"/>
-              </w:rPr>
-              <w:t>{{</w:t>
-            </w:r>
-            <w:proofErr w:type="spellStart"/>
-            <w:r>
-              <w:rPr>
-                <w:sz w:val="13"/>
-                <w:szCs w:val="13"/>
-              </w:rPr>
-              <w:t>acceptance_date</w:t>
-            </w:r>
-            <w:proofErr w:type="spellEnd"/>
-            <w:r>
-              <w:rPr>
-                <w:sz w:val="13"/>
-                <w:szCs w:val="13"/>
-              </w:rPr>
-              <w:t>}}</w:t>
-            </w:r>
-          </w:p>
-        </w:tc>
-        <w:tc>
-          <w:tcPr>
-            <w:tcW w:w="135" w:type="dxa"/>
-            <w:tcBorders>
-              <w:bottom w:val="none" w:sz="5" w:space="0" w:color="auto"/>
-            </w:tcBorders>
-            <w:vAlign w:val="bottom"/>
-          </w:tcPr>
-          <w:p/>
-        </w:tc>
-        <w:tc>
-          <w:tcPr>
-            <w:tcW w:w="2595" w:type="dxa"/>
-            <w:tcBorders>
-              <w:bottom w:val="none" w:sz="5" w:space="0" w:color="auto"/>
-            </w:tcBorders>
-            <w:vAlign w:val="bottom"/>
-          </w:tcPr>
-          <w:p/>
-        </w:tc>
-        <w:tc>
-          <w:tcPr>
-            <w:tcW w:w="345" w:type="dxa"/>
-            <w:tcBorders>
-              <w:bottom w:val="none" w:sz="5" w:space="0" w:color="auto"/>
-            </w:tcBorders>
+              <w:t>Ответственный за правильность оформления факта хозяйственной жизни</w:t>
+            </w:r>
+          </w:p>
+        </w:tc>
+        <w:tc>
+          <w:tcPr>
+            <w:tcW w:w="346" w:type="dxa"/>
             <w:vAlign w:val="bottom"/>
           </w:tcPr>
           <w:p>
@@ -6893,169 +7171,11 @@
               <w:wordWrap w:val="0"/>
               <w:jc w:val="right"/>
             </w:pPr>
-            <w:r>
-              <w:rPr>
-                <w:szCs w:val="15"/>
-              </w:rPr>
-              <w:t>[16]</w:t>
-            </w:r>
-          </w:p>
-        </w:tc>
-        <w:tc>
-          <w:tcPr>
-            <w:tcW w:w="30" w:type="dxa"/>
-            <w:vAlign w:val="bottom"/>
-          </w:tcPr>
-          <w:p/>
-        </w:tc>
-      </w:tr>
-      <w:tr>
-        <w:trPr>
-          <w:cantSplit/>
-          <w:trHeight w:val="72"/>
-        </w:trPr>
-        <w:tc>
-          <w:tcPr>
-            <w:tcW w:w="150" w:type="dxa"/>
-            <w:vAlign w:val="bottom"/>
-          </w:tcPr>
-          <w:p/>
-        </w:tc>
-        <w:tc>
-          <w:tcPr>
-            <w:tcW w:w="2220" w:type="dxa"/>
-            <w:vAlign w:val="bottom"/>
-          </w:tcPr>
-          <w:p/>
-        </w:tc>
-        <w:tc>
-          <w:tcPr>
-            <w:tcW w:w="135" w:type="dxa"/>
-            <w:vAlign w:val="bottom"/>
-          </w:tcPr>
-          <w:p/>
-        </w:tc>
-        <w:tc>
-          <w:tcPr>
-            <w:tcW w:w="300" w:type="dxa"/>
-            <w:vAlign w:val="bottom"/>
-          </w:tcPr>
-          <w:p/>
-        </w:tc>
-        <w:tc>
-          <w:tcPr>
-            <w:tcW w:w="1305" w:type="dxa"/>
-            <w:vAlign w:val="bottom"/>
-          </w:tcPr>
-          <w:p/>
-        </w:tc>
-        <w:tc>
-          <w:tcPr>
-            <w:tcW w:w="795" w:type="dxa"/>
-            <w:vAlign w:val="bottom"/>
-          </w:tcPr>
-          <w:p/>
-        </w:tc>
-        <w:tc>
-          <w:tcPr>
-            <w:tcW w:w="150" w:type="dxa"/>
-            <w:vAlign w:val="bottom"/>
-          </w:tcPr>
-          <w:p/>
-        </w:tc>
-        <w:tc>
-          <w:tcPr>
-            <w:tcW w:w="2415" w:type="dxa"/>
-            <w:vAlign w:val="bottom"/>
-          </w:tcPr>
-          <w:p/>
-        </w:tc>
-        <w:tc>
-          <w:tcPr>
-            <w:tcW w:w="345" w:type="dxa"/>
-            <w:vAlign w:val="bottom"/>
-          </w:tcPr>
-          <w:p>
-            <w:pPr>
-              <w:wordWrap w:val="0"/>
-              <w:jc w:val="right"/>
-            </w:pPr>
-          </w:p>
-        </w:tc>
-        <w:tc>
-          <w:tcPr>
-            <w:tcW w:w="90" w:type="dxa"/>
-            <w:vAlign w:val="bottom"/>
-          </w:tcPr>
-          <w:p/>
-        </w:tc>
-        <w:tc>
-          <w:tcPr>
-            <w:tcW w:w="90" w:type="dxa"/>
-            <w:tcBorders>
-              <w:left w:val="single" w:sz="10" w:space="0" w:color="auto"/>
-            </w:tcBorders>
-            <w:vAlign w:val="bottom"/>
-          </w:tcPr>
-          <w:p/>
-        </w:tc>
-        <w:tc>
-          <w:tcPr>
-            <w:tcW w:w="2220" w:type="dxa"/>
-            <w:vAlign w:val="bottom"/>
-          </w:tcPr>
-          <w:p/>
-        </w:tc>
-        <w:tc>
-          <w:tcPr>
-            <w:tcW w:w="150" w:type="dxa"/>
-            <w:vAlign w:val="bottom"/>
-          </w:tcPr>
-          <w:p/>
-        </w:tc>
-        <w:tc>
-          <w:tcPr>
-            <w:tcW w:w="1305" w:type="dxa"/>
-            <w:vAlign w:val="bottom"/>
-          </w:tcPr>
-          <w:p/>
-        </w:tc>
-        <w:tc>
-          <w:tcPr>
-            <w:tcW w:w="795" w:type="dxa"/>
-            <w:vAlign w:val="bottom"/>
-          </w:tcPr>
-          <w:p/>
-        </w:tc>
-        <w:tc>
-          <w:tcPr>
-            <w:tcW w:w="135" w:type="dxa"/>
-            <w:vAlign w:val="bottom"/>
-          </w:tcPr>
-          <w:p/>
-        </w:tc>
-        <w:tc>
-          <w:tcPr>
-            <w:tcW w:w="2595" w:type="dxa"/>
-            <w:vAlign w:val="bottom"/>
-          </w:tcPr>
-          <w:p/>
-        </w:tc>
-        <w:tc>
-          <w:tcPr>
-            <w:tcW w:w="345" w:type="dxa"/>
-            <w:vAlign w:val="bottom"/>
-          </w:tcPr>
-          <w:p>
-            <w:pPr>
-              <w:wordWrap w:val="0"/>
-              <w:jc w:val="right"/>
-            </w:pPr>
-          </w:p>
-        </w:tc>
-        <w:tc>
-          <w:tcPr>
-            <w:tcW w:w="30" w:type="dxa"/>
+          </w:p>
+        </w:tc>
+        <w:tc>
+          <w:tcPr>
+            <w:tcW w:w="134" w:type="dxa"/>
             <w:vAlign w:val="bottom"/>
           </w:tcPr>
           <w:p/>
@@ -7067,236 +7187,253 @@
         </w:trPr>
         <w:tc>
           <w:tcPr>
-            <w:tcW w:w="150" w:type="dxa"/>
-            <w:vAlign w:val="bottom"/>
-          </w:tcPr>
-          <w:p/>
-        </w:tc>
-        <w:tc>
-          <w:tcPr>
-            <w:tcW w:w="7320" w:type="dxa"/>
-            <w:gridSpan w:val="7"/>
-            <w:vAlign w:val="bottom"/>
-          </w:tcPr>
-          <w:p>
-            <w:pPr>
-              <w:wordWrap w:val="0"/>
+            <w:tcW w:w="152" w:type="dxa"/>
+            <w:vAlign w:val="bottom"/>
+          </w:tcPr>
+          <w:p/>
+        </w:tc>
+        <w:tc>
+          <w:tcPr>
+            <w:tcW w:w="2228" w:type="dxa"/>
+            <w:tcBorders>
+              <w:bottom w:val="single" w:sz="5" w:space="0" w:color="auto"/>
+            </w:tcBorders>
+            <w:vAlign w:val="bottom"/>
+          </w:tcPr>
+          <w:p>
+            <w:r>
+              <w:rPr>
+                <w:sz w:val="13"/>
+                <w:szCs w:val="13"/>
+              </w:rPr>
+              <w:t>{{</w:t>
+            </w:r>
+            <w:proofErr w:type="spellStart"/>
+            <w:r>
+              <w:rPr>
+                <w:sz w:val="13"/>
+                <w:szCs w:val="13"/>
+              </w:rPr>
+              <w:t>responsible_position</w:t>
+            </w:r>
+            <w:proofErr w:type="spellEnd"/>
+            <w:r>
+              <w:rPr>
+                <w:sz w:val="13"/>
+                <w:szCs w:val="13"/>
+              </w:rPr>
+              <w:t>}}</w:t>
+            </w:r>
+          </w:p>
+        </w:tc>
+        <w:tc>
+          <w:tcPr>
+            <w:tcW w:w="135" w:type="dxa"/>
+            <w:vAlign w:val="bottom"/>
+          </w:tcPr>
+          <w:p/>
+        </w:tc>
+        <w:tc>
+          <w:tcPr>
+            <w:tcW w:w="2409" w:type="dxa"/>
+            <w:gridSpan w:val="3"/>
+            <w:tcBorders>
+              <w:bottom w:val="single" w:sz="5" w:space="0" w:color="auto"/>
+            </w:tcBorders>
+            <w:vAlign w:val="bottom"/>
+          </w:tcPr>
+          <w:p/>
+        </w:tc>
+        <w:tc>
+          <w:tcPr>
+            <w:tcW w:w="151" w:type="dxa"/>
+            <w:vAlign w:val="bottom"/>
+          </w:tcPr>
+          <w:p/>
+        </w:tc>
+        <w:tc>
+          <w:tcPr>
+            <w:tcW w:w="2424" w:type="dxa"/>
+            <w:tcBorders>
+              <w:bottom w:val="single" w:sz="5" w:space="0" w:color="auto"/>
+            </w:tcBorders>
+            <w:vAlign w:val="bottom"/>
+          </w:tcPr>
+          <w:p>
+            <w:r>
+              <w:rPr>
+                <w:sz w:val="13"/>
+                <w:szCs w:val="13"/>
+              </w:rPr>
+              <w:t>{{</w:t>
+            </w:r>
+            <w:proofErr w:type="spellStart"/>
+            <w:r>
+              <w:rPr>
+                <w:sz w:val="13"/>
+                <w:szCs w:val="13"/>
+              </w:rPr>
+              <w:t>responsible_name</w:t>
+            </w:r>
+            <w:proofErr w:type="spellEnd"/>
+            <w:r>
+              <w:rPr>
+                <w:sz w:val="13"/>
+                <w:szCs w:val="13"/>
+              </w:rPr>
+              <w:t>}}</w:t>
+            </w:r>
+          </w:p>
+        </w:tc>
+        <w:tc>
+          <w:tcPr>
+            <w:tcW w:w="346" w:type="dxa"/>
+            <w:vMerge w:val="restart"/>
+          </w:tcPr>
+          <w:p>
+            <w:pPr>
+              <w:wordWrap w:val="0"/>
+              <w:jc w:val="right"/>
             </w:pPr>
             <w:r>
               <w:rPr>
                 <w:szCs w:val="15"/>
               </w:rPr>
-              <w:t>Иные сведения об отгрузке, передаче</w:t>
-            </w:r>
-          </w:p>
-        </w:tc>
-        <w:tc>
-          <w:tcPr>
-            <w:tcW w:w="345" w:type="dxa"/>
-            <w:vAlign w:val="bottom"/>
+              <w:t>[13]</w:t>
+            </w:r>
+          </w:p>
+        </w:tc>
+        <w:tc>
+          <w:tcPr>
+            <w:tcW w:w="134" w:type="dxa"/>
+            <w:vAlign w:val="bottom"/>
+          </w:tcPr>
+          <w:p/>
+        </w:tc>
+        <w:tc>
+          <w:tcPr>
+            <w:tcW w:w="134" w:type="dxa"/>
+            <w:tcBorders>
+              <w:left w:val="single" w:sz="10" w:space="0" w:color="auto"/>
+            </w:tcBorders>
+            <w:vAlign w:val="bottom"/>
+          </w:tcPr>
+          <w:p/>
+        </w:tc>
+        <w:tc>
+          <w:tcPr>
+            <w:tcW w:w="2228" w:type="dxa"/>
+            <w:tcBorders>
+              <w:bottom w:val="single" w:sz="5" w:space="0" w:color="auto"/>
+            </w:tcBorders>
+            <w:vAlign w:val="bottom"/>
+          </w:tcPr>
+          <w:p>
+            <w:r>
+              <w:rPr>
+                <w:sz w:val="13"/>
+                <w:szCs w:val="13"/>
+              </w:rPr>
+              <w:t>{{</w:t>
+            </w:r>
+            <w:proofErr w:type="spellStart"/>
+            <w:r>
+              <w:rPr>
+                <w:sz w:val="13"/>
+                <w:szCs w:val="13"/>
+              </w:rPr>
+              <w:t>buyer_responsible_position</w:t>
+            </w:r>
+            <w:proofErr w:type="spellEnd"/>
+            <w:r>
+              <w:rPr>
+                <w:sz w:val="13"/>
+                <w:szCs w:val="13"/>
+              </w:rPr>
+              <w:t>}}</w:t>
+            </w:r>
+          </w:p>
+        </w:tc>
+        <w:tc>
+          <w:tcPr>
+            <w:tcW w:w="151" w:type="dxa"/>
+            <w:vAlign w:val="bottom"/>
+          </w:tcPr>
+          <w:p/>
+        </w:tc>
+        <w:tc>
+          <w:tcPr>
+            <w:tcW w:w="2108" w:type="dxa"/>
+            <w:gridSpan w:val="2"/>
+            <w:tcBorders>
+              <w:bottom w:val="single" w:sz="5" w:space="0" w:color="auto"/>
+            </w:tcBorders>
+            <w:vAlign w:val="bottom"/>
+          </w:tcPr>
+          <w:p/>
+        </w:tc>
+        <w:tc>
+          <w:tcPr>
+            <w:tcW w:w="135" w:type="dxa"/>
+            <w:vAlign w:val="bottom"/>
+          </w:tcPr>
+          <w:p/>
+        </w:tc>
+        <w:tc>
+          <w:tcPr>
+            <w:tcW w:w="2604" w:type="dxa"/>
+            <w:tcBorders>
+              <w:bottom w:val="single" w:sz="5" w:space="0" w:color="auto"/>
+            </w:tcBorders>
+            <w:vAlign w:val="bottom"/>
+          </w:tcPr>
+          <w:p>
+            <w:r>
+              <w:rPr>
+                <w:sz w:val="13"/>
+                <w:szCs w:val="13"/>
+              </w:rPr>
+              <w:t>{{</w:t>
+            </w:r>
+            <w:proofErr w:type="spellStart"/>
+            <w:r>
+              <w:rPr>
+                <w:sz w:val="13"/>
+                <w:szCs w:val="13"/>
+              </w:rPr>
+              <w:t>buyer_responsible_name</w:t>
+            </w:r>
+            <w:proofErr w:type="spellEnd"/>
+            <w:r>
+              <w:rPr>
+                <w:sz w:val="13"/>
+                <w:szCs w:val="13"/>
+              </w:rPr>
+              <w:t>}}</w:t>
+            </w:r>
+          </w:p>
+        </w:tc>
+        <w:tc>
+          <w:tcPr>
+            <w:tcW w:w="346" w:type="dxa"/>
+            <w:vMerge w:val="restart"/>
           </w:tcPr>
           <w:p>
             <w:pPr>
               <w:wordWrap w:val="0"/>
               <w:jc w:val="right"/>
             </w:pPr>
-          </w:p>
-        </w:tc>
-        <w:tc>
-          <w:tcPr>
-            <w:tcW w:w="90" w:type="dxa"/>
-            <w:vAlign w:val="bottom"/>
-          </w:tcPr>
-          <w:p/>
-        </w:tc>
-        <w:tc>
-          <w:tcPr>
-            <w:tcW w:w="90" w:type="dxa"/>
-            <w:tcBorders>
-              <w:left w:val="single" w:sz="10" w:space="0" w:color="auto"/>
-            </w:tcBorders>
-            <w:vAlign w:val="bottom"/>
-          </w:tcPr>
-          <w:p/>
-        </w:tc>
-        <w:tc>
-          <w:tcPr>
-            <w:tcW w:w="7200" w:type="dxa"/>
-            <w:gridSpan w:val="6"/>
-            <w:vAlign w:val="bottom"/>
-          </w:tcPr>
-          <w:p>
-            <w:pPr>
-              <w:wordWrap w:val="0"/>
-            </w:pPr>
             <w:r>
               <w:rPr>
                 <w:szCs w:val="15"/>
               </w:rPr>
-              <w:t>Иные сведения о получении, приемке</w:t>
-            </w:r>
-          </w:p>
-        </w:tc>
-        <w:tc>
-          <w:tcPr>
-            <w:tcW w:w="345" w:type="dxa"/>
-            <w:vAlign w:val="bottom"/>
-          </w:tcPr>
-          <w:p>
-            <w:pPr>
-              <w:wordWrap w:val="0"/>
-              <w:jc w:val="right"/>
-            </w:pPr>
-          </w:p>
-        </w:tc>
-        <w:tc>
-          <w:tcPr>
-            <w:tcW w:w="30" w:type="dxa"/>
-            <w:vAlign w:val="bottom"/>
-          </w:tcPr>
-          <w:p/>
-        </w:tc>
-      </w:tr>
-      <w:tr>
-        <w:trPr>
-          <w:cantSplit/>
-        </w:trPr>
-        <w:tc>
-          <w:tcPr>
-            <w:tcW w:w="150" w:type="dxa"/>
-            <w:vAlign w:val="bottom"/>
-          </w:tcPr>
-          <w:p/>
-        </w:tc>
-        <w:tc>
-          <w:tcPr>
-            <w:tcW w:w="7320" w:type="dxa"/>
-            <w:gridSpan w:val="7"/>
-            <w:tcBorders>
-              <w:bottom w:val="single" w:sz="5" w:space="0" w:color="auto"/>
-            </w:tcBorders>
-            <w:vAlign w:val="bottom"/>
-          </w:tcPr>
-          <w:p>
-            <w:pPr>
-              <w:jc w:val="center"/>
-            </w:pPr>
-            <w:r>
-              <w:rPr>
-                <w:sz w:val="13"/>
-                <w:szCs w:val="13"/>
-              </w:rPr>
-              <w:t>{{</w:t>
-            </w:r>
-            <w:proofErr w:type="spellStart"/>
-            <w:r>
-              <w:rPr>
-                <w:sz w:val="13"/>
-                <w:szCs w:val="13"/>
-              </w:rPr>
-              <w:t>shipment_additional_info</w:t>
-            </w:r>
-            <w:proofErr w:type="spellEnd"/>
-            <w:r>
-              <w:rPr>
-                <w:sz w:val="13"/>
-                <w:szCs w:val="13"/>
-              </w:rPr>
-              <w:t>}}</w:t>
-            </w:r>
-          </w:p>
-        </w:tc>
-        <w:tc>
-          <w:tcPr>
-            <w:tcW w:w="345" w:type="dxa"/>
-            <w:vMerge w:val="restart"/>
-          </w:tcPr>
-          <w:p>
-            <w:pPr>
-              <w:wordWrap w:val="0"/>
-              <w:jc w:val="right"/>
-            </w:pPr>
-            <w:r>
-              <w:rPr>
-                <w:szCs w:val="15"/>
-              </w:rPr>
-              <w:t>[12]</w:t>
-            </w:r>
-          </w:p>
-        </w:tc>
-        <w:tc>
-          <w:tcPr>
-            <w:tcW w:w="90" w:type="dxa"/>
-            <w:vAlign w:val="bottom"/>
-          </w:tcPr>
-          <w:p/>
-        </w:tc>
-        <w:tc>
-          <w:tcPr>
-            <w:tcW w:w="90" w:type="dxa"/>
-            <w:tcBorders>
-              <w:left w:val="single" w:sz="10" w:space="0" w:color="auto"/>
-            </w:tcBorders>
-            <w:vAlign w:val="bottom"/>
-          </w:tcPr>
-          <w:p/>
-        </w:tc>
-        <w:tc>
-          <w:tcPr>
-            <w:tcW w:w="7200" w:type="dxa"/>
-            <w:gridSpan w:val="6"/>
-            <w:tcBorders>
-              <w:bottom w:val="single" w:sz="5" w:space="0" w:color="auto"/>
-            </w:tcBorders>
-            <w:vAlign w:val="bottom"/>
-          </w:tcPr>
-          <w:p>
-            <w:r>
-              <w:rPr>
-                <w:sz w:val="13"/>
-                <w:szCs w:val="13"/>
-              </w:rPr>
-              <w:t>{{</w:t>
-            </w:r>
-            <w:proofErr w:type="spellStart"/>
-            <w:r>
-              <w:rPr>
-                <w:sz w:val="13"/>
-                <w:szCs w:val="13"/>
-              </w:rPr>
-              <w:t>acceptance_additional_info</w:t>
-            </w:r>
-            <w:proofErr w:type="spellEnd"/>
-            <w:r>
-              <w:rPr>
-                <w:sz w:val="13"/>
-                <w:szCs w:val="13"/>
-              </w:rPr>
-              <w:t>}}</w:t>
-            </w:r>
-          </w:p>
-        </w:tc>
-        <w:tc>
-          <w:tcPr>
-            <w:tcW w:w="345" w:type="dxa"/>
-            <w:vMerge w:val="restart"/>
-          </w:tcPr>
-          <w:p>
-            <w:pPr>
-              <w:wordWrap w:val="0"/>
-              <w:jc w:val="right"/>
-            </w:pPr>
-            <w:r>
-              <w:rPr>
-                <w:szCs w:val="15"/>
-              </w:rPr>
-              <w:t>[17]</w:t>
-            </w:r>
-          </w:p>
-        </w:tc>
-        <w:tc>
-          <w:tcPr>
-            <w:tcW w:w="30" w:type="dxa"/>
+              <w:t>[18]</w:t>
+            </w:r>
+          </w:p>
+        </w:tc>
+        <w:tc>
+          <w:tcPr>
+            <w:tcW w:w="134" w:type="dxa"/>
             <w:vAlign w:val="bottom"/>
           </w:tcPr>
           <w:p/>
@@ -7309,15 +7446,14 @@
         </w:trPr>
         <w:tc>
           <w:tcPr>
-            <w:tcW w:w="150" w:type="dxa"/>
-            <w:vAlign w:val="bottom"/>
-          </w:tcPr>
-          <w:p/>
-        </w:tc>
-        <w:tc>
-          <w:tcPr>
-            <w:tcW w:w="7320" w:type="dxa"/>
-            <w:gridSpan w:val="7"/>
+            <w:tcW w:w="152" w:type="dxa"/>
+            <w:vAlign w:val="bottom"/>
+          </w:tcPr>
+          <w:p/>
+        </w:tc>
+        <w:tc>
+          <w:tcPr>
+            <w:tcW w:w="2228" w:type="dxa"/>
           </w:tcPr>
           <w:p>
             <w:pPr>
@@ -7329,39 +7465,21 @@
                 <w:sz w:val="11"/>
                 <w:szCs w:val="11"/>
               </w:rPr>
-              <w:t>(ссылки на неотъемлемые приложения, сопутствующие документы, иные документы и т.п.)</w:t>
-            </w:r>
-          </w:p>
-        </w:tc>
-        <w:tc>
-          <w:tcPr>
-            <w:tcW w:w="345" w:type="dxa"/>
-            <w:vMerge/>
-            <w:vAlign w:val="bottom"/>
-          </w:tcPr>
-          <w:p/>
-        </w:tc>
-        <w:tc>
-          <w:tcPr>
-            <w:tcW w:w="90" w:type="dxa"/>
-            <w:vAlign w:val="bottom"/>
-          </w:tcPr>
-          <w:p/>
-        </w:tc>
-        <w:tc>
-          <w:tcPr>
-            <w:tcW w:w="90" w:type="dxa"/>
-            <w:tcBorders>
-              <w:left w:val="single" w:sz="10" w:space="0" w:color="auto"/>
-            </w:tcBorders>
-            <w:vAlign w:val="bottom"/>
-          </w:tcPr>
-          <w:p/>
-        </w:tc>
-        <w:tc>
-          <w:tcPr>
-            <w:tcW w:w="7200" w:type="dxa"/>
-            <w:gridSpan w:val="6"/>
+              <w:t>(должность)</w:t>
+            </w:r>
+          </w:p>
+        </w:tc>
+        <w:tc>
+          <w:tcPr>
+            <w:tcW w:w="135" w:type="dxa"/>
+            <w:vAlign w:val="bottom"/>
+          </w:tcPr>
+          <w:p/>
+        </w:tc>
+        <w:tc>
+          <w:tcPr>
+            <w:tcW w:w="2409" w:type="dxa"/>
+            <w:gridSpan w:val="3"/>
           </w:tcPr>
           <w:p>
             <w:pPr>
@@ -7373,29 +7491,54 @@
                 <w:sz w:val="11"/>
                 <w:szCs w:val="11"/>
               </w:rPr>
-              <w:t xml:space="preserve">(информация о наличии/отсутствии претензии; ссылки на неотъемлемые приложения, и </w:t>
-            </w:r>
-            <w:proofErr w:type="gramStart"/>
+              <w:t>(подпись)</w:t>
+            </w:r>
+          </w:p>
+        </w:tc>
+        <w:tc>
+          <w:tcPr>
+            <w:tcW w:w="151" w:type="dxa"/>
+            <w:vAlign w:val="bottom"/>
+          </w:tcPr>
+          <w:p/>
+        </w:tc>
+        <w:tc>
+          <w:tcPr>
+            <w:tcW w:w="2424" w:type="dxa"/>
+          </w:tcPr>
+          <w:p>
+            <w:pPr>
+              <w:wordWrap w:val="0"/>
+              <w:jc w:val="center"/>
+            </w:pPr>
             <w:r>
               <w:rPr>
                 <w:sz w:val="11"/>
                 <w:szCs w:val="11"/>
               </w:rPr>
-              <w:t>другие  документы</w:t>
-            </w:r>
-            <w:proofErr w:type="gramEnd"/>
+              <w:t>(</w:t>
+            </w:r>
+            <w:proofErr w:type="spellStart"/>
             <w:r>
               <w:rPr>
                 <w:sz w:val="11"/>
                 <w:szCs w:val="11"/>
               </w:rPr>
-              <w:t xml:space="preserve"> и т.п.)</w:t>
-            </w:r>
-          </w:p>
-        </w:tc>
-        <w:tc>
-          <w:tcPr>
-            <w:tcW w:w="345" w:type="dxa"/>
+              <w:t>ф.и.о.</w:t>
+            </w:r>
+            <w:proofErr w:type="spellEnd"/>
+            <w:r>
+              <w:rPr>
+                <w:sz w:val="11"/>
+                <w:szCs w:val="11"/>
+              </w:rPr>
+              <w:t>)</w:t>
+            </w:r>
+          </w:p>
+        </w:tc>
+        <w:tc>
+          <w:tcPr>
+            <w:tcW w:w="346" w:type="dxa"/>
             <w:vMerge/>
             <w:vAlign w:val="bottom"/>
           </w:tcPr>
@@ -7403,7 +7546,117 @@
         </w:tc>
         <w:tc>
           <w:tcPr>
-            <w:tcW w:w="30" w:type="dxa"/>
+            <w:tcW w:w="134" w:type="dxa"/>
+            <w:vAlign w:val="bottom"/>
+          </w:tcPr>
+          <w:p/>
+        </w:tc>
+        <w:tc>
+          <w:tcPr>
+            <w:tcW w:w="134" w:type="dxa"/>
+            <w:tcBorders>
+              <w:left w:val="single" w:sz="10" w:space="0" w:color="auto"/>
+            </w:tcBorders>
+            <w:vAlign w:val="bottom"/>
+          </w:tcPr>
+          <w:p/>
+        </w:tc>
+        <w:tc>
+          <w:tcPr>
+            <w:tcW w:w="2228" w:type="dxa"/>
+          </w:tcPr>
+          <w:p>
+            <w:pPr>
+              <w:wordWrap w:val="0"/>
+              <w:jc w:val="center"/>
+            </w:pPr>
+            <w:r>
+              <w:rPr>
+                <w:sz w:val="11"/>
+                <w:szCs w:val="11"/>
+              </w:rPr>
+              <w:t>(должность)</w:t>
+            </w:r>
+          </w:p>
+        </w:tc>
+        <w:tc>
+          <w:tcPr>
+            <w:tcW w:w="151" w:type="dxa"/>
+            <w:vAlign w:val="bottom"/>
+          </w:tcPr>
+          <w:p/>
+        </w:tc>
+        <w:tc>
+          <w:tcPr>
+            <w:tcW w:w="2108" w:type="dxa"/>
+            <w:gridSpan w:val="2"/>
+          </w:tcPr>
+          <w:p>
+            <w:pPr>
+              <w:wordWrap w:val="0"/>
+              <w:jc w:val="center"/>
+            </w:pPr>
+            <w:r>
+              <w:rPr>
+                <w:sz w:val="11"/>
+                <w:szCs w:val="11"/>
+              </w:rPr>
+              <w:t>(подпись)</w:t>
+            </w:r>
+          </w:p>
+        </w:tc>
+        <w:tc>
+          <w:tcPr>
+            <w:tcW w:w="135" w:type="dxa"/>
+            <w:vAlign w:val="bottom"/>
+          </w:tcPr>
+          <w:p/>
+        </w:tc>
+        <w:tc>
+          <w:tcPr>
+            <w:tcW w:w="2604" w:type="dxa"/>
+          </w:tcPr>
+          <w:p>
+            <w:pPr>
+              <w:wordWrap w:val="0"/>
+              <w:jc w:val="center"/>
+            </w:pPr>
+            <w:r>
+              <w:rPr>
+                <w:sz w:val="11"/>
+                <w:szCs w:val="11"/>
+              </w:rPr>
+              <w:t>(</w:t>
+            </w:r>
+            <w:proofErr w:type="spellStart"/>
+            <w:r>
+              <w:rPr>
+                <w:sz w:val="11"/>
+                <w:szCs w:val="11"/>
+              </w:rPr>
+              <w:t>ф.и.о.</w:t>
+            </w:r>
+            <w:proofErr w:type="spellEnd"/>
+            <w:r>
+              <w:rPr>
+                <w:sz w:val="11"/>
+                <w:szCs w:val="11"/>
+              </w:rPr>
+              <w:t>)</w:t>
+            </w:r>
+          </w:p>
+        </w:tc>
+        <w:tc>
+          <w:tcPr>
+            <w:tcW w:w="346" w:type="dxa"/>
+            <w:vMerge/>
+            <w:vAlign w:val="bottom"/>
+          </w:tcPr>
+          <w:p/>
+        </w:tc>
+        <w:tc>
+          <w:tcPr>
+            <w:tcW w:w="134" w:type="dxa"/>
             <w:vAlign w:val="bottom"/>
           </w:tcPr>
           <w:p/>
@@ -7415,14 +7668,14 @@
         </w:trPr>
         <w:tc>
           <w:tcPr>
-            <w:tcW w:w="150" w:type="dxa"/>
-            <w:vAlign w:val="bottom"/>
-          </w:tcPr>
-          <w:p/>
-        </w:tc>
-        <w:tc>
-          <w:tcPr>
-            <w:tcW w:w="7320" w:type="dxa"/>
+            <w:tcW w:w="152" w:type="dxa"/>
+            <w:vAlign w:val="bottom"/>
+          </w:tcPr>
+          <w:p/>
+        </w:tc>
+        <w:tc>
+          <w:tcPr>
+            <w:tcW w:w="7347" w:type="dxa"/>
             <w:gridSpan w:val="7"/>
             <w:vAlign w:val="bottom"/>
           </w:tcPr>
@@ -7434,19 +7687,60 @@
               <w:rPr>
                 <w:szCs w:val="15"/>
               </w:rPr>
-              <w:t>Ответственный за правильность оформления факта хозяйственной жизни</w:t>
-            </w:r>
+              <w:t>Наименование экономического субъекта – составителя документа (в т.ч. комиссионера / агента)</w:t>
+            </w:r>
+          </w:p>
+        </w:tc>
+        <w:tc>
+          <w:tcPr>
+            <w:tcW w:w="346" w:type="dxa"/>
+            <w:vAlign w:val="bottom"/>
+          </w:tcPr>
+          <w:p>
+            <w:pPr>
+              <w:wordWrap w:val="0"/>
+              <w:jc w:val="right"/>
+            </w:pPr>
+          </w:p>
+        </w:tc>
+        <w:tc>
+          <w:tcPr>
+            <w:tcW w:w="134" w:type="dxa"/>
+            <w:vAlign w:val="bottom"/>
+          </w:tcPr>
+          <w:p/>
+        </w:tc>
+        <w:tc>
+          <w:tcPr>
+            <w:tcW w:w="134" w:type="dxa"/>
+            <w:tcBorders>
+              <w:left w:val="single" w:sz="10" w:space="0" w:color="auto"/>
+            </w:tcBorders>
+            <w:vAlign w:val="bottom"/>
+          </w:tcPr>
+          <w:p/>
+        </w:tc>
+        <w:tc>
+          <w:tcPr>
+            <w:tcW w:w="7226" w:type="dxa"/>
+            <w:gridSpan w:val="6"/>
+            <w:vAlign w:val="bottom"/>
+          </w:tcPr>
+          <w:p>
+            <w:pPr>
+              <w:wordWrap w:val="0"/>
+            </w:pPr>
             <w:r>
               <w:rPr>
                 <w:szCs w:val="15"/>
               </w:rPr>
-              <w:t xml:space="preserve"> </w:t>
-            </w:r>
-          </w:p>
-        </w:tc>
-        <w:tc>
-          <w:tcPr>
-            <w:tcW w:w="345" w:type="dxa"/>
+              <w:t>Наименование экономического субъекта – составителя документа</w:t>
+            </w:r>
+          </w:p>
+        </w:tc>
+        <w:tc>
+          <w:tcPr>
+            <w:tcW w:w="346" w:type="dxa"/>
             <w:vAlign w:val="bottom"/>
           </w:tcPr>
           <w:p>
@@ -7458,54 +7752,7 @@
         </w:tc>
         <w:tc>
           <w:tcPr>
-            <w:tcW w:w="90" w:type="dxa"/>
-            <w:vAlign w:val="bottom"/>
-          </w:tcPr>
-          <w:p/>
-        </w:tc>
-        <w:tc>
-          <w:tcPr>
-            <w:tcW w:w="90" w:type="dxa"/>
-            <w:tcBorders>
-              <w:left w:val="single" w:sz="10" w:space="0" w:color="auto"/>
-            </w:tcBorders>
-            <w:vAlign w:val="bottom"/>
-          </w:tcPr>
-          <w:p/>
-        </w:tc>
-        <w:tc>
-          <w:tcPr>
-            <w:tcW w:w="7200" w:type="dxa"/>
-            <w:gridSpan w:val="6"/>
-            <w:vAlign w:val="bottom"/>
-          </w:tcPr>
-          <w:p>
-            <w:pPr>
-              <w:wordWrap w:val="0"/>
-            </w:pPr>
-            <w:r>
-              <w:rPr>
-                <w:szCs w:val="15"/>
-              </w:rPr>
-              <w:t>Ответственный за правильность оформления факта хозяйственной жизни</w:t>
-            </w:r>
-          </w:p>
-        </w:tc>
-        <w:tc>
-          <w:tcPr>
-            <w:tcW w:w="345" w:type="dxa"/>
-            <w:vAlign w:val="bottom"/>
-          </w:tcPr>
-          <w:p>
-            <w:pPr>
-              <w:wordWrap w:val="0"/>
-              <w:jc w:val="right"/>
-            </w:pPr>
-          </w:p>
-        </w:tc>
-        <w:tc>
-          <w:tcPr>
-            <w:tcW w:w="30" w:type="dxa"/>
+            <w:tcW w:w="134" w:type="dxa"/>
             <w:vAlign w:val="bottom"/>
           </w:tcPr>
           <w:p/>
@@ -7517,14 +7764,15 @@
         </w:trPr>
         <w:tc>
           <w:tcPr>
-            <w:tcW w:w="150" w:type="dxa"/>
-            <w:vAlign w:val="bottom"/>
-          </w:tcPr>
-          <w:p/>
-        </w:tc>
-        <w:tc>
-          <w:tcPr>
-            <w:tcW w:w="2220" w:type="dxa"/>
+            <w:tcW w:w="152" w:type="dxa"/>
+            <w:vAlign w:val="bottom"/>
+          </w:tcPr>
+          <w:p/>
+        </w:tc>
+        <w:tc>
+          <w:tcPr>
+            <w:tcW w:w="7347" w:type="dxa"/>
+            <w:gridSpan w:val="7"/>
             <w:tcBorders>
               <w:bottom w:val="single" w:sz="5" w:space="0" w:color="auto"/>
             </w:tcBorders>
@@ -7544,7 +7792,7 @@
                 <w:sz w:val="13"/>
                 <w:szCs w:val="13"/>
               </w:rPr>
-              <w:t>responsible_position</w:t>
+              <w:t>document_creator_entity_name</w:t>
             </w:r>
             <w:proofErr w:type="spellEnd"/>
             <w:r>
@@ -7558,42 +7806,59 @@
         </w:tc>
         <w:tc>
           <w:tcPr>
-            <w:tcW w:w="135" w:type="dxa"/>
-            <w:vAlign w:val="bottom"/>
-          </w:tcPr>
-          <w:p/>
-        </w:tc>
-        <w:tc>
-          <w:tcPr>
-            <w:tcW w:w="2400" w:type="dxa"/>
-            <w:gridSpan w:val="3"/>
-            <w:tcBorders>
-              <w:bottom w:val="single" w:sz="5" w:space="0" w:color="auto"/>
-            </w:tcBorders>
-            <w:vAlign w:val="bottom"/>
-          </w:tcPr>
-          <w:p/>
-        </w:tc>
-        <w:tc>
-          <w:tcPr>
-            <w:tcW w:w="150" w:type="dxa"/>
-            <w:vAlign w:val="bottom"/>
-          </w:tcPr>
-          <w:p/>
-        </w:tc>
-        <w:tc>
-          <w:tcPr>
-            <w:tcW w:w="2415" w:type="dxa"/>
-            <w:tcBorders>
-              <w:bottom w:val="single" w:sz="5" w:space="0" w:color="auto"/>
-            </w:tcBorders>
-            <w:vAlign w:val="bottom"/>
-          </w:tcPr>
-          <w:p>
-            <w:r>
-              <w:rPr>
-                <w:sz w:val="13"/>
-                <w:szCs w:val="13"/>
+            <w:tcW w:w="346" w:type="dxa"/>
+            <w:vMerge w:val="restart"/>
+          </w:tcPr>
+          <w:p>
+            <w:pPr>
+              <w:wordWrap w:val="0"/>
+              <w:jc w:val="right"/>
+            </w:pPr>
+            <w:r>
+              <w:rPr>
+                <w:szCs w:val="15"/>
+              </w:rPr>
+              <w:t>[14]</w:t>
+            </w:r>
+          </w:p>
+        </w:tc>
+        <w:tc>
+          <w:tcPr>
+            <w:tcW w:w="134" w:type="dxa"/>
+            <w:vAlign w:val="bottom"/>
+          </w:tcPr>
+          <w:p/>
+        </w:tc>
+        <w:tc>
+          <w:tcPr>
+            <w:tcW w:w="134" w:type="dxa"/>
+            <w:tcBorders>
+              <w:left w:val="single" w:sz="10" w:space="0" w:color="auto"/>
+            </w:tcBorders>
+            <w:vAlign w:val="bottom"/>
+          </w:tcPr>
+          <w:p/>
+        </w:tc>
+        <w:tc>
+          <w:tcPr>
+            <w:tcW w:w="7226" w:type="dxa"/>
+            <w:gridSpan w:val="6"/>
+            <w:tcBorders>
+              <w:bottom w:val="single" w:sz="5" w:space="0" w:color="auto"/>
+            </w:tcBorders>
+            <w:vAlign w:val="bottom"/>
+          </w:tcPr>
+          <w:p>
+            <w:pPr>
+              <w:rPr>
+                <w:lang w:val="en-US"/>
+              </w:rPr>
+            </w:pPr>
+            <w:r>
+              <w:rPr>
+                <w:sz w:val="13"/>
+                <w:szCs w:val="13"/>
+                <w:lang w:val="en-US"/>
               </w:rPr>
               <w:t>{{</w:t>
             </w:r>
@@ -7602,14 +7867,16 @@
               <w:rPr>
                 <w:sz w:val="13"/>
                 <w:szCs w:val="13"/>
-              </w:rPr>
-              <w:t>responsible_name</w:t>
+                <w:lang w:val="en-US"/>
+              </w:rPr>
+              <w:t>buyer_document_creator_entity_name</w:t>
             </w:r>
             <w:proofErr w:type="spellEnd"/>
             <w:r>
               <w:rPr>
                 <w:sz w:val="13"/>
                 <w:szCs w:val="13"/>
+                <w:lang w:val="en-US"/>
               </w:rPr>
               <w:t>}}</w:t>
             </w:r>
@@ -7617,7 +7884,7 @@
         </w:tc>
         <w:tc>
           <w:tcPr>
-            <w:tcW w:w="345" w:type="dxa"/>
+            <w:tcW w:w="346" w:type="dxa"/>
             <w:vMerge w:val="restart"/>
           </w:tcPr>
           <w:p>
@@ -7629,141 +7896,13 @@
               <w:rPr>
                 <w:szCs w:val="15"/>
               </w:rPr>
-              <w:t>[13]</w:t>
-            </w:r>
-          </w:p>
-        </w:tc>
-        <w:tc>
-          <w:tcPr>
-            <w:tcW w:w="90" w:type="dxa"/>
-            <w:vAlign w:val="bottom"/>
-          </w:tcPr>
-          <w:p/>
-        </w:tc>
-        <w:tc>
-          <w:tcPr>
-            <w:tcW w:w="90" w:type="dxa"/>
-            <w:tcBorders>
-              <w:left w:val="single" w:sz="10" w:space="0" w:color="auto"/>
-            </w:tcBorders>
-            <w:vAlign w:val="bottom"/>
-          </w:tcPr>
-          <w:p/>
-        </w:tc>
-        <w:tc>
-          <w:tcPr>
-            <w:tcW w:w="2220" w:type="dxa"/>
-            <w:tcBorders>
-              <w:bottom w:val="single" w:sz="5" w:space="0" w:color="auto"/>
-            </w:tcBorders>
-            <w:vAlign w:val="bottom"/>
-          </w:tcPr>
-          <w:p>
-            <w:r>
-              <w:rPr>
-                <w:sz w:val="13"/>
-                <w:szCs w:val="13"/>
-              </w:rPr>
-              <w:t>{{</w:t>
-            </w:r>
-            <w:proofErr w:type="spellStart"/>
-            <w:r>
-              <w:rPr>
-                <w:sz w:val="13"/>
-                <w:szCs w:val="13"/>
-              </w:rPr>
-              <w:t>buyer_responsible_position</w:t>
-            </w:r>
-            <w:proofErr w:type="spellEnd"/>
-            <w:r>
-              <w:rPr>
-                <w:sz w:val="13"/>
-                <w:szCs w:val="13"/>
-              </w:rPr>
-              <w:t>}}</w:t>
-            </w:r>
-          </w:p>
-        </w:tc>
-        <w:tc>
-          <w:tcPr>
-            <w:tcW w:w="150" w:type="dxa"/>
-            <w:vAlign w:val="bottom"/>
-          </w:tcPr>
-          <w:p/>
-        </w:tc>
-        <w:tc>
-          <w:tcPr>
-            <w:tcW w:w="2100" w:type="dxa"/>
-            <w:gridSpan w:val="2"/>
-            <w:tcBorders>
-              <w:bottom w:val="single" w:sz="5" w:space="0" w:color="auto"/>
-            </w:tcBorders>
-            <w:vAlign w:val="bottom"/>
-          </w:tcPr>
-          <w:p/>
-        </w:tc>
-        <w:tc>
-          <w:tcPr>
-            <w:tcW w:w="135" w:type="dxa"/>
-            <w:vAlign w:val="bottom"/>
-          </w:tcPr>
-          <w:p/>
-        </w:tc>
-        <w:tc>
-          <w:tcPr>
-            <w:tcW w:w="2595" w:type="dxa"/>
-            <w:tcBorders>
-              <w:bottom w:val="single" w:sz="5" w:space="0" w:color="auto"/>
-            </w:tcBorders>
-            <w:vAlign w:val="bottom"/>
-          </w:tcPr>
-          <w:p>
-            <w:r>
-              <w:rPr>
-                <w:sz w:val="13"/>
-                <w:szCs w:val="13"/>
-              </w:rPr>
-              <w:t>{{</w:t>
-            </w:r>
-            <w:proofErr w:type="spellStart"/>
-            <w:r>
-              <w:rPr>
-                <w:sz w:val="13"/>
-                <w:szCs w:val="13"/>
-              </w:rPr>
-              <w:t>buyer_responsible_name</w:t>
-            </w:r>
-            <w:proofErr w:type="spellEnd"/>
-            <w:r>
-              <w:rPr>
-                <w:sz w:val="13"/>
-                <w:szCs w:val="13"/>
-              </w:rPr>
-              <w:t>}}</w:t>
-            </w:r>
-          </w:p>
-        </w:tc>
-        <w:tc>
-          <w:tcPr>
-            <w:tcW w:w="345" w:type="dxa"/>
-            <w:vMerge w:val="restart"/>
-          </w:tcPr>
-          <w:p>
-            <w:pPr>
-              <w:wordWrap w:val="0"/>
-              <w:jc w:val="right"/>
-            </w:pPr>
-            <w:r>
-              <w:rPr>
-                <w:szCs w:val="15"/>
-              </w:rPr>
-              <w:t>[18]</w:t>
-            </w:r>
-          </w:p>
-        </w:tc>
-        <w:tc>
-          <w:tcPr>
-            <w:tcW w:w="30" w:type="dxa"/>
+              <w:t>[19]</w:t>
+            </w:r>
+          </w:p>
+        </w:tc>
+        <w:tc>
+          <w:tcPr>
+            <w:tcW w:w="134" w:type="dxa"/>
             <w:vAlign w:val="bottom"/>
           </w:tcPr>
           <w:p/>
@@ -7776,14 +7915,15 @@
         </w:trPr>
         <w:tc>
           <w:tcPr>
-            <w:tcW w:w="150" w:type="dxa"/>
-            <w:vAlign w:val="bottom"/>
-          </w:tcPr>
-          <w:p/>
-        </w:tc>
-        <w:tc>
-          <w:tcPr>
-            <w:tcW w:w="2220" w:type="dxa"/>
+            <w:tcW w:w="152" w:type="dxa"/>
+            <w:vAlign w:val="bottom"/>
+          </w:tcPr>
+          <w:p/>
+        </w:tc>
+        <w:tc>
+          <w:tcPr>
+            <w:tcW w:w="7347" w:type="dxa"/>
+            <w:gridSpan w:val="7"/>
           </w:tcPr>
           <w:p>
             <w:pPr>
@@ -7795,21 +7935,39 @@
                 <w:sz w:val="11"/>
                 <w:szCs w:val="11"/>
               </w:rPr>
-              <w:t>(должность)</w:t>
-            </w:r>
-          </w:p>
-        </w:tc>
-        <w:tc>
-          <w:tcPr>
-            <w:tcW w:w="135" w:type="dxa"/>
-            <w:vAlign w:val="bottom"/>
-          </w:tcPr>
-          <w:p/>
-        </w:tc>
-        <w:tc>
-          <w:tcPr>
-            <w:tcW w:w="2400" w:type="dxa"/>
-            <w:gridSpan w:val="3"/>
+              <w:t>(может не заполняться при проставлении печати в М.П., может быть указан ИНН / КПП)</w:t>
+            </w:r>
+          </w:p>
+        </w:tc>
+        <w:tc>
+          <w:tcPr>
+            <w:tcW w:w="346" w:type="dxa"/>
+            <w:vMerge/>
+            <w:vAlign w:val="bottom"/>
+          </w:tcPr>
+          <w:p/>
+        </w:tc>
+        <w:tc>
+          <w:tcPr>
+            <w:tcW w:w="134" w:type="dxa"/>
+            <w:vAlign w:val="bottom"/>
+          </w:tcPr>
+          <w:p/>
+        </w:tc>
+        <w:tc>
+          <w:tcPr>
+            <w:tcW w:w="134" w:type="dxa"/>
+            <w:tcBorders>
+              <w:left w:val="single" w:sz="10" w:space="0" w:color="auto"/>
+            </w:tcBorders>
+            <w:vAlign w:val="bottom"/>
+          </w:tcPr>
+          <w:p/>
+        </w:tc>
+        <w:tc>
+          <w:tcPr>
+            <w:tcW w:w="7226" w:type="dxa"/>
+            <w:gridSpan w:val="6"/>
           </w:tcPr>
           <w:p>
             <w:pPr>
@@ -7821,54 +7979,13 @@
                 <w:sz w:val="11"/>
                 <w:szCs w:val="11"/>
               </w:rPr>
-              <w:t>(подпись)</w:t>
-            </w:r>
-          </w:p>
-        </w:tc>
-        <w:tc>
-          <w:tcPr>
-            <w:tcW w:w="150" w:type="dxa"/>
-            <w:vAlign w:val="bottom"/>
-          </w:tcPr>
-          <w:p/>
-        </w:tc>
-        <w:tc>
-          <w:tcPr>
-            <w:tcW w:w="2415" w:type="dxa"/>
-          </w:tcPr>
-          <w:p>
-            <w:pPr>
-              <w:wordWrap w:val="0"/>
-              <w:jc w:val="center"/>
-            </w:pPr>
-            <w:r>
-              <w:rPr>
-                <w:sz w:val="11"/>
-                <w:szCs w:val="11"/>
-              </w:rPr>
-              <w:t>(</w:t>
-            </w:r>
-            <w:proofErr w:type="spellStart"/>
-            <w:r>
-              <w:rPr>
-                <w:sz w:val="11"/>
-                <w:szCs w:val="11"/>
-              </w:rPr>
-              <w:t>ф.и.о.</w:t>
-            </w:r>
-            <w:proofErr w:type="spellEnd"/>
-            <w:r>
-              <w:rPr>
-                <w:sz w:val="11"/>
-                <w:szCs w:val="11"/>
-              </w:rPr>
-              <w:t>)</w:t>
-            </w:r>
-          </w:p>
-        </w:tc>
-        <w:tc>
-          <w:tcPr>
-            <w:tcW w:w="345" w:type="dxa"/>
+              <w:t>(может не заполняться при проставлении печати в М.П., может быть указан ИНН / КПП)</w:t>
+            </w:r>
+          </w:p>
+        </w:tc>
+        <w:tc>
+          <w:tcPr>
+            <w:tcW w:w="346" w:type="dxa"/>
             <w:vMerge/>
             <w:vAlign w:val="bottom"/>
           </w:tcPr>
@@ -7876,117 +7993,7 @@
         </w:tc>
         <w:tc>
           <w:tcPr>
-            <w:tcW w:w="90" w:type="dxa"/>
-            <w:vAlign w:val="bottom"/>
-          </w:tcPr>
-          <w:p/>
-        </w:tc>
-        <w:tc>
-          <w:tcPr>
-            <w:tcW w:w="90" w:type="dxa"/>
-            <w:tcBorders>
-              <w:left w:val="single" w:sz="10" w:space="0" w:color="auto"/>
-            </w:tcBorders>
-            <w:vAlign w:val="bottom"/>
-          </w:tcPr>
-          <w:p/>
-        </w:tc>
-        <w:tc>
-          <w:tcPr>
-            <w:tcW w:w="2220" w:type="dxa"/>
-          </w:tcPr>
-          <w:p>
-            <w:pPr>
-              <w:wordWrap w:val="0"/>
-              <w:jc w:val="center"/>
-            </w:pPr>
-            <w:r>
-              <w:rPr>
-                <w:sz w:val="11"/>
-                <w:szCs w:val="11"/>
-              </w:rPr>
-              <w:t>(должность)</w:t>
-            </w:r>
-          </w:p>
-        </w:tc>
-        <w:tc>
-          <w:tcPr>
-            <w:tcW w:w="150" w:type="dxa"/>
-            <w:vAlign w:val="bottom"/>
-          </w:tcPr>
-          <w:p/>
-        </w:tc>
-        <w:tc>
-          <w:tcPr>
-            <w:tcW w:w="2100" w:type="dxa"/>
-            <w:gridSpan w:val="2"/>
-          </w:tcPr>
-          <w:p>
-            <w:pPr>
-              <w:wordWrap w:val="0"/>
-              <w:jc w:val="center"/>
-            </w:pPr>
-            <w:r>
-              <w:rPr>
-                <w:sz w:val="11"/>
-                <w:szCs w:val="11"/>
-              </w:rPr>
-              <w:t>(подпись)</w:t>
-            </w:r>
-          </w:p>
-        </w:tc>
-        <w:tc>
-          <w:tcPr>
-            <w:tcW w:w="135" w:type="dxa"/>
-            <w:vAlign w:val="bottom"/>
-          </w:tcPr>
-          <w:p/>
-        </w:tc>
-        <w:tc>
-          <w:tcPr>
-            <w:tcW w:w="2595" w:type="dxa"/>
-          </w:tcPr>
-          <w:p>
-            <w:pPr>
-              <w:wordWrap w:val="0"/>
-              <w:jc w:val="center"/>
-            </w:pPr>
-            <w:r>
-              <w:rPr>
-                <w:sz w:val="11"/>
-                <w:szCs w:val="11"/>
-              </w:rPr>
-              <w:t>(</w:t>
-            </w:r>
-            <w:proofErr w:type="spellStart"/>
-            <w:r>
-              <w:rPr>
-                <w:sz w:val="11"/>
-                <w:szCs w:val="11"/>
-              </w:rPr>
-              <w:t>ф.и.о.</w:t>
-            </w:r>
-            <w:proofErr w:type="spellEnd"/>
-            <w:r>
-              <w:rPr>
-                <w:sz w:val="11"/>
-                <w:szCs w:val="11"/>
-              </w:rPr>
-              <w:t>)</w:t>
-            </w:r>
-          </w:p>
-        </w:tc>
-        <w:tc>
-          <w:tcPr>
-            <w:tcW w:w="345" w:type="dxa"/>
-            <w:vMerge/>
-            <w:vAlign w:val="bottom"/>
-          </w:tcPr>
-          <w:p/>
-        </w:tc>
-        <w:tc>
-          <w:tcPr>
-            <w:tcW w:w="30" w:type="dxa"/>
+            <w:tcW w:w="134" w:type="dxa"/>
             <w:vAlign w:val="bottom"/>
           </w:tcPr>
           <w:p/>
@@ -7998,32 +8005,74 @@
         </w:trPr>
         <w:tc>
           <w:tcPr>
-            <w:tcW w:w="150" w:type="dxa"/>
-            <w:vAlign w:val="bottom"/>
-          </w:tcPr>
-          <w:p/>
-        </w:tc>
-        <w:tc>
-          <w:tcPr>
-            <w:tcW w:w="7320" w:type="dxa"/>
-            <w:gridSpan w:val="7"/>
-            <w:vAlign w:val="bottom"/>
-          </w:tcPr>
-          <w:p>
-            <w:pPr>
-              <w:wordWrap w:val="0"/>
+            <w:tcW w:w="152" w:type="dxa"/>
+            <w:vAlign w:val="bottom"/>
+          </w:tcPr>
+          <w:p/>
+        </w:tc>
+        <w:tc>
+          <w:tcPr>
+            <w:tcW w:w="2228" w:type="dxa"/>
+            <w:vAlign w:val="bottom"/>
+          </w:tcPr>
+          <w:p>
+            <w:pPr>
+              <w:wordWrap w:val="0"/>
+              <w:jc w:val="center"/>
             </w:pPr>
             <w:r>
               <w:rPr>
                 <w:szCs w:val="15"/>
               </w:rPr>
-              <w:t>Наименование экономического субъекта – составителя документа (в т.ч. комиссионера / агента)</w:t>
-            </w:r>
-          </w:p>
-        </w:tc>
-        <w:tc>
-          <w:tcPr>
-            <w:tcW w:w="345" w:type="dxa"/>
+              <w:t>М.П.</w:t>
+            </w:r>
+          </w:p>
+        </w:tc>
+        <w:tc>
+          <w:tcPr>
+            <w:tcW w:w="135" w:type="dxa"/>
+            <w:vAlign w:val="bottom"/>
+          </w:tcPr>
+          <w:p/>
+        </w:tc>
+        <w:tc>
+          <w:tcPr>
+            <w:tcW w:w="301" w:type="dxa"/>
+            <w:vAlign w:val="bottom"/>
+          </w:tcPr>
+          <w:p/>
+        </w:tc>
+        <w:tc>
+          <w:tcPr>
+            <w:tcW w:w="1310" w:type="dxa"/>
+            <w:vAlign w:val="bottom"/>
+          </w:tcPr>
+          <w:p/>
+        </w:tc>
+        <w:tc>
+          <w:tcPr>
+            <w:tcW w:w="798" w:type="dxa"/>
+            <w:vAlign w:val="bottom"/>
+          </w:tcPr>
+          <w:p/>
+        </w:tc>
+        <w:tc>
+          <w:tcPr>
+            <w:tcW w:w="151" w:type="dxa"/>
+            <w:vAlign w:val="bottom"/>
+          </w:tcPr>
+          <w:p/>
+        </w:tc>
+        <w:tc>
+          <w:tcPr>
+            <w:tcW w:w="2424" w:type="dxa"/>
+            <w:vAlign w:val="bottom"/>
+          </w:tcPr>
+          <w:p/>
+        </w:tc>
+        <w:tc>
+          <w:tcPr>
+            <w:tcW w:w="346" w:type="dxa"/>
             <w:vAlign w:val="bottom"/>
           </w:tcPr>
           <w:p>
@@ -8035,14 +8084,14 @@
         </w:tc>
         <w:tc>
           <w:tcPr>
-            <w:tcW w:w="90" w:type="dxa"/>
-            <w:vAlign w:val="bottom"/>
-          </w:tcPr>
-          <w:p/>
-        </w:tc>
-        <w:tc>
-          <w:tcPr>
-            <w:tcW w:w="90" w:type="dxa"/>
+            <w:tcW w:w="134" w:type="dxa"/>
+            <w:vAlign w:val="bottom"/>
+          </w:tcPr>
+          <w:p/>
+        </w:tc>
+        <w:tc>
+          <w:tcPr>
+            <w:tcW w:w="134" w:type="dxa"/>
             <w:tcBorders>
               <w:left w:val="single" w:sz="10" w:space="0" w:color="auto"/>
             </w:tcBorders>
@@ -8052,25 +8101,60 @@
         </w:tc>
         <w:tc>
           <w:tcPr>
-            <w:tcW w:w="7200" w:type="dxa"/>
-            <w:gridSpan w:val="6"/>
-            <w:vAlign w:val="bottom"/>
-          </w:tcPr>
-          <w:p>
-            <w:pPr>
-              <w:wordWrap w:val="0"/>
+            <w:tcW w:w="2228" w:type="dxa"/>
+            <w:vAlign w:val="bottom"/>
+          </w:tcPr>
+          <w:p>
+            <w:pPr>
+              <w:wordWrap w:val="0"/>
+              <w:jc w:val="center"/>
             </w:pPr>
             <w:r>
               <w:rPr>
                 <w:szCs w:val="15"/>
               </w:rPr>
-              <w:t>Наименование экономического субъекта – составителя документа</w:t>
-            </w:r>
-          </w:p>
-        </w:tc>
-        <w:tc>
-          <w:tcPr>
-            <w:tcW w:w="345" w:type="dxa"/>
+              <w:t>М.П.</w:t>
+            </w:r>
+          </w:p>
+        </w:tc>
+        <w:tc>
+          <w:tcPr>
+            <w:tcW w:w="151" w:type="dxa"/>
+            <w:vAlign w:val="bottom"/>
+          </w:tcPr>
+          <w:p/>
+        </w:tc>
+        <w:tc>
+          <w:tcPr>
+            <w:tcW w:w="1310" w:type="dxa"/>
+            <w:vAlign w:val="bottom"/>
+          </w:tcPr>
+          <w:p/>
+        </w:tc>
+        <w:tc>
+          <w:tcPr>
+            <w:tcW w:w="798" w:type="dxa"/>
+            <w:vAlign w:val="bottom"/>
+          </w:tcPr>
+          <w:p/>
+        </w:tc>
+        <w:tc>
+          <w:tcPr>
+            <w:tcW w:w="135" w:type="dxa"/>
+            <w:vAlign w:val="bottom"/>
+          </w:tcPr>
+          <w:p/>
+        </w:tc>
+        <w:tc>
+          <w:tcPr>
+            <w:tcW w:w="2604" w:type="dxa"/>
+            <w:vAlign w:val="bottom"/>
+          </w:tcPr>
+          <w:p/>
+        </w:tc>
+        <w:tc>
+          <w:tcPr>
+            <w:tcW w:w="346" w:type="dxa"/>
             <w:vAlign w:val="bottom"/>
           </w:tcPr>
           <w:p>
@@ -8082,435 +8166,7 @@
         </w:tc>
         <w:tc>
           <w:tcPr>
-            <w:tcW w:w="30" w:type="dxa"/>
-            <w:vAlign w:val="bottom"/>
-          </w:tcPr>
-          <w:p/>
-        </w:tc>
-      </w:tr>
-      <w:tr>
-        <w:trPr>
-          <w:cantSplit/>
-        </w:trPr>
-        <w:tc>
-          <w:tcPr>
-            <w:tcW w:w="150" w:type="dxa"/>
-            <w:vAlign w:val="bottom"/>
-          </w:tcPr>
-          <w:p>
-            <w:pPr>
-              <w:rPr>
-                <w:sz w:val="13"/>
-                <w:szCs w:val="13"/>
-              </w:rPr>
-            </w:pPr>
-          </w:p>
-        </w:tc>
-        <w:tc>
-          <w:tcPr>
-            <w:tcW w:w="7320" w:type="dxa"/>
-            <w:gridSpan w:val="7"/>
-            <w:tcBorders>
-              <w:bottom w:val="single" w:sz="5" w:space="0" w:color="auto"/>
-            </w:tcBorders>
-            <w:vAlign w:val="bottom"/>
-          </w:tcPr>
-          <w:p>
-            <w:pPr>
-              <w:wordWrap w:val="0"/>
-              <w:rPr>
-                <w:sz w:val="13"/>
-                <w:szCs w:val="13"/>
-              </w:rPr>
-            </w:pPr>
-            <w:r>
-              <w:rPr>
-                <w:sz w:val="13"/>
-                <w:szCs w:val="13"/>
-              </w:rPr>
-              <w:t>{{</w:t>
-            </w:r>
-            <w:proofErr w:type="spellStart"/>
-            <w:r>
-              <w:rPr>
-                <w:sz w:val="13"/>
-                <w:szCs w:val="13"/>
-              </w:rPr>
-              <w:t>document_creator_entity_name</w:t>
-            </w:r>
-            <w:proofErr w:type="spellEnd"/>
-            <w:r>
-              <w:rPr>
-                <w:sz w:val="13"/>
-                <w:szCs w:val="13"/>
-              </w:rPr>
-              <w:t>}}</w:t>
-            </w:r>
-          </w:p>
-        </w:tc>
-        <w:tc>
-          <w:tcPr>
-            <w:tcW w:w="345" w:type="dxa"/>
-            <w:vMerge w:val="restart"/>
-          </w:tcPr>
-          <w:p>
-            <w:pPr>
-              <w:wordWrap w:val="0"/>
-              <w:jc w:val="right"/>
-            </w:pPr>
-            <w:r>
-              <w:rPr>
-                <w:szCs w:val="15"/>
-              </w:rPr>
-              <w:t>[14]</w:t>
-            </w:r>
-          </w:p>
-        </w:tc>
-        <w:tc>
-          <w:tcPr>
-            <w:tcW w:w="90" w:type="dxa"/>
-            <w:vAlign w:val="bottom"/>
-          </w:tcPr>
-          <w:p/>
-        </w:tc>
-        <w:tc>
-          <w:tcPr>
-            <w:tcW w:w="90" w:type="dxa"/>
-            <w:tcBorders>
-              <w:left w:val="single" w:sz="10" w:space="0" w:color="auto"/>
-            </w:tcBorders>
-            <w:vAlign w:val="bottom"/>
-          </w:tcPr>
-          <w:p/>
-        </w:tc>
-        <w:tc>
-          <w:tcPr>
-            <w:tcW w:w="7200" w:type="dxa"/>
-            <w:gridSpan w:val="6"/>
-            <w:tcBorders>
-              <w:bottom w:val="single" w:sz="5" w:space="0" w:color="auto"/>
-            </w:tcBorders>
-            <w:vAlign w:val="bottom"/>
-          </w:tcPr>
-          <w:p>
-            <w:pPr>
-              <w:rPr>
-                <w:lang w:val="en-US"/>
-              </w:rPr>
-            </w:pPr>
-            <w:r>
-              <w:rPr>
-                <w:sz w:val="13"/>
-                <w:szCs w:val="13"/>
-                <w:lang w:val="en-US"/>
-              </w:rPr>
-              <w:t>{{</w:t>
-            </w:r>
-            <w:proofErr w:type="spellStart"/>
-            <w:r>
-              <w:rPr>
-                <w:sz w:val="13"/>
-                <w:szCs w:val="13"/>
-                <w:lang w:val="en-US"/>
-              </w:rPr>
-              <w:t>buyer_document_creator_entity_name</w:t>
-            </w:r>
-            <w:proofErr w:type="spellEnd"/>
-            <w:r>
-              <w:rPr>
-                <w:sz w:val="13"/>
-                <w:szCs w:val="13"/>
-                <w:lang w:val="en-US"/>
-              </w:rPr>
-              <w:t>}}</w:t>
-            </w:r>
-          </w:p>
-        </w:tc>
-        <w:tc>
-          <w:tcPr>
-            <w:tcW w:w="345" w:type="dxa"/>
-            <w:vMerge w:val="restart"/>
-          </w:tcPr>
-          <w:p>
-            <w:pPr>
-              <w:wordWrap w:val="0"/>
-              <w:jc w:val="right"/>
-            </w:pPr>
-            <w:r>
-              <w:rPr>
-                <w:szCs w:val="15"/>
-              </w:rPr>
-              <w:t>[19]</w:t>
-            </w:r>
-          </w:p>
-        </w:tc>
-        <w:tc>
-          <w:tcPr>
-            <w:tcW w:w="30" w:type="dxa"/>
-            <w:vAlign w:val="bottom"/>
-          </w:tcPr>
-          <w:p/>
-        </w:tc>
-      </w:tr>
-      <w:tr>
-        <w:trPr>
-          <w:cantSplit/>
-          <w:trHeight w:val="144"/>
-        </w:trPr>
-        <w:tc>
-          <w:tcPr>
-            <w:tcW w:w="150" w:type="dxa"/>
-            <w:vAlign w:val="bottom"/>
-          </w:tcPr>
-          <w:p/>
-        </w:tc>
-        <w:tc>
-          <w:tcPr>
-            <w:tcW w:w="7320" w:type="dxa"/>
-            <w:gridSpan w:val="7"/>
-          </w:tcPr>
-          <w:p>
-            <w:pPr>
-              <w:wordWrap w:val="0"/>
-              <w:jc w:val="center"/>
-            </w:pPr>
-            <w:r>
-              <w:rPr>
-                <w:sz w:val="11"/>
-                <w:szCs w:val="11"/>
-              </w:rPr>
-              <w:t>(может не заполняться при проставлении печати в М.П., может быть указан ИНН / КПП)</w:t>
-            </w:r>
-          </w:p>
-        </w:tc>
-        <w:tc>
-          <w:tcPr>
-            <w:tcW w:w="345" w:type="dxa"/>
-            <w:vMerge/>
-            <w:vAlign w:val="bottom"/>
-          </w:tcPr>
-          <w:p/>
-        </w:tc>
-        <w:tc>
-          <w:tcPr>
-            <w:tcW w:w="90" w:type="dxa"/>
-            <w:vAlign w:val="bottom"/>
-          </w:tcPr>
-          <w:p/>
-        </w:tc>
-        <w:tc>
-          <w:tcPr>
-            <w:tcW w:w="90" w:type="dxa"/>
-            <w:tcBorders>
-              <w:left w:val="single" w:sz="10" w:space="0" w:color="auto"/>
-            </w:tcBorders>
-            <w:vAlign w:val="bottom"/>
-          </w:tcPr>
-          <w:p/>
-        </w:tc>
-        <w:tc>
-          <w:tcPr>
-            <w:tcW w:w="7200" w:type="dxa"/>
-            <w:gridSpan w:val="6"/>
-          </w:tcPr>
-          <w:p>
-            <w:pPr>
-              <w:wordWrap w:val="0"/>
-              <w:jc w:val="center"/>
-            </w:pPr>
-            <w:r>
-              <w:rPr>
-                <w:sz w:val="11"/>
-                <w:szCs w:val="11"/>
-              </w:rPr>
-              <w:t>(может не заполняться при проставлении печати в М.П., может быть указан ИНН / КПП)</w:t>
-            </w:r>
-          </w:p>
-        </w:tc>
-        <w:tc>
-          <w:tcPr>
-            <w:tcW w:w="345" w:type="dxa"/>
-            <w:vMerge/>
-            <w:vAlign w:val="bottom"/>
-          </w:tcPr>
-          <w:p/>
-        </w:tc>
-        <w:tc>
-          <w:tcPr>
-            <w:tcW w:w="30" w:type="dxa"/>
-            <w:vAlign w:val="bottom"/>
-          </w:tcPr>
-          <w:p/>
-        </w:tc>
-      </w:tr>
-      <w:tr>
-        <w:trPr>
-          <w:cantSplit/>
-        </w:trPr>
-        <w:tc>
-          <w:tcPr>
-            <w:tcW w:w="150" w:type="dxa"/>
-            <w:vAlign w:val="bottom"/>
-          </w:tcPr>
-          <w:p/>
-        </w:tc>
-        <w:tc>
-          <w:tcPr>
-            <w:tcW w:w="2220" w:type="dxa"/>
-            <w:vAlign w:val="bottom"/>
-          </w:tcPr>
-          <w:p>
-            <w:pPr>
-              <w:wordWrap w:val="0"/>
-              <w:jc w:val="center"/>
-            </w:pPr>
-            <w:r>
-              <w:rPr>
-                <w:szCs w:val="15"/>
-              </w:rPr>
-              <w:t>М.П.</w:t>
-            </w:r>
-          </w:p>
-        </w:tc>
-        <w:tc>
-          <w:tcPr>
-            <w:tcW w:w="135" w:type="dxa"/>
-            <w:vAlign w:val="bottom"/>
-          </w:tcPr>
-          <w:p/>
-        </w:tc>
-        <w:tc>
-          <w:tcPr>
-            <w:tcW w:w="300" w:type="dxa"/>
-            <w:vAlign w:val="bottom"/>
-          </w:tcPr>
-          <w:p/>
-        </w:tc>
-        <w:tc>
-          <w:tcPr>
-            <w:tcW w:w="1305" w:type="dxa"/>
-            <w:vAlign w:val="bottom"/>
-          </w:tcPr>
-          <w:p/>
-        </w:tc>
-        <w:tc>
-          <w:tcPr>
-            <w:tcW w:w="795" w:type="dxa"/>
-            <w:vAlign w:val="bottom"/>
-          </w:tcPr>
-          <w:p/>
-        </w:tc>
-        <w:tc>
-          <w:tcPr>
-            <w:tcW w:w="150" w:type="dxa"/>
-            <w:vAlign w:val="bottom"/>
-          </w:tcPr>
-          <w:p/>
-        </w:tc>
-        <w:tc>
-          <w:tcPr>
-            <w:tcW w:w="2415" w:type="dxa"/>
-            <w:vAlign w:val="bottom"/>
-          </w:tcPr>
-          <w:p/>
-        </w:tc>
-        <w:tc>
-          <w:tcPr>
-            <w:tcW w:w="345" w:type="dxa"/>
-            <w:vAlign w:val="bottom"/>
-          </w:tcPr>
-          <w:p>
-            <w:pPr>
-              <w:wordWrap w:val="0"/>
-              <w:jc w:val="right"/>
-            </w:pPr>
-          </w:p>
-        </w:tc>
-        <w:tc>
-          <w:tcPr>
-            <w:tcW w:w="90" w:type="dxa"/>
-            <w:vAlign w:val="bottom"/>
-          </w:tcPr>
-          <w:p/>
-        </w:tc>
-        <w:tc>
-          <w:tcPr>
-            <w:tcW w:w="90" w:type="dxa"/>
-            <w:tcBorders>
-              <w:left w:val="single" w:sz="10" w:space="0" w:color="auto"/>
-            </w:tcBorders>
-            <w:vAlign w:val="bottom"/>
-          </w:tcPr>
-          <w:p/>
-        </w:tc>
-        <w:tc>
-          <w:tcPr>
-            <w:tcW w:w="2220" w:type="dxa"/>
-            <w:vAlign w:val="bottom"/>
-          </w:tcPr>
-          <w:p>
-            <w:pPr>
-              <w:wordWrap w:val="0"/>
-              <w:jc w:val="center"/>
-            </w:pPr>
-            <w:r>
-              <w:rPr>
-                <w:szCs w:val="15"/>
-              </w:rPr>
-              <w:t>М.П.</w:t>
-            </w:r>
-          </w:p>
-        </w:tc>
-        <w:tc>
-          <w:tcPr>
-            <w:tcW w:w="150" w:type="dxa"/>
-            <w:vAlign w:val="bottom"/>
-          </w:tcPr>
-          <w:p/>
-        </w:tc>
-        <w:tc>
-          <w:tcPr>
-            <w:tcW w:w="1305" w:type="dxa"/>
-            <w:vAlign w:val="bottom"/>
-          </w:tcPr>
-          <w:p/>
-        </w:tc>
-        <w:tc>
-          <w:tcPr>
-            <w:tcW w:w="795" w:type="dxa"/>
-            <w:vAlign w:val="bottom"/>
-          </w:tcPr>
-          <w:p/>
-        </w:tc>
-        <w:tc>
-          <w:tcPr>
-            <w:tcW w:w="135" w:type="dxa"/>
-            <w:vAlign w:val="bottom"/>
-          </w:tcPr>
-          <w:p/>
-        </w:tc>
-        <w:tc>
-          <w:tcPr>
-            <w:tcW w:w="2595" w:type="dxa"/>
-            <w:vAlign w:val="bottom"/>
-          </w:tcPr>
-          <w:p/>
-        </w:tc>
-        <w:tc>
-          <w:tcPr>
-            <w:tcW w:w="345" w:type="dxa"/>
-            <w:vAlign w:val="bottom"/>
-          </w:tcPr>
-          <w:p>
-            <w:pPr>
-              <w:wordWrap w:val="0"/>
-              <w:jc w:val="right"/>
-            </w:pPr>
-          </w:p>
-        </w:tc>
-        <w:tc>
-          <w:tcPr>
-            <w:tcW w:w="30" w:type="dxa"/>
+            <w:tcW w:w="134" w:type="dxa"/>
             <w:vAlign w:val="bottom"/>
           </w:tcPr>
           <w:p/>
@@ -8520,17 +8176,16 @@
     <w:p>
       <w:pPr>
         <w:rPr>
+          <w:sz w:val="2"/>
+          <w:szCs w:val="2"/>
           <w:lang w:val="en-US"/>
         </w:rPr>
       </w:pPr>
+      <w:bookmarkStart w:id="0" w:name="Content"/>
+      <w:bookmarkEnd w:id="0"/>
     </w:p>
     <w:sectPr>
-      <w:headerReference w:type="even" r:id="rId7"/>
-      <w:headerReference w:type="default" r:id="rId8"/>
-      <w:footerReference w:type="even" r:id="rId9"/>
-      <w:footerReference w:type="default" r:id="rId10"/>
-      <w:headerReference w:type="first" r:id="rId11"/>
-      <w:footerReference w:type="first" r:id="rId12"/>
+      <w:headerReference w:type="default" r:id="rId7"/>
       <w:pgSz w:w="16839" w:h="11907" w:orient="landscape"/>
       <w:pgMar w:top="567" w:right="567" w:bottom="567" w:left="567" w:header="720" w:footer="720" w:gutter="0"/>
       <w:cols w:space="720"/>
@@ -8566,36 +8221,6 @@
 </w:endnotes>
 </file>
 
-<file path=word/footer1.xml><?xml version="1.0" encoding="utf-8"?>
-<w:ftr xmlns:wpc="http://schemas.microsoft.com/office/word/2010/wordprocessingCanvas" xmlns:cx="http://schemas.microsoft.com/office/drawing/2014/chartex" xmlns:cx1="http://schemas.microsoft.com/office/drawing/2015/9/8/chartex" xmlns:cx2="http://schemas.microsoft.com/office/drawing/2015/10/21/chartex" xmlns:cx3="http://schemas.microsoft.com/office/drawing/2016/5/9/chartex" xmlns:cx4="http://schemas.microsoft.com/office/drawing/2016/5/10/chartex" xmlns:cx5="http://schemas.microsoft.com/office/drawing/2016/5/11/chartex" xmlns:cx6="http://schemas.microsoft.com/office/drawing/2016/5/12/chartex" xmlns:cx7="http://schemas.microsoft.com/office/drawing/2016/5/13/chartex" xmlns:cx8="http://schemas.microsoft.com/office/drawing/2016/5/14/chartex" xmlns:mc="http://schemas.openxmlformats.org/markup-compatibility/2006" xmlns:aink="http://schemas.microsoft.com/office/drawing/2016/ink" xmlns:am3d="http://schemas.microsoft.com/office/drawing/2017/model3d" xmlns:o="urn:schemas-microsoft-com:office:office" xmlns:oel="http://schemas.microsoft.com/office/2019/extlst" xmlns:r="http://schemas.openxmlformats.org/officeDocument/2006/relationships" xmlns:m="http://schemas.openxmlformats.org/officeDocument/2006/math" xmlns:v="urn:schemas-microsoft-com:vml" xmlns:wp14="http://schemas.microsoft.com/office/word/2010/wordprocessingDrawing" xmlns:wp="http://schemas.openxmlformats.org/drawingml/2006/wordprocessingDrawing" xmlns:w10="urn:schemas-microsoft-com:office:word" xmlns:w="http://schemas.openxmlformats.org/wordprocessingml/2006/main" xmlns:w14="http://schemas.microsoft.com/office/word/2010/wordml" xmlns:w15="http://schemas.microsoft.com/office/word/2012/wordml" xmlns:w16cex="http://schemas.microsoft.com/office/word/2018/wordml/cex" xmlns:w16cid="http://schemas.microsoft.com/office/word/2016/wordml/cid" xmlns:w16="http://schemas.microsoft.com/office/word/2018/wordml" xmlns:w16du="http://schemas.microsoft.com/office/word/2023/wordml/word16du" xmlns:w16sdtdh="http://schemas.microsoft.com/office/word/2020/wordml/sdtdatahash" xmlns:w16sdtfl="http://schemas.microsoft.com/office/word/2024/wordml/sdtformatlock" xmlns:w16se="http://schemas.microsoft.com/office/word/2015/wordml/symex" xmlns:wpg="http://schemas.microsoft.com/office/word/2010/wordprocessingGroup" xmlns:wpi="http://schemas.microsoft.com/office/word/2010/wordprocessingInk" xmlns:wne="http://schemas.microsoft.com/office/word/2006/wordml" xmlns:wps="http://schemas.microsoft.com/office/word/2010/wordprocessingShape" mc:Ignorable="w14 w15 w16se w16cid w16 w16cex w16sdtdh w16sdtfl w16du wp14">
-  <w:p>
-    <w:pPr>
-      <w:pStyle w:val="a5"/>
-    </w:pPr>
-  </w:p>
-</w:ftr>
-</file>
-
-<file path=word/footer2.xml><?xml version="1.0" encoding="utf-8"?>
-<w:ftr xmlns:wpc="http://schemas.microsoft.com/office/word/2010/wordprocessingCanvas" xmlns:cx="http://schemas.microsoft.com/office/drawing/2014/chartex" xmlns:cx1="http://schemas.microsoft.com/office/drawing/2015/9/8/chartex" xmlns:cx2="http://schemas.microsoft.com/office/drawing/2015/10/21/chartex" xmlns:cx3="http://schemas.microsoft.com/office/drawing/2016/5/9/chartex" xmlns:cx4="http://schemas.microsoft.com/office/drawing/2016/5/10/chartex" xmlns:cx5="http://schemas.microsoft.com/office/drawing/2016/5/11/chartex" xmlns:cx6="http://schemas.microsoft.com/office/drawing/2016/5/12/chartex" xmlns:cx7="http://schemas.microsoft.com/office/drawing/2016/5/13/chartex" xmlns:cx8="http://schemas.microsoft.com/office/drawing/2016/5/14/chartex" xmlns:mc="http://schemas.openxmlformats.org/markup-compatibility/2006" xmlns:aink="http://schemas.microsoft.com/office/drawing/2016/ink" xmlns:am3d="http://schemas.microsoft.com/office/drawing/2017/model3d" xmlns:o="urn:schemas-microsoft-com:office:office" xmlns:oel="http://schemas.microsoft.com/office/2019/extlst" xmlns:r="http://schemas.openxmlformats.org/officeDocument/2006/relationships" xmlns:m="http://schemas.openxmlformats.org/officeDocument/2006/math" xmlns:v="urn:schemas-microsoft-com:vml" xmlns:wp14="http://schemas.microsoft.com/office/word/2010/wordprocessingDrawing" xmlns:wp="http://schemas.openxmlformats.org/drawingml/2006/wordprocessingDrawing" xmlns:w10="urn:schemas-microsoft-com:office:word" xmlns:w="http://schemas.openxmlformats.org/wordprocessingml/2006/main" xmlns:w14="http://schemas.microsoft.com/office/word/2010/wordml" xmlns:w15="http://schemas.microsoft.com/office/word/2012/wordml" xmlns:w16cex="http://schemas.microsoft.com/office/word/2018/wordml/cex" xmlns:w16cid="http://schemas.microsoft.com/office/word/2016/wordml/cid" xmlns:w16="http://schemas.microsoft.com/office/word/2018/wordml" xmlns:w16du="http://schemas.microsoft.com/office/word/2023/wordml/word16du" xmlns:w16sdtdh="http://schemas.microsoft.com/office/word/2020/wordml/sdtdatahash" xmlns:w16sdtfl="http://schemas.microsoft.com/office/word/2024/wordml/sdtformatlock" xmlns:w16se="http://schemas.microsoft.com/office/word/2015/wordml/symex" xmlns:wpg="http://schemas.microsoft.com/office/word/2010/wordprocessingGroup" xmlns:wpi="http://schemas.microsoft.com/office/word/2010/wordprocessingInk" xmlns:wne="http://schemas.microsoft.com/office/word/2006/wordml" xmlns:wps="http://schemas.microsoft.com/office/word/2010/wordprocessingShape" mc:Ignorable="w14 w15 w16se w16cid w16 w16cex w16sdtdh w16sdtfl w16du wp14">
-  <w:p>
-    <w:pPr>
-      <w:pStyle w:val="a5"/>
-    </w:pPr>
-  </w:p>
-</w:ftr>
-</file>
-
-<file path=word/footer3.xml><?xml version="1.0" encoding="utf-8"?>
-<w:ftr xmlns:wpc="http://schemas.microsoft.com/office/word/2010/wordprocessingCanvas" xmlns:cx="http://schemas.microsoft.com/office/drawing/2014/chartex" xmlns:cx1="http://schemas.microsoft.com/office/drawing/2015/9/8/chartex" xmlns:cx2="http://schemas.microsoft.com/office/drawing/2015/10/21/chartex" xmlns:cx3="http://schemas.microsoft.com/office/drawing/2016/5/9/chartex" xmlns:cx4="http://schemas.microsoft.com/office/drawing/2016/5/10/chartex" xmlns:cx5="http://schemas.microsoft.com/office/drawing/2016/5/11/chartex" xmlns:cx6="http://schemas.microsoft.com/office/drawing/2016/5/12/chartex" xmlns:cx7="http://schemas.microsoft.com/office/drawing/2016/5/13/chartex" xmlns:cx8="http://schemas.microsoft.com/office/drawing/2016/5/14/chartex" xmlns:mc="http://schemas.openxmlformats.org/markup-compatibility/2006" xmlns:aink="http://schemas.microsoft.com/office/drawing/2016/ink" xmlns:am3d="http://schemas.microsoft.com/office/drawing/2017/model3d" xmlns:o="urn:schemas-microsoft-com:office:office" xmlns:oel="http://schemas.microsoft.com/office/2019/extlst" xmlns:r="http://schemas.openxmlformats.org/officeDocument/2006/relationships" xmlns:m="http://schemas.openxmlformats.org/officeDocument/2006/math" xmlns:v="urn:schemas-microsoft-com:vml" xmlns:wp14="http://schemas.microsoft.com/office/word/2010/wordprocessingDrawing" xmlns:wp="http://schemas.openxmlformats.org/drawingml/2006/wordprocessingDrawing" xmlns:w10="urn:schemas-microsoft-com:office:word" xmlns:w="http://schemas.openxmlformats.org/wordprocessingml/2006/main" xmlns:w14="http://schemas.microsoft.com/office/word/2010/wordml" xmlns:w15="http://schemas.microsoft.com/office/word/2012/wordml" xmlns:w16cex="http://schemas.microsoft.com/office/word/2018/wordml/cex" xmlns:w16cid="http://schemas.microsoft.com/office/word/2016/wordml/cid" xmlns:w16="http://schemas.microsoft.com/office/word/2018/wordml" xmlns:w16du="http://schemas.microsoft.com/office/word/2023/wordml/word16du" xmlns:w16sdtdh="http://schemas.microsoft.com/office/word/2020/wordml/sdtdatahash" xmlns:w16sdtfl="http://schemas.microsoft.com/office/word/2024/wordml/sdtformatlock" xmlns:w16se="http://schemas.microsoft.com/office/word/2015/wordml/symex" xmlns:wpg="http://schemas.microsoft.com/office/word/2010/wordprocessingGroup" xmlns:wpi="http://schemas.microsoft.com/office/word/2010/wordprocessingInk" xmlns:wne="http://schemas.microsoft.com/office/word/2006/wordml" xmlns:wps="http://schemas.microsoft.com/office/word/2010/wordprocessingShape" mc:Ignorable="w14 w15 w16se w16cid w16 w16cex w16sdtdh w16sdtfl w16du wp14">
-  <w:p>
-    <w:pPr>
-      <w:pStyle w:val="a5"/>
-    </w:pPr>
-  </w:p>
-</w:ftr>
-</file>
-
 <file path=word/footnotes.xml><?xml version="1.0" encoding="utf-8"?>
 <w:footnotes xmlns:wpc="http://schemas.microsoft.com/office/word/2010/wordprocessingCanvas" xmlns:cx="http://schemas.microsoft.com/office/drawing/2014/chartex" xmlns:cx1="http://schemas.microsoft.com/office/drawing/2015/9/8/chartex" xmlns:cx2="http://schemas.microsoft.com/office/drawing/2015/10/21/chartex" xmlns:cx3="http://schemas.microsoft.com/office/drawing/2016/5/9/chartex" xmlns:cx4="http://schemas.microsoft.com/office/drawing/2016/5/10/chartex" xmlns:cx5="http://schemas.microsoft.com/office/drawing/2016/5/11/chartex" xmlns:cx6="http://schemas.microsoft.com/office/drawing/2016/5/12/chartex" xmlns:cx7="http://schemas.microsoft.com/office/drawing/2016/5/13/chartex" xmlns:cx8="http://schemas.microsoft.com/office/drawing/2016/5/14/chartex" xmlns:mc="http://schemas.openxmlformats.org/markup-compatibility/2006" xmlns:aink="http://schemas.microsoft.com/office/drawing/2016/ink" xmlns:am3d="http://schemas.microsoft.com/office/drawing/2017/model3d" xmlns:o="urn:schemas-microsoft-com:office:office" xmlns:oel="http://schemas.microsoft.com/office/2019/extlst" xmlns:r="http://schemas.openxmlformats.org/officeDocument/2006/relationships" xmlns:m="http://schemas.openxmlformats.org/officeDocument/2006/math" xmlns:v="urn:schemas-microsoft-com:vml" xmlns:wp14="http://schemas.microsoft.com/office/word/2010/wordprocessingDrawing" xmlns:wp="http://schemas.openxmlformats.org/drawingml/2006/wordprocessingDrawing" xmlns:w10="urn:schemas-microsoft-com:office:word" xmlns:w="http://schemas.openxmlformats.org/wordprocessingml/2006/main" xmlns:w14="http://schemas.microsoft.com/office/word/2010/wordml" xmlns:w15="http://schemas.microsoft.com/office/word/2012/wordml" xmlns:w16cex="http://schemas.microsoft.com/office/word/2018/wordml/cex" xmlns:w16cid="http://schemas.microsoft.com/office/word/2016/wordml/cid" xmlns:w16="http://schemas.microsoft.com/office/word/2018/wordml" xmlns:w16du="http://schemas.microsoft.com/office/word/2023/wordml/word16du" xmlns:w16sdtdh="http://schemas.microsoft.com/office/word/2020/wordml/sdtdatahash" xmlns:w16sdtfl="http://schemas.microsoft.com/office/word/2024/wordml/sdtformatlock" xmlns:w16se="http://schemas.microsoft.com/office/word/2015/wordml/symex" xmlns:wpg="http://schemas.microsoft.com/office/word/2010/wordprocessingGroup" xmlns:wpi="http://schemas.microsoft.com/office/word/2010/wordprocessingInk" xmlns:wne="http://schemas.microsoft.com/office/word/2006/wordml" xmlns:wps="http://schemas.microsoft.com/office/word/2010/wordprocessingShape" mc:Ignorable="w14 w15 w16se w16cid w16 w16cex w16sdtdh w16sdtfl w16du wp14">
   <w:footnote w:type="separator" w:id="-1">
@@ -8626,337 +8251,102 @@
   <w:p>
     <w:pPr>
       <w:pStyle w:val="a3"/>
-    </w:pPr>
-  </w:p>
-</w:hdr>
-</file>
-
-<file path=word/header2.xml><?xml version="1.0" encoding="utf-8"?>
-<w:hdr xmlns:wpc="http://schemas.microsoft.com/office/word/2010/wordprocessingCanvas" xmlns:cx="http://schemas.microsoft.com/office/drawing/2014/chartex" xmlns:cx1="http://schemas.microsoft.com/office/drawing/2015/9/8/chartex" xmlns:cx2="http://schemas.microsoft.com/office/drawing/2015/10/21/chartex" xmlns:cx3="http://schemas.microsoft.com/office/drawing/2016/5/9/chartex" xmlns:cx4="http://schemas.microsoft.com/office/drawing/2016/5/10/chartex" xmlns:cx5="http://schemas.microsoft.com/office/drawing/2016/5/11/chartex" xmlns:cx6="http://schemas.microsoft.com/office/drawing/2016/5/12/chartex" xmlns:cx7="http://schemas.microsoft.com/office/drawing/2016/5/13/chartex" xmlns:cx8="http://schemas.microsoft.com/office/drawing/2016/5/14/chartex" xmlns:mc="http://schemas.openxmlformats.org/markup-compatibility/2006" xmlns:aink="http://schemas.microsoft.com/office/drawing/2016/ink" xmlns:am3d="http://schemas.microsoft.com/office/drawing/2017/model3d" xmlns:o="urn:schemas-microsoft-com:office:office" xmlns:oel="http://schemas.microsoft.com/office/2019/extlst" xmlns:r="http://schemas.openxmlformats.org/officeDocument/2006/relationships" xmlns:m="http://schemas.openxmlformats.org/officeDocument/2006/math" xmlns:v="urn:schemas-microsoft-com:vml" xmlns:wp14="http://schemas.microsoft.com/office/word/2010/wordprocessingDrawing" xmlns:wp="http://schemas.openxmlformats.org/drawingml/2006/wordprocessingDrawing" xmlns:w10="urn:schemas-microsoft-com:office:word" xmlns:w="http://schemas.openxmlformats.org/wordprocessingml/2006/main" xmlns:w14="http://schemas.microsoft.com/office/word/2010/wordml" xmlns:w15="http://schemas.microsoft.com/office/word/2012/wordml" xmlns:w16cex="http://schemas.microsoft.com/office/word/2018/wordml/cex" xmlns:w16cid="http://schemas.microsoft.com/office/word/2016/wordml/cid" xmlns:w16="http://schemas.microsoft.com/office/word/2018/wordml" xmlns:w16du="http://schemas.microsoft.com/office/word/2023/wordml/word16du" xmlns:w16sdtdh="http://schemas.microsoft.com/office/word/2020/wordml/sdtdatahash" xmlns:w16sdtfl="http://schemas.microsoft.com/office/word/2024/wordml/sdtformatlock" xmlns:w16se="http://schemas.microsoft.com/office/word/2015/wordml/symex" xmlns:wpg="http://schemas.microsoft.com/office/word/2010/wordprocessingGroup" xmlns:wpi="http://schemas.microsoft.com/office/word/2010/wordprocessingInk" xmlns:wne="http://schemas.microsoft.com/office/word/2006/wordml" xmlns:wps="http://schemas.microsoft.com/office/word/2010/wordprocessingShape" mc:Ignorable="w14 w15 w16se w16cid w16 w16cex w16sdtdh w16sdtfl w16du wp14">
-  <w:tbl>
-    <w:tblPr>
-      <w:tblStyle w:val="TableStyle7"/>
-      <w:tblW w:w="5000" w:type="pct"/>
-      <w:tblInd w:w="57" w:type="dxa"/>
-      <w:tblLayout w:type="fixed"/>
-      <w:tblCellMar>
-        <w:left w:w="57" w:type="dxa"/>
-        <w:right w:w="57" w:type="dxa"/>
-      </w:tblCellMar>
-      <w:tblLook w:val="04A0" w:firstRow="1" w:lastRow="0" w:firstColumn="1" w:lastColumn="0" w:noHBand="0" w:noVBand="1"/>
-    </w:tblPr>
-    <w:tblGrid>
-      <w:gridCol w:w="7951"/>
-      <w:gridCol w:w="7754"/>
-    </w:tblGrid>
-    <w:tr>
-      <w:trPr>
-        <w:cantSplit/>
-      </w:trPr>
-      <w:tc>
-        <w:tcPr>
-          <w:tcW w:w="7845" w:type="dxa"/>
-          <w:vAlign w:val="bottom"/>
-        </w:tcPr>
-        <w:p>
-          <w:r>
-            <w:rPr>
-              <w:szCs w:val="15"/>
-            </w:rPr>
-            <w:t xml:space="preserve">Универсальный передаточный документ № </w:t>
-          </w:r>
-          <w:r>
-            <w:rPr>
-              <w:szCs w:val="15"/>
-            </w:rPr>
-            <w:t>{{</w:t>
-          </w:r>
-          <w:proofErr w:type="spellStart"/>
-          <w:r>
-            <w:rPr>
-              <w:szCs w:val="15"/>
-            </w:rPr>
-            <w:t>invoice_number</w:t>
-          </w:r>
-          <w:proofErr w:type="spellEnd"/>
-          <w:r>
-            <w:rPr>
-              <w:szCs w:val="15"/>
-            </w:rPr>
-            <w:t>}}</w:t>
-          </w:r>
-          <w:r>
-            <w:rPr>
-              <w:szCs w:val="15"/>
-            </w:rPr>
-            <w:t xml:space="preserve"> </w:t>
-          </w:r>
-          <w:r>
-            <w:rPr>
-              <w:szCs w:val="15"/>
-            </w:rPr>
-            <w:t xml:space="preserve">от </w:t>
-          </w:r>
-          <w:r>
-            <w:rPr>
-              <w:szCs w:val="15"/>
-            </w:rPr>
-            <w:t>{{</w:t>
-          </w:r>
-          <w:proofErr w:type="spellStart"/>
-          <w:r>
-            <w:rPr>
-              <w:szCs w:val="15"/>
-            </w:rPr>
-            <w:t>invoice_date</w:t>
-          </w:r>
-          <w:proofErr w:type="spellEnd"/>
-          <w:r>
-            <w:rPr>
-              <w:szCs w:val="15"/>
-            </w:rPr>
-            <w:t>}}</w:t>
-          </w:r>
-        </w:p>
-      </w:tc>
-      <w:tc>
-        <w:tcPr>
-          <w:tcW w:w="7650" w:type="dxa"/>
-          <w:vAlign w:val="bottom"/>
-        </w:tcPr>
-        <w:p>
-          <w:pPr>
-            <w:jc w:val="right"/>
-          </w:pPr>
-          <w:r>
-            <w:rPr>
-              <w:szCs w:val="15"/>
-            </w:rPr>
-            <w:t xml:space="preserve">Лист </w:t>
-          </w:r>
-          <w:r>
-            <w:rPr>
-              <w:szCs w:val="15"/>
-              <w:lang w:val="en-US"/>
-            </w:rPr>
-            <w:fldChar w:fldCharType="begin"/>
-          </w:r>
-          <w:r>
-            <w:rPr>
-              <w:szCs w:val="15"/>
-              <w:lang w:val="en-US"/>
-            </w:rPr>
-            <w:instrText xml:space="preserve"> </w:instrText>
-          </w:r>
-          <w:r>
-            <w:rPr>
-              <w:szCs w:val="15"/>
-            </w:rPr>
-            <w:instrText>NUMPAGES </w:instrText>
-          </w:r>
-          <w:r>
-            <w:rPr>
-              <w:szCs w:val="15"/>
-              <w:lang w:val="en-US"/>
-            </w:rPr>
-            <w:fldChar w:fldCharType="separate"/>
-          </w:r>
-          <w:r>
-            <w:rPr>
-              <w:noProof/>
-              <w:szCs w:val="15"/>
-            </w:rPr>
-            <w:t>2</w:t>
-          </w:r>
-          <w:r>
-            <w:rPr>
-              <w:szCs w:val="15"/>
-              <w:lang w:val="en-US"/>
-            </w:rPr>
-            <w:fldChar w:fldCharType="end"/>
-          </w:r>
-        </w:p>
-      </w:tc>
-    </w:tr>
-  </w:tbl>
-  <w:p>
-    <w:pPr>
-      <w:pStyle w:val="a3"/>
       <w:rPr>
         <w:rFonts w:ascii="Arial" w:hAnsi="Arial" w:cs="Arial"/>
         <w:sz w:val="15"/>
         <w:szCs w:val="15"/>
       </w:rPr>
     </w:pPr>
+    <w:r>
+      <w:rPr>
+        <w:sz w:val="15"/>
+        <w:szCs w:val="15"/>
+      </w:rPr>
+      <w:t>Универсальный передаточный документ № {{</w:t>
+    </w:r>
+    <w:r>
+      <w:rPr>
+        <w:sz w:val="15"/>
+        <w:szCs w:val="15"/>
+      </w:rPr>
+      <w:t>invoice_number}} от {{invoice_date}}</w:t>
+    </w:r>
+    <w:r>
+      <w:rPr>
+        <w:rFonts w:ascii="Arial" w:hAnsi="Arial" w:cs="Arial"/>
+        <w:sz w:val="15"/>
+        <w:szCs w:val="15"/>
+      </w:rPr>
+      <w:ptab w:relativeTo="margin" w:alignment="center" w:leader="none"/>
+    </w:r>
+    <w:r>
+      <w:rPr>
+        <w:rFonts w:ascii="Arial" w:hAnsi="Arial" w:cs="Arial"/>
+        <w:sz w:val="15"/>
+        <w:szCs w:val="15"/>
+      </w:rPr>
+      <w:ptab w:relativeTo="margin" w:alignment="right" w:leader="none"/>
+    </w:r>
+    <w:r>
+      <w:rPr>
+        <w:sz w:val="15"/>
+        <w:szCs w:val="15"/>
+      </w:rPr>
+      <w:t xml:space="preserve">Лист </w:t>
+    </w:r>
+    <w:r>
+      <w:rPr>
+        <w:sz w:val="15"/>
+        <w:szCs w:val="15"/>
+      </w:rPr>
+      <w:fldChar w:fldCharType="begin"/>
+    </w:r>
+    <w:r>
+      <w:rPr>
+        <w:sz w:val="15"/>
+        <w:szCs w:val="15"/>
+      </w:rPr>
+      <w:instrText xml:space="preserve"> </w:instrText>
+    </w:r>
+    <w:r>
+      <w:rPr>
+        <w:sz w:val="15"/>
+        <w:szCs w:val="15"/>
+        <w:lang w:val="en-US"/>
+      </w:rPr>
+      <w:instrText>PAGE</w:instrText>
+    </w:r>
+    <w:r>
+      <w:rPr>
+        <w:sz w:val="15"/>
+        <w:szCs w:val="15"/>
+      </w:rPr>
+      <w:instrText xml:space="preserve"> </w:instrText>
+    </w:r>
+    <w:r>
+      <w:rPr>
+        <w:sz w:val="15"/>
+        <w:szCs w:val="15"/>
+      </w:rPr>
+      <w:fldChar w:fldCharType="separate"/>
+    </w:r>
+    <w:r>
+      <w:rPr>
+        <w:noProof/>
+        <w:sz w:val="15"/>
+        <w:szCs w:val="15"/>
+      </w:rPr>
+      <w:t>2</w:t>
+    </w:r>
+    <w:r>
+      <w:rPr>
+        <w:sz w:val="15"/>
+        <w:szCs w:val="15"/>
+      </w:rPr>
+      <w:fldChar w:fldCharType="end"/>
+    </w:r>
   </w:p>
 </w:hdr>
-</file>
-
-<file path=word/header3.xml><?xml version="1.0" encoding="utf-8"?>
-<w:hdr xmlns:wpc="http://schemas.microsoft.com/office/word/2010/wordprocessingCanvas" xmlns:cx="http://schemas.microsoft.com/office/drawing/2014/chartex" xmlns:cx1="http://schemas.microsoft.com/office/drawing/2015/9/8/chartex" xmlns:cx2="http://schemas.microsoft.com/office/drawing/2015/10/21/chartex" xmlns:cx3="http://schemas.microsoft.com/office/drawing/2016/5/9/chartex" xmlns:cx4="http://schemas.microsoft.com/office/drawing/2016/5/10/chartex" xmlns:cx5="http://schemas.microsoft.com/office/drawing/2016/5/11/chartex" xmlns:cx6="http://schemas.microsoft.com/office/drawing/2016/5/12/chartex" xmlns:cx7="http://schemas.microsoft.com/office/drawing/2016/5/13/chartex" xmlns:cx8="http://schemas.microsoft.com/office/drawing/2016/5/14/chartex" xmlns:mc="http://schemas.openxmlformats.org/markup-compatibility/2006" xmlns:aink="http://schemas.microsoft.com/office/drawing/2016/ink" xmlns:am3d="http://schemas.microsoft.com/office/drawing/2017/model3d" xmlns:o="urn:schemas-microsoft-com:office:office" xmlns:oel="http://schemas.microsoft.com/office/2019/extlst" xmlns:r="http://schemas.openxmlformats.org/officeDocument/2006/relationships" xmlns:m="http://schemas.openxmlformats.org/officeDocument/2006/math" xmlns:v="urn:schemas-microsoft-com:vml" xmlns:wp14="http://schemas.microsoft.com/office/word/2010/wordprocessingDrawing" xmlns:wp="http://schemas.openxmlformats.org/drawingml/2006/wordprocessingDrawing" xmlns:w10="urn:schemas-microsoft-com:office:word" xmlns:w="http://schemas.openxmlformats.org/wordprocessingml/2006/main" xmlns:w14="http://schemas.microsoft.com/office/word/2010/wordml" xmlns:w15="http://schemas.microsoft.com/office/word/2012/wordml" xmlns:w16cex="http://schemas.microsoft.com/office/word/2018/wordml/cex" xmlns:w16cid="http://schemas.microsoft.com/office/word/2016/wordml/cid" xmlns:w16="http://schemas.microsoft.com/office/word/2018/wordml" xmlns:w16du="http://schemas.microsoft.com/office/word/2023/wordml/word16du" xmlns:w16sdtdh="http://schemas.microsoft.com/office/word/2020/wordml/sdtdatahash" xmlns:w16sdtfl="http://schemas.microsoft.com/office/word/2024/wordml/sdtformatlock" xmlns:w16se="http://schemas.microsoft.com/office/word/2015/wordml/symex" xmlns:wpg="http://schemas.microsoft.com/office/word/2010/wordprocessingGroup" xmlns:wpi="http://schemas.microsoft.com/office/word/2010/wordprocessingInk" xmlns:wne="http://schemas.microsoft.com/office/word/2006/wordml" xmlns:wps="http://schemas.microsoft.com/office/word/2010/wordprocessingShape" mc:Ignorable="w14 w15 w16se w16cid w16 w16cex w16sdtdh w16sdtfl w16du wp14">
-  <w:p>
-    <w:pPr>
-      <w:pStyle w:val="a3"/>
-    </w:pPr>
-  </w:p>
-</w:hdr>
-</file>
-
-<file path=word/numbering.xml><?xml version="1.0" encoding="utf-8"?>
-<w:numbering xmlns:wpc="http://schemas.microsoft.com/office/word/2010/wordprocessingCanvas" xmlns:cx="http://schemas.microsoft.com/office/drawing/2014/chartex" xmlns:cx1="http://schemas.microsoft.com/office/drawing/2015/9/8/chartex" xmlns:cx2="http://schemas.microsoft.com/office/drawing/2015/10/21/chartex" xmlns:cx3="http://schemas.microsoft.com/office/drawing/2016/5/9/chartex" xmlns:cx4="http://schemas.microsoft.com/office/drawing/2016/5/10/chartex" xmlns:cx5="http://schemas.microsoft.com/office/drawing/2016/5/11/chartex" xmlns:cx6="http://schemas.microsoft.com/office/drawing/2016/5/12/chartex" xmlns:cx7="http://schemas.microsoft.com/office/drawing/2016/5/13/chartex" xmlns:cx8="http://schemas.microsoft.com/office/drawing/2016/5/14/chartex" xmlns:mc="http://schemas.openxmlformats.org/markup-compatibility/2006" xmlns:aink="http://schemas.microsoft.com/office/drawing/2016/ink" xmlns:am3d="http://schemas.microsoft.com/office/drawing/2017/model3d" xmlns:o="urn:schemas-microsoft-com:office:office" xmlns:oel="http://schemas.microsoft.com/office/2019/extlst" xmlns:r="http://schemas.openxmlformats.org/officeDocument/2006/relationships" xmlns:m="http://schemas.openxmlformats.org/officeDocument/2006/math" xmlns:v="urn:schemas-microsoft-com:vml" xmlns:wp14="http://schemas.microsoft.com/office/word/2010/wordprocessingDrawing" xmlns:wp="http://schemas.openxmlformats.org/drawingml/2006/wordprocessingDrawing" xmlns:w10="urn:schemas-microsoft-com:office:word" xmlns:w="http://schemas.openxmlformats.org/wordprocessingml/2006/main" xmlns:w14="http://schemas.microsoft.com/office/word/2010/wordml" xmlns:w15="http://schemas.microsoft.com/office/word/2012/wordml" xmlns:w16cex="http://schemas.microsoft.com/office/word/2018/wordml/cex" xmlns:w16cid="http://schemas.microsoft.com/office/word/2016/wordml/cid" xmlns:w16="http://schemas.microsoft.com/office/word/2018/wordml" xmlns:w16du="http://schemas.microsoft.com/office/word/2023/wordml/word16du" xmlns:w16sdtdh="http://schemas.microsoft.com/office/word/2020/wordml/sdtdatahash" xmlns:w16sdtfl="http://schemas.microsoft.com/office/word/2024/wordml/sdtformatlock" xmlns:w16se="http://schemas.microsoft.com/office/word/2015/wordml/symex" xmlns:wpg="http://schemas.microsoft.com/office/word/2010/wordprocessingGroup" xmlns:wpi="http://schemas.microsoft.com/office/word/2010/wordprocessingInk" xmlns:wne="http://schemas.microsoft.com/office/word/2006/wordml" xmlns:wps="http://schemas.microsoft.com/office/word/2010/wordprocessingShape" mc:Ignorable="w14 w15 w16se w16cid w16 w16cex w16sdtdh w16sdtfl w16du wp14">
-  <w:abstractNum w:abstractNumId="0" w15:restartNumberingAfterBreak="0">
-    <w:nsid w:val="02DE2910"/>
-    <w:multiLevelType w:val="multilevel"/>
-    <w:tmpl w:val="09A67894"/>
-    <w:lvl w:ilvl="0">
-      <w:start w:val="1"/>
-      <w:numFmt w:val="bullet"/>
-      <w:lvlText w:val=""/>
-      <w:lvlJc w:val="left"/>
-      <w:pPr>
-        <w:tabs>
-          <w:tab w:val="num" w:pos="720"/>
-        </w:tabs>
-        <w:ind w:left="720" w:hanging="360"/>
-      </w:pPr>
-      <w:rPr>
-        <w:rFonts w:ascii="Symbol" w:hAnsi="Symbol" w:hint="default"/>
-        <w:sz w:val="20"/>
-      </w:rPr>
-    </w:lvl>
-    <w:lvl w:ilvl="1" w:tentative="1">
-      <w:start w:val="1"/>
-      <w:numFmt w:val="bullet"/>
-      <w:lvlText w:val=""/>
-      <w:lvlJc w:val="left"/>
-      <w:pPr>
-        <w:tabs>
-          <w:tab w:val="num" w:pos="1440"/>
-        </w:tabs>
-        <w:ind w:left="1440" w:hanging="360"/>
-      </w:pPr>
-      <w:rPr>
-        <w:rFonts w:ascii="Symbol" w:hAnsi="Symbol" w:hint="default"/>
-        <w:sz w:val="20"/>
-      </w:rPr>
-    </w:lvl>
-    <w:lvl w:ilvl="2" w:tentative="1">
-      <w:start w:val="1"/>
-      <w:numFmt w:val="bullet"/>
-      <w:lvlText w:val=""/>
-      <w:lvlJc w:val="left"/>
-      <w:pPr>
-        <w:tabs>
-          <w:tab w:val="num" w:pos="2160"/>
-        </w:tabs>
-        <w:ind w:left="2160" w:hanging="360"/>
-      </w:pPr>
-      <w:rPr>
-        <w:rFonts w:ascii="Symbol" w:hAnsi="Symbol" w:hint="default"/>
-        <w:sz w:val="20"/>
-      </w:rPr>
-    </w:lvl>
-    <w:lvl w:ilvl="3" w:tentative="1">
-      <w:start w:val="1"/>
-      <w:numFmt w:val="bullet"/>
-      <w:lvlText w:val=""/>
-      <w:lvlJc w:val="left"/>
-      <w:pPr>
-        <w:tabs>
-          <w:tab w:val="num" w:pos="2880"/>
-        </w:tabs>
-        <w:ind w:left="2880" w:hanging="360"/>
-      </w:pPr>
-      <w:rPr>
-        <w:rFonts w:ascii="Symbol" w:hAnsi="Symbol" w:hint="default"/>
-        <w:sz w:val="20"/>
-      </w:rPr>
-    </w:lvl>
-    <w:lvl w:ilvl="4" w:tentative="1">
-      <w:start w:val="1"/>
-      <w:numFmt w:val="bullet"/>
-      <w:lvlText w:val=""/>
-      <w:lvlJc w:val="left"/>
-      <w:pPr>
-        <w:tabs>
-          <w:tab w:val="num" w:pos="3600"/>
-        </w:tabs>
-        <w:ind w:left="3600" w:hanging="360"/>
-      </w:pPr>
-      <w:rPr>
-        <w:rFonts w:ascii="Symbol" w:hAnsi="Symbol" w:hint="default"/>
-        <w:sz w:val="20"/>
-      </w:rPr>
-    </w:lvl>
-    <w:lvl w:ilvl="5" w:tentative="1">
-      <w:start w:val="1"/>
-      <w:numFmt w:val="bullet"/>
-      <w:lvlText w:val=""/>
-      <w:lvlJc w:val="left"/>
-      <w:pPr>
-        <w:tabs>
-          <w:tab w:val="num" w:pos="4320"/>
-        </w:tabs>
-        <w:ind w:left="4320" w:hanging="360"/>
-      </w:pPr>
-      <w:rPr>
-        <w:rFonts w:ascii="Symbol" w:hAnsi="Symbol" w:hint="default"/>
-        <w:sz w:val="20"/>
-      </w:rPr>
-    </w:lvl>
-    <w:lvl w:ilvl="6" w:tentative="1">
-      <w:start w:val="1"/>
-      <w:numFmt w:val="bullet"/>
-      <w:lvlText w:val=""/>
-      <w:lvlJc w:val="left"/>
-      <w:pPr>
-        <w:tabs>
-          <w:tab w:val="num" w:pos="5040"/>
-        </w:tabs>
-        <w:ind w:left="5040" w:hanging="360"/>
-      </w:pPr>
-      <w:rPr>
-        <w:rFonts w:ascii="Symbol" w:hAnsi="Symbol" w:hint="default"/>
-        <w:sz w:val="20"/>
-      </w:rPr>
-    </w:lvl>
-    <w:lvl w:ilvl="7" w:tentative="1">
-      <w:start w:val="1"/>
-      <w:numFmt w:val="bullet"/>
-      <w:lvlText w:val=""/>
-      <w:lvlJc w:val="left"/>
-      <w:pPr>
-        <w:tabs>
-          <w:tab w:val="num" w:pos="5760"/>
-        </w:tabs>
-        <w:ind w:left="5760" w:hanging="360"/>
-      </w:pPr>
-      <w:rPr>
-        <w:rFonts w:ascii="Symbol" w:hAnsi="Symbol" w:hint="default"/>
-        <w:sz w:val="20"/>
-      </w:rPr>
-    </w:lvl>
-    <w:lvl w:ilvl="8" w:tentative="1">
-      <w:start w:val="1"/>
-      <w:numFmt w:val="bullet"/>
-      <w:lvlText w:val=""/>
-      <w:lvlJc w:val="left"/>
-      <w:pPr>
-        <w:tabs>
-          <w:tab w:val="num" w:pos="6480"/>
-        </w:tabs>
-        <w:ind w:left="6480" w:hanging="360"/>
-      </w:pPr>
-      <w:rPr>
-        <w:rFonts w:ascii="Symbol" w:hAnsi="Symbol" w:hint="default"/>
-        <w:sz w:val="20"/>
-      </w:rPr>
-    </w:lvl>
-  </w:abstractNum>
-  <w:num w:numId="1" w16cid:durableId="565459010">
-    <w:abstractNumId w:val="0"/>
-  </w:num>
-</w:numbering>
 </file>
 
 <file path=word/styles.xml><?xml version="1.0" encoding="utf-8"?>
@@ -9589,7 +8979,7 @@
     <w:link w:val="a4"/>
     <w:uiPriority w:val="99"/>
     <w:unhideWhenUsed/>
-    <w:rsid w:val="002E2A68"/>
+    <w:rsid w:val="00B06758"/>
     <w:pPr>
       <w:tabs>
         <w:tab w:val="center" w:pos="4677"/>
@@ -9603,7 +8993,7 @@
     <w:basedOn w:val="a0"/>
     <w:link w:val="a3"/>
     <w:uiPriority w:val="99"/>
-    <w:rsid w:val="002E2A68"/>
+    <w:rsid w:val="00B06758"/>
   </w:style>
   <w:style w:type="paragraph" w:styleId="a5">
     <w:name w:val="footer"/>
@@ -9611,7 +9001,7 @@
     <w:link w:val="a6"/>
     <w:uiPriority w:val="99"/>
     <w:unhideWhenUsed/>
-    <w:rsid w:val="002E2A68"/>
+    <w:rsid w:val="00B06758"/>
     <w:pPr>
       <w:tabs>
         <w:tab w:val="center" w:pos="4677"/>
@@ -9625,7 +9015,17 @@
     <w:basedOn w:val="a0"/>
     <w:link w:val="a5"/>
     <w:uiPriority w:val="99"/>
-    <w:rsid w:val="002E2A68"/>
+    <w:rsid w:val="00B06758"/>
+  </w:style>
+  <w:style w:type="character" w:styleId="a7">
+    <w:name w:val="Placeholder Text"/>
+    <w:basedOn w:val="a0"/>
+    <w:uiPriority w:val="99"/>
+    <w:semiHidden/>
+    <w:rsid w:val="001D26AC"/>
+    <w:rPr>
+      <w:color w:val="666666"/>
+    </w:rPr>
   </w:style>
 </w:styles>
 </file>
@@ -9923,4 +9323,16 @@
     </a:ext>
   </a:extLst>
 </a:theme>
+</file>
+
+<file path=customXml/item1.xml><?xml version="1.0" encoding="utf-8"?>
+<b:Sources xmlns:b="http://schemas.openxmlformats.org/officeDocument/2006/bibliography" xmlns="http://schemas.openxmlformats.org/officeDocument/2006/bibliography" SelectedStyle="\APASixthEditionOfficeOnline.xsl" StyleName="APA" Version="6"/>
+</file>
+
+<file path=customXml/itemProps1.xml><?xml version="1.0" encoding="utf-8"?>
+<ds:datastoreItem xmlns:ds="http://schemas.openxmlformats.org/officeDocument/2006/customXml" ds:itemID="{7666256B-E09F-4A05-A6C8-6140BA5014BA}">
+  <ds:schemaRefs>
+    <ds:schemaRef ds:uri="http://schemas.openxmlformats.org/officeDocument/2006/bibliography"/>
+  </ds:schemaRefs>
+</ds:datastoreItem>
 </file>
--- a/backend/templates/upd_template.docx
+++ b/backend/templates/upd_template.docx
@@ -115,23 +115,7 @@
                 <w:sz w:val="13"/>
                 <w:szCs w:val="13"/>
               </w:rPr>
-              <w:t>{</w:t>
-            </w:r>
-            <w:proofErr w:type="spellStart"/>
-            <w:r>
-              <w:rPr>
-                <w:sz w:val="13"/>
-                <w:szCs w:val="13"/>
-              </w:rPr>
-              <w:t>invoice_number</w:t>
-            </w:r>
-            <w:proofErr w:type="spellEnd"/>
-            <w:r>
-              <w:rPr>
-                <w:sz w:val="13"/>
-                <w:szCs w:val="13"/>
-              </w:rPr>
-              <w:t>}}</w:t>
+              <w:t>{invoice_number}}</w:t>
             </w:r>
           </w:p>
         </w:tc>
@@ -170,23 +154,7 @@
                 <w:sz w:val="13"/>
                 <w:szCs w:val="13"/>
               </w:rPr>
-              <w:t>{{</w:t>
-            </w:r>
-            <w:proofErr w:type="spellStart"/>
-            <w:r>
-              <w:rPr>
-                <w:sz w:val="13"/>
-                <w:szCs w:val="13"/>
-              </w:rPr>
-              <w:t>invoice_date</w:t>
-            </w:r>
-            <w:proofErr w:type="spellEnd"/>
-            <w:r>
-              <w:rPr>
-                <w:sz w:val="13"/>
-                <w:szCs w:val="13"/>
-              </w:rPr>
-              <w:t>}}</w:t>
+              <w:t>{{invoice_date}}</w:t>
             </w:r>
           </w:p>
         </w:tc>
@@ -592,23 +560,7 @@
                 <w:sz w:val="13"/>
                 <w:szCs w:val="13"/>
               </w:rPr>
-              <w:t>{{</w:t>
-            </w:r>
-            <w:proofErr w:type="spellStart"/>
-            <w:r>
-              <w:rPr>
-                <w:sz w:val="13"/>
-                <w:szCs w:val="13"/>
-              </w:rPr>
-              <w:t>seller_name</w:t>
-            </w:r>
-            <w:proofErr w:type="spellEnd"/>
-            <w:r>
-              <w:rPr>
-                <w:sz w:val="13"/>
-                <w:szCs w:val="13"/>
-              </w:rPr>
-              <w:t>}}</w:t>
+              <w:t>{{seller_name}}</w:t>
             </w:r>
           </w:p>
         </w:tc>
@@ -662,23 +614,7 @@
                 <w:sz w:val="13"/>
                 <w:szCs w:val="13"/>
               </w:rPr>
-              <w:t>{{</w:t>
-            </w:r>
-            <w:proofErr w:type="spellStart"/>
-            <w:r>
-              <w:rPr>
-                <w:sz w:val="13"/>
-                <w:szCs w:val="13"/>
-              </w:rPr>
-              <w:t>buyer_name</w:t>
-            </w:r>
-            <w:proofErr w:type="spellEnd"/>
-            <w:r>
-              <w:rPr>
-                <w:sz w:val="13"/>
-                <w:szCs w:val="13"/>
-              </w:rPr>
-              <w:t>}}</w:t>
+              <w:t>{{buyer_name}}</w:t>
             </w:r>
           </w:p>
         </w:tc>
@@ -805,23 +741,7 @@
                 <w:sz w:val="13"/>
                 <w:szCs w:val="13"/>
               </w:rPr>
-              <w:t>{{</w:t>
-            </w:r>
-            <w:proofErr w:type="spellStart"/>
-            <w:r>
-              <w:rPr>
-                <w:sz w:val="13"/>
-                <w:szCs w:val="13"/>
-              </w:rPr>
-              <w:t>seller_address</w:t>
-            </w:r>
-            <w:proofErr w:type="spellEnd"/>
-            <w:r>
-              <w:rPr>
-                <w:sz w:val="13"/>
-                <w:szCs w:val="13"/>
-              </w:rPr>
-              <w:t>}}</w:t>
+              <w:t>{{seller_address}}</w:t>
             </w:r>
           </w:p>
         </w:tc>
@@ -876,23 +796,7 @@
                 <w:sz w:val="13"/>
                 <w:szCs w:val="13"/>
               </w:rPr>
-              <w:t>{{</w:t>
-            </w:r>
-            <w:proofErr w:type="spellStart"/>
-            <w:r>
-              <w:rPr>
-                <w:sz w:val="13"/>
-                <w:szCs w:val="13"/>
-              </w:rPr>
-              <w:t>buyer_address</w:t>
-            </w:r>
-            <w:proofErr w:type="spellEnd"/>
-            <w:r>
-              <w:rPr>
-                <w:sz w:val="13"/>
-                <w:szCs w:val="13"/>
-              </w:rPr>
-              <w:t>}}</w:t>
+              <w:t>{{buyer_address}}</w:t>
             </w:r>
           </w:p>
         </w:tc>
@@ -989,23 +893,7 @@
                 <w:sz w:val="13"/>
                 <w:szCs w:val="13"/>
               </w:rPr>
-              <w:t>{{</w:t>
-            </w:r>
-            <w:proofErr w:type="spellStart"/>
-            <w:r>
-              <w:rPr>
-                <w:sz w:val="13"/>
-                <w:szCs w:val="13"/>
-              </w:rPr>
-              <w:t>seller_inn_kpp</w:t>
-            </w:r>
-            <w:proofErr w:type="spellEnd"/>
-            <w:r>
-              <w:rPr>
-                <w:sz w:val="13"/>
-                <w:szCs w:val="13"/>
-              </w:rPr>
-              <w:t>}}</w:t>
+              <w:t>{{seller_inn_kpp}}</w:t>
             </w:r>
           </w:p>
         </w:tc>
@@ -1060,23 +948,7 @@
                 <w:sz w:val="13"/>
                 <w:szCs w:val="13"/>
               </w:rPr>
-              <w:t>{{</w:t>
-            </w:r>
-            <w:proofErr w:type="spellStart"/>
-            <w:r>
-              <w:rPr>
-                <w:sz w:val="13"/>
-                <w:szCs w:val="13"/>
-              </w:rPr>
-              <w:t>buyer_inn_kpp</w:t>
-            </w:r>
-            <w:proofErr w:type="spellEnd"/>
-            <w:r>
-              <w:rPr>
-                <w:sz w:val="13"/>
-                <w:szCs w:val="13"/>
-              </w:rPr>
-              <w:t>}}</w:t>
+              <w:t>{{buyer_inn_kpp}}</w:t>
             </w:r>
           </w:p>
         </w:tc>
@@ -1178,23 +1050,7 @@
                 <w:sz w:val="13"/>
                 <w:szCs w:val="13"/>
               </w:rPr>
-              <w:t>{{</w:t>
-            </w:r>
-            <w:proofErr w:type="spellStart"/>
-            <w:r>
-              <w:rPr>
-                <w:sz w:val="13"/>
-                <w:szCs w:val="13"/>
-              </w:rPr>
-              <w:t>shipper_name_address</w:t>
-            </w:r>
-            <w:proofErr w:type="spellEnd"/>
-            <w:r>
-              <w:rPr>
-                <w:sz w:val="13"/>
-                <w:szCs w:val="13"/>
-              </w:rPr>
-              <w:t>}}</w:t>
+              <w:t>{{shipper_name_address}}</w:t>
             </w:r>
           </w:p>
         </w:tc>
@@ -1250,23 +1106,7 @@
                 <w:sz w:val="13"/>
                 <w:szCs w:val="13"/>
               </w:rPr>
-              <w:t>{{</w:t>
-            </w:r>
-            <w:proofErr w:type="spellStart"/>
-            <w:r>
-              <w:rPr>
-                <w:sz w:val="13"/>
-                <w:szCs w:val="13"/>
-              </w:rPr>
-              <w:t>currency_full</w:t>
-            </w:r>
-            <w:proofErr w:type="spellEnd"/>
-            <w:r>
-              <w:rPr>
-                <w:sz w:val="13"/>
-                <w:szCs w:val="13"/>
-              </w:rPr>
-              <w:t>}}</w:t>
+              <w:t>{{currency_full}}</w:t>
             </w:r>
           </w:p>
         </w:tc>
@@ -1352,23 +1192,7 @@
                 <w:sz w:val="13"/>
                 <w:szCs w:val="13"/>
               </w:rPr>
-              <w:t>{{</w:t>
-            </w:r>
-            <w:proofErr w:type="spellStart"/>
-            <w:r>
-              <w:rPr>
-                <w:sz w:val="13"/>
-                <w:szCs w:val="13"/>
-              </w:rPr>
-              <w:t>consignee_full</w:t>
-            </w:r>
-            <w:proofErr w:type="spellEnd"/>
-            <w:r>
-              <w:rPr>
-                <w:sz w:val="13"/>
-                <w:szCs w:val="13"/>
-              </w:rPr>
-              <w:t>}}</w:t>
+              <w:t>{{consignee_full}}</w:t>
             </w:r>
           </w:p>
         </w:tc>
@@ -1424,23 +1248,7 @@
                 <w:sz w:val="13"/>
                 <w:szCs w:val="13"/>
               </w:rPr>
-              <w:t>{{</w:t>
-            </w:r>
-            <w:proofErr w:type="spellStart"/>
-            <w:r>
-              <w:rPr>
-                <w:sz w:val="13"/>
-                <w:szCs w:val="13"/>
-              </w:rPr>
-              <w:t>government_contract_id</w:t>
-            </w:r>
-            <w:proofErr w:type="spellEnd"/>
-            <w:r>
-              <w:rPr>
-                <w:sz w:val="13"/>
-                <w:szCs w:val="13"/>
-              </w:rPr>
-              <w:t>}}</w:t>
+              <w:t>{{government_contract_id}}</w:t>
             </w:r>
           </w:p>
         </w:tc>
@@ -1527,23 +1335,7 @@
                 <w:sz w:val="13"/>
                 <w:szCs w:val="13"/>
               </w:rPr>
-              <w:t>{{</w:t>
-            </w:r>
-            <w:proofErr w:type="spellStart"/>
-            <w:r>
-              <w:rPr>
-                <w:sz w:val="13"/>
-                <w:szCs w:val="13"/>
-              </w:rPr>
-              <w:t>payment_doc_full</w:t>
-            </w:r>
-            <w:proofErr w:type="spellEnd"/>
-            <w:r>
-              <w:rPr>
-                <w:sz w:val="13"/>
-                <w:szCs w:val="13"/>
-              </w:rPr>
-              <w:t>}}</w:t>
+              <w:t>{{payment_doc_full}}</w:t>
             </w:r>
           </w:p>
         </w:tc>
@@ -1657,23 +1449,7 @@
                 <w:sz w:val="13"/>
                 <w:szCs w:val="13"/>
               </w:rPr>
-              <w:t>{{</w:t>
-            </w:r>
-            <w:proofErr w:type="spellStart"/>
-            <w:r>
-              <w:rPr>
-                <w:sz w:val="13"/>
-                <w:szCs w:val="13"/>
-              </w:rPr>
-              <w:t>shipping_doc_full</w:t>
-            </w:r>
-            <w:proofErr w:type="spellEnd"/>
-            <w:r>
-              <w:rPr>
-                <w:sz w:val="13"/>
-                <w:szCs w:val="13"/>
-              </w:rPr>
-              <w:t>}}</w:t>
+              <w:t>{{shipping_doc_full}}</w:t>
             </w:r>
           </w:p>
         </w:tc>
@@ -1895,23 +1671,7 @@
                 <w:sz w:val="13"/>
                 <w:szCs w:val="13"/>
               </w:rPr>
-              <w:t>{{</w:t>
-            </w:r>
-            <w:proofErr w:type="spellStart"/>
-            <w:r>
-              <w:rPr>
-                <w:sz w:val="13"/>
-                <w:szCs w:val="13"/>
-              </w:rPr>
-              <w:t>advance_invoice_ref_full</w:t>
-            </w:r>
-            <w:proofErr w:type="spellEnd"/>
-            <w:r>
-              <w:rPr>
-                <w:sz w:val="13"/>
-                <w:szCs w:val="13"/>
-              </w:rPr>
-              <w:t>}}</w:t>
+              <w:t>{{advance_invoice_ref_full}}</w:t>
             </w:r>
           </w:p>
         </w:tc>
@@ -1961,7 +1721,9 @@
         <w:tblInd w:w="57" w:type="dxa"/>
         <w:tblLayout w:type="fixed"/>
         <w:tblCellMar>
+          <w:top w:w="57" w:type="dxa"/>
           <w:left w:w="57" w:type="dxa"/>
+          <w:bottom w:w="57" w:type="dxa"/>
           <w:right w:w="57" w:type="dxa"/>
         </w:tblCellMar>
         <w:tblLook w:val="04A0" w:firstRow="1" w:lastRow="0" w:firstColumn="1" w:lastColumn="0" w:noHBand="0" w:noVBand="1"/>
@@ -2305,7 +2067,6 @@
             <w:pPr>
               <w:jc w:val="center"/>
             </w:pPr>
-            <w:proofErr w:type="spellStart"/>
             <w:r>
               <w:rPr>
                 <w:sz w:val="13"/>
@@ -2313,7 +2074,6 @@
               </w:rPr>
               <w:t>чество</w:t>
             </w:r>
-            <w:proofErr w:type="spellEnd"/>
           </w:p>
           <w:p>
             <w:pPr>
@@ -2396,23 +2156,7 @@
                 <w:sz w:val="13"/>
                 <w:szCs w:val="13"/>
               </w:rPr>
-              <w:t xml:space="preserve">Стоимость товаров (работ, услуг), </w:t>
-            </w:r>
-            <w:proofErr w:type="spellStart"/>
-            <w:r>
-              <w:rPr>
-                <w:sz w:val="13"/>
-                <w:szCs w:val="13"/>
-              </w:rPr>
-              <w:t>имущест</w:t>
-            </w:r>
-            <w:proofErr w:type="spellEnd"/>
-            <w:r>
-              <w:rPr>
-                <w:sz w:val="13"/>
-                <w:szCs w:val="13"/>
-              </w:rPr>
-              <w:t>-</w:t>
+              <w:t>Стоимость товаров (работ, услуг), имущест-</w:t>
             </w:r>
           </w:p>
           <w:p>
@@ -2539,21 +2283,12 @@
             <w:pPr>
               <w:jc w:val="center"/>
             </w:pPr>
-            <w:proofErr w:type="spellStart"/>
-            <w:r>
-              <w:rPr>
-                <w:sz w:val="13"/>
-                <w:szCs w:val="13"/>
-              </w:rPr>
-              <w:t>ляемая</w:t>
-            </w:r>
-            <w:proofErr w:type="spellEnd"/>
-            <w:r>
-              <w:rPr>
-                <w:sz w:val="13"/>
-                <w:szCs w:val="13"/>
-              </w:rPr>
-              <w:t xml:space="preserve"> покупателю</w:t>
+            <w:r>
+              <w:rPr>
+                <w:sz w:val="13"/>
+                <w:szCs w:val="13"/>
+              </w:rPr>
+              <w:t>ляемая покупателю</w:t>
             </w:r>
           </w:p>
         </w:tc>
@@ -2578,23 +2313,7 @@
                 <w:sz w:val="13"/>
                 <w:szCs w:val="13"/>
               </w:rPr>
-              <w:t xml:space="preserve">Стоимость товаров (работ, услуг), </w:t>
-            </w:r>
-            <w:proofErr w:type="spellStart"/>
-            <w:r>
-              <w:rPr>
-                <w:sz w:val="13"/>
-                <w:szCs w:val="13"/>
-              </w:rPr>
-              <w:t>имущест</w:t>
-            </w:r>
-            <w:proofErr w:type="spellEnd"/>
-            <w:r>
-              <w:rPr>
-                <w:sz w:val="13"/>
-                <w:szCs w:val="13"/>
-              </w:rPr>
-              <w:t>-</w:t>
+              <w:t>Стоимость товаров (работ, услуг), имущест-</w:t>
             </w:r>
           </w:p>
           <w:p>
@@ -2787,81 +2506,31 @@
                 <w:sz w:val="13"/>
                 <w:szCs w:val="13"/>
               </w:rPr>
-              <w:t xml:space="preserve">условное </w:t>
-            </w:r>
-            <w:proofErr w:type="spellStart"/>
-            <w:r>
-              <w:rPr>
-                <w:sz w:val="13"/>
-                <w:szCs w:val="13"/>
-              </w:rPr>
-              <w:t>обозна</w:t>
-            </w:r>
-            <w:proofErr w:type="spellEnd"/>
-            <w:r>
-              <w:rPr>
-                <w:sz w:val="13"/>
-                <w:szCs w:val="13"/>
-              </w:rPr>
-              <w:t>-</w:t>
-            </w:r>
-          </w:p>
-          <w:p>
-            <w:pPr>
-              <w:jc w:val="center"/>
-            </w:pPr>
-            <w:proofErr w:type="spellStart"/>
-            <w:r>
-              <w:rPr>
-                <w:sz w:val="13"/>
-                <w:szCs w:val="13"/>
-              </w:rPr>
-              <w:t>чение</w:t>
-            </w:r>
-            <w:proofErr w:type="spellEnd"/>
-            <w:r>
-              <w:rPr>
-                <w:sz w:val="13"/>
-                <w:szCs w:val="13"/>
-              </w:rPr>
-              <w:t xml:space="preserve"> (</w:t>
-            </w:r>
-            <w:proofErr w:type="spellStart"/>
-            <w:r>
-              <w:rPr>
-                <w:sz w:val="13"/>
-                <w:szCs w:val="13"/>
-              </w:rPr>
-              <w:t>нацио</w:t>
-            </w:r>
-            <w:proofErr w:type="spellEnd"/>
-            <w:r>
-              <w:rPr>
-                <w:sz w:val="13"/>
-                <w:szCs w:val="13"/>
-              </w:rPr>
-              <w:t>-</w:t>
-            </w:r>
-          </w:p>
-          <w:p>
-            <w:pPr>
-              <w:jc w:val="center"/>
-            </w:pPr>
-            <w:proofErr w:type="spellStart"/>
-            <w:r>
-              <w:rPr>
-                <w:sz w:val="13"/>
-                <w:szCs w:val="13"/>
-              </w:rPr>
-              <w:t>нальное</w:t>
-            </w:r>
-            <w:proofErr w:type="spellEnd"/>
-            <w:r>
-              <w:rPr>
-                <w:sz w:val="13"/>
-                <w:szCs w:val="13"/>
-              </w:rPr>
-              <w:t>)</w:t>
+              <w:t>условное обозна-</w:t>
+            </w:r>
+          </w:p>
+          <w:p>
+            <w:pPr>
+              <w:jc w:val="center"/>
+            </w:pPr>
+            <w:r>
+              <w:rPr>
+                <w:sz w:val="13"/>
+                <w:szCs w:val="13"/>
+              </w:rPr>
+              <w:t>чение (нацио-</w:t>
+            </w:r>
+          </w:p>
+          <w:p>
+            <w:pPr>
+              <w:jc w:val="center"/>
+            </w:pPr>
+            <w:r>
+              <w:rPr>
+                <w:sz w:val="13"/>
+                <w:szCs w:val="13"/>
+              </w:rPr>
+              <w:t>нальное)</w:t>
             </w:r>
           </w:p>
         </w:tc>
@@ -2971,42 +2640,24 @@
             <w:pPr>
               <w:jc w:val="center"/>
             </w:pPr>
-            <w:proofErr w:type="spellStart"/>
-            <w:r>
-              <w:rPr>
-                <w:sz w:val="13"/>
-                <w:szCs w:val="13"/>
-              </w:rPr>
-              <w:t>циф</w:t>
-            </w:r>
-            <w:proofErr w:type="spellEnd"/>
-            <w:r>
-              <w:rPr>
-                <w:sz w:val="13"/>
-                <w:szCs w:val="13"/>
-              </w:rPr>
-              <w:t>-</w:t>
-            </w:r>
-          </w:p>
-          <w:p>
-            <w:pPr>
-              <w:jc w:val="center"/>
-            </w:pPr>
-            <w:proofErr w:type="spellStart"/>
-            <w:r>
-              <w:rPr>
-                <w:sz w:val="13"/>
-                <w:szCs w:val="13"/>
-              </w:rPr>
-              <w:t>ро</w:t>
-            </w:r>
-            <w:proofErr w:type="spellEnd"/>
-            <w:r>
-              <w:rPr>
-                <w:sz w:val="13"/>
-                <w:szCs w:val="13"/>
-              </w:rPr>
-              <w:t>-</w:t>
+            <w:r>
+              <w:rPr>
+                <w:sz w:val="13"/>
+                <w:szCs w:val="13"/>
+              </w:rPr>
+              <w:t>циф-</w:t>
+            </w:r>
+          </w:p>
+          <w:p>
+            <w:pPr>
+              <w:jc w:val="center"/>
+            </w:pPr>
+            <w:r>
+              <w:rPr>
+                <w:sz w:val="13"/>
+                <w:szCs w:val="13"/>
+              </w:rPr>
+              <w:t>ро-</w:t>
             </w:r>
           </w:p>
           <w:p>
@@ -3048,28 +2699,18 @@
             <w:pPr>
               <w:jc w:val="center"/>
             </w:pPr>
-            <w:proofErr w:type="spellStart"/>
-            <w:r>
-              <w:rPr>
-                <w:sz w:val="13"/>
-                <w:szCs w:val="13"/>
-              </w:rPr>
-              <w:t>наименова</w:t>
-            </w:r>
-            <w:proofErr w:type="spellEnd"/>
-            <w:r>
-              <w:rPr>
-                <w:sz w:val="13"/>
-                <w:szCs w:val="13"/>
-              </w:rPr>
-              <w:t>-</w:t>
-            </w:r>
-          </w:p>
-          <w:p>
-            <w:pPr>
-              <w:jc w:val="center"/>
-            </w:pPr>
-            <w:proofErr w:type="spellStart"/>
+            <w:r>
+              <w:rPr>
+                <w:sz w:val="13"/>
+                <w:szCs w:val="13"/>
+              </w:rPr>
+              <w:t>наименова-</w:t>
+            </w:r>
+          </w:p>
+          <w:p>
+            <w:pPr>
+              <w:jc w:val="center"/>
+            </w:pPr>
             <w:r>
               <w:rPr>
                 <w:sz w:val="13"/>
@@ -3077,7 +2718,6 @@
               </w:rPr>
               <w:t>ние</w:t>
             </w:r>
-            <w:proofErr w:type="spellEnd"/>
           </w:p>
         </w:tc>
         <w:tc>
@@ -3552,60 +3192,68 @@
                 <w:sz w:val="12"/>
                 <w:szCs w:val="18"/>
               </w:rPr>
-              <w:t>{{</w:t>
-            </w:r>
-            <w:proofErr w:type="spellStart"/>
+              <w:t>{{item_line_no}}</w:t>
+            </w:r>
+          </w:p>
+        </w:tc>
+        <w:tc>
+          <w:tcPr>
+            <w:tcW w:w="2184" w:type="dxa"/>
+            <w:tcBorders>
+              <w:top w:val="single" w:sz="5" w:space="0" w:color="auto"/>
+              <w:left w:val="single" w:sz="5" w:space="0" w:color="auto"/>
+              <w:bottom w:val="single" w:sz="5" w:space="0" w:color="auto"/>
+              <w:right w:val="single" w:sz="5" w:space="0" w:color="auto"/>
+            </w:tcBorders>
+            <w:vAlign w:val="center"/>
+          </w:tcPr>
+          <w:p>
             <w:r>
               <w:rPr>
                 <w:sz w:val="12"/>
                 <w:szCs w:val="18"/>
               </w:rPr>
-              <w:t>item_line_no</w:t>
-            </w:r>
-            <w:proofErr w:type="spellEnd"/>
+              <w:t>{{item_name}}</w:t>
+            </w:r>
+          </w:p>
+        </w:tc>
+        <w:tc>
+          <w:tcPr>
+            <w:tcW w:w="774" w:type="dxa"/>
+            <w:tcBorders>
+              <w:top w:val="single" w:sz="5" w:space="0" w:color="auto"/>
+              <w:left w:val="single" w:sz="5" w:space="0" w:color="auto"/>
+              <w:bottom w:val="single" w:sz="5" w:space="0" w:color="auto"/>
+              <w:right w:val="single" w:sz="5" w:space="0" w:color="auto"/>
+            </w:tcBorders>
+          </w:tcPr>
+          <w:p>
             <w:r>
               <w:rPr>
                 <w:sz w:val="12"/>
                 <w:szCs w:val="18"/>
               </w:rPr>
-              <w:t>}}</w:t>
-            </w:r>
-          </w:p>
-        </w:tc>
-        <w:tc>
-          <w:tcPr>
-            <w:tcW w:w="2184" w:type="dxa"/>
+              <w:t>{{item_type_code}}</w:t>
+            </w:r>
+          </w:p>
+        </w:tc>
+        <w:tc>
+          <w:tcPr>
+            <w:tcW w:w="364" w:type="dxa"/>
             <w:tcBorders>
               <w:top w:val="single" w:sz="5" w:space="0" w:color="auto"/>
               <w:left w:val="single" w:sz="5" w:space="0" w:color="auto"/>
               <w:bottom w:val="single" w:sz="5" w:space="0" w:color="auto"/>
               <w:right w:val="single" w:sz="5" w:space="0" w:color="auto"/>
             </w:tcBorders>
-            <w:vAlign w:val="center"/>
-          </w:tcPr>
-          <w:p>
-            <w:r>
-              <w:rPr>
-                <w:sz w:val="12"/>
-                <w:szCs w:val="18"/>
-              </w:rPr>
-              <w:t>{{</w:t>
-            </w:r>
-            <w:proofErr w:type="spellStart"/>
-            <w:r>
-              <w:rPr>
-                <w:sz w:val="12"/>
-                <w:szCs w:val="18"/>
-              </w:rPr>
-              <w:t>item_name</w:t>
-            </w:r>
-            <w:proofErr w:type="spellEnd"/>
-            <w:r>
-              <w:rPr>
-                <w:sz w:val="12"/>
-                <w:szCs w:val="18"/>
-              </w:rPr>
-              <w:t>}}</w:t>
+          </w:tcPr>
+          <w:p>
+            <w:r>
+              <w:rPr>
+                <w:sz w:val="13"/>
+                <w:szCs w:val="13"/>
+              </w:rPr>
+              <w:t>{{item_unit_code}}</w:t>
             </w:r>
           </w:p>
         </w:tc>
@@ -3622,32 +3270,16 @@
           <w:p>
             <w:r>
               <w:rPr>
-                <w:sz w:val="12"/>
-                <w:szCs w:val="18"/>
-              </w:rPr>
-              <w:t>{{</w:t>
-            </w:r>
-            <w:proofErr w:type="spellStart"/>
-            <w:r>
-              <w:rPr>
-                <w:sz w:val="12"/>
-                <w:szCs w:val="18"/>
-              </w:rPr>
-              <w:t>item_type_code</w:t>
-            </w:r>
-            <w:proofErr w:type="spellEnd"/>
-            <w:r>
-              <w:rPr>
-                <w:sz w:val="12"/>
-                <w:szCs w:val="18"/>
-              </w:rPr>
-              <w:t>}}</w:t>
-            </w:r>
-          </w:p>
-        </w:tc>
-        <w:tc>
-          <w:tcPr>
-            <w:tcW w:w="364" w:type="dxa"/>
+                <w:sz w:val="13"/>
+                <w:szCs w:val="13"/>
+              </w:rPr>
+              <w:t>{{item_unit_name}}</w:t>
+            </w:r>
+          </w:p>
+        </w:tc>
+        <w:tc>
+          <w:tcPr>
+            <w:tcW w:w="789" w:type="dxa"/>
             <w:tcBorders>
               <w:top w:val="single" w:sz="5" w:space="0" w:color="auto"/>
               <w:left w:val="single" w:sz="5" w:space="0" w:color="auto"/>
@@ -3656,34 +3288,21 @@
             </w:tcBorders>
           </w:tcPr>
           <w:p>
-            <w:r>
-              <w:rPr>
-                <w:sz w:val="13"/>
-                <w:szCs w:val="13"/>
-              </w:rPr>
-              <w:t>{{</w:t>
-            </w:r>
-            <w:proofErr w:type="spellStart"/>
-            <w:r>
-              <w:rPr>
-                <w:sz w:val="13"/>
-                <w:szCs w:val="13"/>
-              </w:rPr>
-              <w:t>item_unit_code</w:t>
-            </w:r>
-            <w:proofErr w:type="spellEnd"/>
-            <w:r>
-              <w:rPr>
-                <w:sz w:val="13"/>
-                <w:szCs w:val="13"/>
-              </w:rPr>
-              <w:t>}}</w:t>
-            </w:r>
-          </w:p>
-        </w:tc>
-        <w:tc>
-          <w:tcPr>
-            <w:tcW w:w="774" w:type="dxa"/>
+            <w:pPr>
+              <w:jc w:val="right"/>
+            </w:pPr>
+            <w:r>
+              <w:rPr>
+                <w:sz w:val="13"/>
+                <w:szCs w:val="13"/>
+              </w:rPr>
+              <w:t>{{item_quantity}}</w:t>
+            </w:r>
+          </w:p>
+        </w:tc>
+        <w:tc>
+          <w:tcPr>
+            <w:tcW w:w="1122" w:type="dxa"/>
             <w:tcBorders>
               <w:top w:val="single" w:sz="5" w:space="0" w:color="auto"/>
               <w:left w:val="single" w:sz="5" w:space="0" w:color="auto"/>
@@ -3692,34 +3311,21 @@
             </w:tcBorders>
           </w:tcPr>
           <w:p>
-            <w:r>
-              <w:rPr>
-                <w:sz w:val="13"/>
-                <w:szCs w:val="13"/>
-              </w:rPr>
-              <w:t>{{</w:t>
-            </w:r>
-            <w:proofErr w:type="spellStart"/>
-            <w:r>
-              <w:rPr>
-                <w:sz w:val="13"/>
-                <w:szCs w:val="13"/>
-              </w:rPr>
-              <w:t>item_unit_name</w:t>
-            </w:r>
-            <w:proofErr w:type="spellEnd"/>
-            <w:r>
-              <w:rPr>
-                <w:sz w:val="13"/>
-                <w:szCs w:val="13"/>
-              </w:rPr>
-              <w:t>}}</w:t>
-            </w:r>
-          </w:p>
-        </w:tc>
-        <w:tc>
-          <w:tcPr>
-            <w:tcW w:w="789" w:type="dxa"/>
+            <w:pPr>
+              <w:jc w:val="right"/>
+            </w:pPr>
+            <w:r>
+              <w:rPr>
+                <w:sz w:val="13"/>
+                <w:szCs w:val="13"/>
+              </w:rPr>
+              <w:t>{{item_price}}</w:t>
+            </w:r>
+          </w:p>
+        </w:tc>
+        <w:tc>
+          <w:tcPr>
+            <w:tcW w:w="1244" w:type="dxa"/>
             <w:tcBorders>
               <w:top w:val="single" w:sz="5" w:space="0" w:color="auto"/>
               <w:left w:val="single" w:sz="5" w:space="0" w:color="auto"/>
@@ -3736,29 +3342,13 @@
                 <w:sz w:val="13"/>
                 <w:szCs w:val="13"/>
               </w:rPr>
-              <w:t>{{</w:t>
-            </w:r>
-            <w:proofErr w:type="spellStart"/>
-            <w:r>
-              <w:rPr>
-                <w:sz w:val="13"/>
-                <w:szCs w:val="13"/>
-              </w:rPr>
-              <w:t>item_quantity</w:t>
-            </w:r>
-            <w:proofErr w:type="spellEnd"/>
-            <w:r>
-              <w:rPr>
-                <w:sz w:val="13"/>
-                <w:szCs w:val="13"/>
-              </w:rPr>
-              <w:t>}}</w:t>
-            </w:r>
-          </w:p>
-        </w:tc>
-        <w:tc>
-          <w:tcPr>
-            <w:tcW w:w="1122" w:type="dxa"/>
+              <w:t>{{item_amount_without_vat}}</w:t>
+            </w:r>
+          </w:p>
+        </w:tc>
+        <w:tc>
+          <w:tcPr>
+            <w:tcW w:w="592" w:type="dxa"/>
             <w:tcBorders>
               <w:top w:val="single" w:sz="5" w:space="0" w:color="auto"/>
               <w:left w:val="single" w:sz="5" w:space="0" w:color="auto"/>
@@ -3775,29 +3365,13 @@
                 <w:sz w:val="13"/>
                 <w:szCs w:val="13"/>
               </w:rPr>
-              <w:t>{{</w:t>
-            </w:r>
-            <w:proofErr w:type="spellStart"/>
-            <w:r>
-              <w:rPr>
-                <w:sz w:val="13"/>
-                <w:szCs w:val="13"/>
-              </w:rPr>
-              <w:t>item_price</w:t>
-            </w:r>
-            <w:proofErr w:type="spellEnd"/>
-            <w:r>
-              <w:rPr>
-                <w:sz w:val="13"/>
-                <w:szCs w:val="13"/>
-              </w:rPr>
-              <w:t>}}</w:t>
-            </w:r>
-          </w:p>
-        </w:tc>
-        <w:tc>
-          <w:tcPr>
-            <w:tcW w:w="1244" w:type="dxa"/>
+              <w:t>{{item_excise}}</w:t>
+            </w:r>
+          </w:p>
+        </w:tc>
+        <w:tc>
+          <w:tcPr>
+            <w:tcW w:w="865" w:type="dxa"/>
             <w:tcBorders>
               <w:top w:val="single" w:sz="5" w:space="0" w:color="auto"/>
               <w:left w:val="single" w:sz="5" w:space="0" w:color="auto"/>
@@ -3806,37 +3380,18 @@
             </w:tcBorders>
           </w:tcPr>
           <w:p>
-            <w:pPr>
-              <w:jc w:val="right"/>
-            </w:pPr>
-            <w:r>
-              <w:rPr>
-                <w:sz w:val="13"/>
-                <w:szCs w:val="13"/>
-              </w:rPr>
-              <w:t>{{</w:t>
-            </w:r>
-            <w:proofErr w:type="spellStart"/>
-            <w:r>
-              <w:rPr>
-                <w:sz w:val="13"/>
-                <w:szCs w:val="13"/>
-              </w:rPr>
-              <w:t>item_amount_without_vat</w:t>
-            </w:r>
-            <w:proofErr w:type="spellEnd"/>
-            <w:r>
-              <w:rPr>
-                <w:sz w:val="13"/>
-                <w:szCs w:val="13"/>
-              </w:rPr>
-              <w:t>}}</w:t>
-            </w:r>
-          </w:p>
-        </w:tc>
-        <w:tc>
-          <w:tcPr>
-            <w:tcW w:w="592" w:type="dxa"/>
+            <w:r>
+              <w:rPr>
+                <w:sz w:val="13"/>
+                <w:szCs w:val="13"/>
+              </w:rPr>
+              <w:t>{{item_vat_rate}}</w:t>
+            </w:r>
+          </w:p>
+        </w:tc>
+        <w:tc>
+          <w:tcPr>
+            <w:tcW w:w="1031" w:type="dxa"/>
             <w:tcBorders>
               <w:top w:val="single" w:sz="5" w:space="0" w:color="auto"/>
               <w:left w:val="single" w:sz="5" w:space="0" w:color="auto"/>
@@ -3853,29 +3408,13 @@
                 <w:sz w:val="13"/>
                 <w:szCs w:val="13"/>
               </w:rPr>
-              <w:t>{{</w:t>
-            </w:r>
-            <w:proofErr w:type="spellStart"/>
-            <w:r>
-              <w:rPr>
-                <w:sz w:val="13"/>
-                <w:szCs w:val="13"/>
-              </w:rPr>
-              <w:t>item_excise</w:t>
-            </w:r>
-            <w:proofErr w:type="spellEnd"/>
-            <w:r>
-              <w:rPr>
-                <w:sz w:val="13"/>
-                <w:szCs w:val="13"/>
-              </w:rPr>
-              <w:t>}}</w:t>
-            </w:r>
-          </w:p>
-        </w:tc>
-        <w:tc>
-          <w:tcPr>
-            <w:tcW w:w="865" w:type="dxa"/>
+              <w:t>{{item_vat_amount}}</w:t>
+            </w:r>
+          </w:p>
+        </w:tc>
+        <w:tc>
+          <w:tcPr>
+            <w:tcW w:w="1244" w:type="dxa"/>
             <w:tcBorders>
               <w:top w:val="single" w:sz="5" w:space="0" w:color="auto"/>
               <w:left w:val="single" w:sz="5" w:space="0" w:color="auto"/>
@@ -3884,34 +3423,21 @@
             </w:tcBorders>
           </w:tcPr>
           <w:p>
-            <w:r>
-              <w:rPr>
-                <w:sz w:val="13"/>
-                <w:szCs w:val="13"/>
-              </w:rPr>
-              <w:t>{{</w:t>
-            </w:r>
-            <w:proofErr w:type="spellStart"/>
-            <w:r>
-              <w:rPr>
-                <w:sz w:val="13"/>
-                <w:szCs w:val="13"/>
-              </w:rPr>
-              <w:t>item_vat_rate</w:t>
-            </w:r>
-            <w:proofErr w:type="spellEnd"/>
-            <w:r>
-              <w:rPr>
-                <w:sz w:val="13"/>
-                <w:szCs w:val="13"/>
-              </w:rPr>
-              <w:t>}}</w:t>
-            </w:r>
-          </w:p>
-        </w:tc>
-        <w:tc>
-          <w:tcPr>
-            <w:tcW w:w="1031" w:type="dxa"/>
+            <w:pPr>
+              <w:jc w:val="right"/>
+            </w:pPr>
+            <w:r>
+              <w:rPr>
+                <w:sz w:val="13"/>
+                <w:szCs w:val="13"/>
+              </w:rPr>
+              <w:t>{{item_total_with_vat}}</w:t>
+            </w:r>
+          </w:p>
+        </w:tc>
+        <w:tc>
+          <w:tcPr>
+            <w:tcW w:w="440" w:type="dxa"/>
             <w:tcBorders>
               <w:top w:val="single" w:sz="5" w:space="0" w:color="auto"/>
               <w:left w:val="single" w:sz="5" w:space="0" w:color="auto"/>
@@ -3920,37 +3446,18 @@
             </w:tcBorders>
           </w:tcPr>
           <w:p>
-            <w:pPr>
-              <w:jc w:val="right"/>
-            </w:pPr>
-            <w:r>
-              <w:rPr>
-                <w:sz w:val="13"/>
-                <w:szCs w:val="13"/>
-              </w:rPr>
-              <w:t>{{</w:t>
-            </w:r>
-            <w:proofErr w:type="spellStart"/>
-            <w:r>
-              <w:rPr>
-                <w:sz w:val="13"/>
-                <w:szCs w:val="13"/>
-              </w:rPr>
-              <w:t>item_vat_amount</w:t>
-            </w:r>
-            <w:proofErr w:type="spellEnd"/>
-            <w:r>
-              <w:rPr>
-                <w:sz w:val="13"/>
-                <w:szCs w:val="13"/>
-              </w:rPr>
-              <w:t>}}</w:t>
-            </w:r>
-          </w:p>
-        </w:tc>
-        <w:tc>
-          <w:tcPr>
-            <w:tcW w:w="1244" w:type="dxa"/>
+            <w:r>
+              <w:rPr>
+                <w:sz w:val="13"/>
+                <w:szCs w:val="13"/>
+              </w:rPr>
+              <w:t>{{item_country_code}}</w:t>
+            </w:r>
+          </w:p>
+        </w:tc>
+        <w:tc>
+          <w:tcPr>
+            <w:tcW w:w="1016" w:type="dxa"/>
             <w:tcBorders>
               <w:top w:val="single" w:sz="5" w:space="0" w:color="auto"/>
               <w:left w:val="single" w:sz="5" w:space="0" w:color="auto"/>
@@ -3959,37 +3466,18 @@
             </w:tcBorders>
           </w:tcPr>
           <w:p>
-            <w:pPr>
-              <w:jc w:val="right"/>
-            </w:pPr>
-            <w:r>
-              <w:rPr>
-                <w:sz w:val="13"/>
-                <w:szCs w:val="13"/>
-              </w:rPr>
-              <w:t>{{</w:t>
-            </w:r>
-            <w:proofErr w:type="spellStart"/>
-            <w:r>
-              <w:rPr>
-                <w:sz w:val="13"/>
-                <w:szCs w:val="13"/>
-              </w:rPr>
-              <w:t>item_total_with_vat</w:t>
-            </w:r>
-            <w:proofErr w:type="spellEnd"/>
-            <w:r>
-              <w:rPr>
-                <w:sz w:val="13"/>
-                <w:szCs w:val="13"/>
-              </w:rPr>
-              <w:t>}}</w:t>
-            </w:r>
-          </w:p>
-        </w:tc>
-        <w:tc>
-          <w:tcPr>
-            <w:tcW w:w="440" w:type="dxa"/>
+            <w:r>
+              <w:rPr>
+                <w:sz w:val="13"/>
+                <w:szCs w:val="13"/>
+              </w:rPr>
+              <w:t>{{item_country_name}}</w:t>
+            </w:r>
+          </w:p>
+        </w:tc>
+        <w:tc>
+          <w:tcPr>
+            <w:tcW w:w="1547" w:type="dxa"/>
             <w:tcBorders>
               <w:top w:val="single" w:sz="5" w:space="0" w:color="auto"/>
               <w:left w:val="single" w:sz="5" w:space="0" w:color="auto"/>
@@ -4003,95 +3491,7 @@
                 <w:sz w:val="13"/>
                 <w:szCs w:val="13"/>
               </w:rPr>
-              <w:t>{{</w:t>
-            </w:r>
-            <w:proofErr w:type="spellStart"/>
-            <w:r>
-              <w:rPr>
-                <w:sz w:val="13"/>
-                <w:szCs w:val="13"/>
-              </w:rPr>
-              <w:t>item_country_code</w:t>
-            </w:r>
-            <w:proofErr w:type="spellEnd"/>
-            <w:r>
-              <w:rPr>
-                <w:sz w:val="13"/>
-                <w:szCs w:val="13"/>
-              </w:rPr>
-              <w:t>}}</w:t>
-            </w:r>
-          </w:p>
-        </w:tc>
-        <w:tc>
-          <w:tcPr>
-            <w:tcW w:w="1016" w:type="dxa"/>
-            <w:tcBorders>
-              <w:top w:val="single" w:sz="5" w:space="0" w:color="auto"/>
-              <w:left w:val="single" w:sz="5" w:space="0" w:color="auto"/>
-              <w:bottom w:val="single" w:sz="5" w:space="0" w:color="auto"/>
-              <w:right w:val="single" w:sz="5" w:space="0" w:color="auto"/>
-            </w:tcBorders>
-          </w:tcPr>
-          <w:p>
-            <w:r>
-              <w:rPr>
-                <w:sz w:val="13"/>
-                <w:szCs w:val="13"/>
-              </w:rPr>
-              <w:t>{{</w:t>
-            </w:r>
-            <w:proofErr w:type="spellStart"/>
-            <w:r>
-              <w:rPr>
-                <w:sz w:val="13"/>
-                <w:szCs w:val="13"/>
-              </w:rPr>
-              <w:t>item_country_name</w:t>
-            </w:r>
-            <w:proofErr w:type="spellEnd"/>
-            <w:r>
-              <w:rPr>
-                <w:sz w:val="13"/>
-                <w:szCs w:val="13"/>
-              </w:rPr>
-              <w:t>}}</w:t>
-            </w:r>
-          </w:p>
-        </w:tc>
-        <w:tc>
-          <w:tcPr>
-            <w:tcW w:w="1547" w:type="dxa"/>
-            <w:tcBorders>
-              <w:top w:val="single" w:sz="5" w:space="0" w:color="auto"/>
-              <w:left w:val="single" w:sz="5" w:space="0" w:color="auto"/>
-              <w:bottom w:val="single" w:sz="5" w:space="0" w:color="auto"/>
-              <w:right w:val="single" w:sz="5" w:space="0" w:color="auto"/>
-            </w:tcBorders>
-          </w:tcPr>
-          <w:p>
-            <w:r>
-              <w:rPr>
-                <w:sz w:val="13"/>
-                <w:szCs w:val="13"/>
-              </w:rPr>
-              <w:t>{{</w:t>
-            </w:r>
-            <w:proofErr w:type="spellStart"/>
-            <w:r>
-              <w:rPr>
-                <w:sz w:val="13"/>
-                <w:szCs w:val="13"/>
-              </w:rPr>
-              <w:t>item_declaration_number</w:t>
-            </w:r>
-            <w:proofErr w:type="spellEnd"/>
-            <w:r>
-              <w:rPr>
-                <w:sz w:val="13"/>
-                <w:szCs w:val="13"/>
-              </w:rPr>
-              <w:t>}}</w:t>
+              <w:t>{{item_declaration_number}}</w:t>
             </w:r>
             <w:r>
               <w:rPr>
@@ -4260,25 +3660,7 @@
                 <w:szCs w:val="13"/>
                 <w:lang w:val="en-US"/>
               </w:rPr>
-              <w:t>{{</w:t>
-            </w:r>
-            <w:proofErr w:type="spellStart"/>
-            <w:r>
-              <w:rPr>
-                <w:sz w:val="13"/>
-                <w:szCs w:val="13"/>
-                <w:lang w:val="en-US"/>
-              </w:rPr>
-              <w:t>item_total_amount_without_vat</w:t>
-            </w:r>
-            <w:proofErr w:type="spellEnd"/>
-            <w:r>
-              <w:rPr>
-                <w:sz w:val="13"/>
-                <w:szCs w:val="13"/>
-                <w:lang w:val="en-US"/>
-              </w:rPr>
-              <w:t>}}</w:t>
+              <w:t>{{item_total_amount_without_vat}}</w:t>
             </w:r>
           </w:p>
         </w:tc>
@@ -4328,23 +3710,7 @@
                 <w:sz w:val="13"/>
                 <w:szCs w:val="13"/>
               </w:rPr>
-              <w:t>{{</w:t>
-            </w:r>
-            <w:proofErr w:type="spellStart"/>
-            <w:r>
-              <w:rPr>
-                <w:sz w:val="13"/>
-                <w:szCs w:val="13"/>
-              </w:rPr>
-              <w:t>item_total_vat_amount</w:t>
-            </w:r>
-            <w:proofErr w:type="spellEnd"/>
-            <w:r>
-              <w:rPr>
-                <w:sz w:val="13"/>
-                <w:szCs w:val="13"/>
-              </w:rPr>
-              <w:t>}}</w:t>
+              <w:t>{{item_total_vat_amount}}</w:t>
             </w:r>
           </w:p>
         </w:tc>
@@ -4369,25 +3735,7 @@
                 <w:szCs w:val="13"/>
                 <w:lang w:val="en-US"/>
               </w:rPr>
-              <w:t>{{</w:t>
-            </w:r>
-            <w:proofErr w:type="spellStart"/>
-            <w:r>
-              <w:rPr>
-                <w:sz w:val="13"/>
-                <w:szCs w:val="13"/>
-                <w:lang w:val="en-US"/>
-              </w:rPr>
-              <w:t>item_total_with_vat</w:t>
-            </w:r>
-            <w:proofErr w:type="spellEnd"/>
-            <w:r>
-              <w:rPr>
-                <w:sz w:val="13"/>
-                <w:szCs w:val="13"/>
-                <w:lang w:val="en-US"/>
-              </w:rPr>
-              <w:t>}}</w:t>
+              <w:t>{{item_total_with_vat}}</w:t>
             </w:r>
           </w:p>
         </w:tc>
@@ -4589,45 +3937,39 @@
               <w:rPr>
                 <w:szCs w:val="15"/>
               </w:rPr>
-              <w:fldChar w:fldCharType="begin"/>
-            </w:r>
-            <w:r>
-              <w:rPr>
-                <w:szCs w:val="15"/>
-              </w:rPr>
-              <w:instrText xml:space="preserve"> NUMPAGES   \* MERGEFORMAT </w:instrText>
-            </w:r>
-            <w:r>
-              <w:rPr>
-                <w:szCs w:val="15"/>
-              </w:rPr>
-              <w:fldChar w:fldCharType="separate"/>
-            </w:r>
-            <w:r>
-              <w:rPr>
-                <w:noProof/>
-                <w:szCs w:val="15"/>
-              </w:rPr>
-              <w:t>1</w:t>
-            </w:r>
-            <w:r>
-              <w:rPr>
-                <w:szCs w:val="15"/>
-              </w:rPr>
-              <w:fldChar w:fldCharType="end"/>
+              <w:t>{{</w:t>
             </w:r>
             <w:r>
               <w:rPr>
                 <w:szCs w:val="15"/>
                 <w:lang w:val="en-US"/>
               </w:rPr>
-              <w:t xml:space="preserve"> </w:t>
+              <w:t>pages</w:t>
             </w:r>
             <w:r>
               <w:rPr>
                 <w:szCs w:val="15"/>
               </w:rPr>
-              <w:t>л.</w:t>
+              <w:t>_</w:t>
+            </w:r>
+            <w:r>
+              <w:rPr>
+                <w:szCs w:val="15"/>
+                <w:lang w:val="en-US"/>
+              </w:rPr>
+              <w:t>info</w:t>
+            </w:r>
+            <w:r>
+              <w:rPr>
+                <w:szCs w:val="15"/>
+              </w:rPr>
+              <w:t>}</w:t>
+            </w:r>
+            <w:r>
+              <w:rPr>
+                <w:szCs w:val="15"/>
+              </w:rPr>
+              <w:t>}</w:t>
             </w:r>
           </w:p>
         </w:tc>
@@ -4703,23 +4045,7 @@
                 <w:sz w:val="13"/>
                 <w:szCs w:val="13"/>
               </w:rPr>
-              <w:t>{{</w:t>
-            </w:r>
-            <w:proofErr w:type="spellStart"/>
-            <w:r>
-              <w:rPr>
-                <w:sz w:val="13"/>
-                <w:szCs w:val="13"/>
-              </w:rPr>
-              <w:t>director_position_name</w:t>
-            </w:r>
-            <w:proofErr w:type="spellEnd"/>
-            <w:r>
-              <w:rPr>
-                <w:sz w:val="13"/>
-                <w:szCs w:val="13"/>
-              </w:rPr>
-              <w:t>}}</w:t>
+              <w:t>{{director_position_name}}</w:t>
             </w:r>
           </w:p>
         </w:tc>
@@ -4790,23 +4116,7 @@
                 <w:sz w:val="13"/>
                 <w:szCs w:val="13"/>
               </w:rPr>
-              <w:t>{{</w:t>
-            </w:r>
-            <w:proofErr w:type="spellStart"/>
-            <w:r>
-              <w:rPr>
-                <w:sz w:val="13"/>
-                <w:szCs w:val="13"/>
-              </w:rPr>
-              <w:t>chief_accountant_position_name</w:t>
-            </w:r>
-            <w:proofErr w:type="spellEnd"/>
-            <w:r>
-              <w:rPr>
-                <w:sz w:val="13"/>
-                <w:szCs w:val="13"/>
-              </w:rPr>
-              <w:t>}}</w:t>
+              <w:t>{{chief_accountant_position_name}}</w:t>
             </w:r>
           </w:p>
         </w:tc>
@@ -4897,103 +4207,71 @@
                 <w:sz w:val="11"/>
                 <w:szCs w:val="11"/>
               </w:rPr>
-              <w:t>(</w:t>
-            </w:r>
-            <w:proofErr w:type="spellStart"/>
+              <w:t>(ф.и.о.)</w:t>
+            </w:r>
+          </w:p>
+        </w:tc>
+        <w:tc>
+          <w:tcPr>
+            <w:tcW w:w="135" w:type="dxa"/>
+            <w:vAlign w:val="bottom"/>
+          </w:tcPr>
+          <w:p/>
+        </w:tc>
+        <w:tc>
+          <w:tcPr>
+            <w:tcW w:w="495" w:type="dxa"/>
+            <w:vAlign w:val="bottom"/>
+          </w:tcPr>
+          <w:p/>
+        </w:tc>
+        <w:tc>
+          <w:tcPr>
+            <w:tcW w:w="1860" w:type="dxa"/>
+            <w:vAlign w:val="bottom"/>
+          </w:tcPr>
+          <w:p/>
+        </w:tc>
+        <w:tc>
+          <w:tcPr>
+            <w:tcW w:w="1770" w:type="dxa"/>
+          </w:tcPr>
+          <w:p>
+            <w:pPr>
+              <w:wordWrap w:val="0"/>
+              <w:jc w:val="center"/>
+            </w:pPr>
             <w:r>
               <w:rPr>
                 <w:sz w:val="11"/>
                 <w:szCs w:val="11"/>
               </w:rPr>
-              <w:t>ф.и.о.</w:t>
-            </w:r>
-            <w:proofErr w:type="spellEnd"/>
+              <w:t>(подпись)</w:t>
+            </w:r>
+          </w:p>
+        </w:tc>
+        <w:tc>
+          <w:tcPr>
+            <w:tcW w:w="135" w:type="dxa"/>
+            <w:vAlign w:val="bottom"/>
+          </w:tcPr>
+          <w:p/>
+        </w:tc>
+        <w:tc>
+          <w:tcPr>
+            <w:tcW w:w="2730" w:type="dxa"/>
+          </w:tcPr>
+          <w:p>
+            <w:pPr>
+              <w:wordWrap w:val="0"/>
+              <w:jc w:val="center"/>
+            </w:pPr>
             <w:r>
               <w:rPr>
                 <w:sz w:val="11"/>
                 <w:szCs w:val="11"/>
               </w:rPr>
-              <w:t>)</w:t>
-            </w:r>
-          </w:p>
-        </w:tc>
-        <w:tc>
-          <w:tcPr>
-            <w:tcW w:w="135" w:type="dxa"/>
-            <w:vAlign w:val="bottom"/>
-          </w:tcPr>
-          <w:p/>
-        </w:tc>
-        <w:tc>
-          <w:tcPr>
-            <w:tcW w:w="495" w:type="dxa"/>
-            <w:vAlign w:val="bottom"/>
-          </w:tcPr>
-          <w:p/>
-        </w:tc>
-        <w:tc>
-          <w:tcPr>
-            <w:tcW w:w="1860" w:type="dxa"/>
-            <w:vAlign w:val="bottom"/>
-          </w:tcPr>
-          <w:p/>
-        </w:tc>
-        <w:tc>
-          <w:tcPr>
-            <w:tcW w:w="1770" w:type="dxa"/>
-          </w:tcPr>
-          <w:p>
-            <w:pPr>
-              <w:wordWrap w:val="0"/>
-              <w:jc w:val="center"/>
-            </w:pPr>
-            <w:r>
-              <w:rPr>
-                <w:sz w:val="11"/>
-                <w:szCs w:val="11"/>
-              </w:rPr>
-              <w:t>(подпись)</w:t>
-            </w:r>
-          </w:p>
-        </w:tc>
-        <w:tc>
-          <w:tcPr>
-            <w:tcW w:w="135" w:type="dxa"/>
-            <w:vAlign w:val="bottom"/>
-          </w:tcPr>
-          <w:p/>
-        </w:tc>
-        <w:tc>
-          <w:tcPr>
-            <w:tcW w:w="2730" w:type="dxa"/>
-          </w:tcPr>
-          <w:p>
-            <w:pPr>
-              <w:wordWrap w:val="0"/>
-              <w:jc w:val="center"/>
-            </w:pPr>
-            <w:r>
-              <w:rPr>
-                <w:sz w:val="11"/>
-                <w:szCs w:val="11"/>
-              </w:rPr>
-              <w:t>(</w:t>
-            </w:r>
-            <w:proofErr w:type="spellStart"/>
-            <w:r>
-              <w:rPr>
-                <w:sz w:val="11"/>
-                <w:szCs w:val="11"/>
-              </w:rPr>
-              <w:t>ф.и.о.</w:t>
-            </w:r>
-            <w:proofErr w:type="spellEnd"/>
-            <w:r>
-              <w:rPr>
-                <w:sz w:val="11"/>
-                <w:szCs w:val="11"/>
-              </w:rPr>
-              <w:t>)</w:t>
+              <w:t>(ф.и.о.)</w:t>
             </w:r>
           </w:p>
         </w:tc>
@@ -5097,23 +4375,7 @@
                 <w:sz w:val="13"/>
                 <w:szCs w:val="13"/>
               </w:rPr>
-              <w:t>{{</w:t>
-            </w:r>
-            <w:proofErr w:type="spellStart"/>
-            <w:r>
-              <w:rPr>
-                <w:sz w:val="13"/>
-                <w:szCs w:val="13"/>
-              </w:rPr>
-              <w:t>ip_authorized_person_name</w:t>
-            </w:r>
-            <w:proofErr w:type="spellEnd"/>
-            <w:r>
-              <w:rPr>
-                <w:sz w:val="13"/>
-                <w:szCs w:val="13"/>
-              </w:rPr>
-              <w:t>}}</w:t>
+              <w:t>{{ip_authorized_person_name}}</w:t>
             </w:r>
           </w:p>
         </w:tc>
@@ -5149,23 +4411,7 @@
                 <w:sz w:val="13"/>
                 <w:szCs w:val="13"/>
               </w:rPr>
-              <w:t>{{</w:t>
-            </w:r>
-            <w:proofErr w:type="spellStart"/>
-            <w:r>
-              <w:rPr>
-                <w:sz w:val="13"/>
-                <w:szCs w:val="13"/>
-              </w:rPr>
-              <w:t>ip_details_full</w:t>
-            </w:r>
-            <w:proofErr w:type="spellEnd"/>
-            <w:r>
-              <w:rPr>
-                <w:sz w:val="13"/>
-                <w:szCs w:val="13"/>
-              </w:rPr>
-              <w:t>}}</w:t>
+              <w:t>{{ip_details_full}}</w:t>
             </w:r>
           </w:p>
         </w:tc>
@@ -5267,23 +4513,7 @@
                 <w:sz w:val="11"/>
                 <w:szCs w:val="11"/>
               </w:rPr>
-              <w:t>(</w:t>
-            </w:r>
-            <w:proofErr w:type="spellStart"/>
-            <w:r>
-              <w:rPr>
-                <w:sz w:val="11"/>
-                <w:szCs w:val="11"/>
-              </w:rPr>
-              <w:t>ф.и.о.</w:t>
-            </w:r>
-            <w:proofErr w:type="spellEnd"/>
-            <w:r>
-              <w:rPr>
-                <w:sz w:val="11"/>
-                <w:szCs w:val="11"/>
-              </w:rPr>
-              <w:t>)</w:t>
+              <w:t>(ф.и.о.)</w:t>
             </w:r>
           </w:p>
         </w:tc>
@@ -5449,23 +4679,7 @@
                 <w:sz w:val="13"/>
                 <w:szCs w:val="13"/>
               </w:rPr>
-              <w:t>{{</w:t>
-            </w:r>
-            <w:proofErr w:type="spellStart"/>
-            <w:r>
-              <w:rPr>
-                <w:sz w:val="13"/>
-                <w:szCs w:val="13"/>
-              </w:rPr>
-              <w:t>transfer_acceptance_basis</w:t>
-            </w:r>
-            <w:proofErr w:type="spellEnd"/>
-            <w:r>
-              <w:rPr>
-                <w:sz w:val="13"/>
-                <w:szCs w:val="13"/>
-              </w:rPr>
-              <w:t>}}</w:t>
+              <w:t>{{transfer_acceptance_basis}}</w:t>
             </w:r>
           </w:p>
           <w:p>
@@ -5682,23 +4896,7 @@
                 <w:sz w:val="13"/>
                 <w:szCs w:val="13"/>
               </w:rPr>
-              <w:t>{{</w:t>
-            </w:r>
-            <w:proofErr w:type="spellStart"/>
-            <w:r>
-              <w:rPr>
-                <w:sz w:val="13"/>
-                <w:szCs w:val="13"/>
-              </w:rPr>
-              <w:t>transferor_position</w:t>
-            </w:r>
-            <w:proofErr w:type="spellEnd"/>
-            <w:r>
-              <w:rPr>
-                <w:sz w:val="13"/>
-                <w:szCs w:val="13"/>
-              </w:rPr>
-              <w:t>}}</w:t>
+              <w:t>{{transferor_position}}</w:t>
             </w:r>
           </w:p>
         </w:tc>
@@ -5921,23 +5119,7 @@
                 <w:sz w:val="13"/>
                 <w:szCs w:val="13"/>
               </w:rPr>
-              <w:t>{{</w:t>
-            </w:r>
-            <w:proofErr w:type="spellStart"/>
-            <w:r>
-              <w:rPr>
-                <w:sz w:val="13"/>
-                <w:szCs w:val="13"/>
-              </w:rPr>
-              <w:t>transferor_position</w:t>
-            </w:r>
-            <w:proofErr w:type="spellEnd"/>
-            <w:r>
-              <w:rPr>
-                <w:sz w:val="13"/>
-                <w:szCs w:val="13"/>
-              </w:rPr>
-              <w:t>}}</w:t>
+              <w:t>{{transferor_position}}</w:t>
             </w:r>
           </w:p>
         </w:tc>
@@ -5980,23 +5162,7 @@
                 <w:sz w:val="13"/>
                 <w:szCs w:val="13"/>
               </w:rPr>
-              <w:t>{{</w:t>
-            </w:r>
-            <w:proofErr w:type="spellStart"/>
-            <w:r>
-              <w:rPr>
-                <w:sz w:val="13"/>
-                <w:szCs w:val="13"/>
-              </w:rPr>
-              <w:t>transferor_name</w:t>
-            </w:r>
-            <w:proofErr w:type="spellEnd"/>
-            <w:r>
-              <w:rPr>
-                <w:sz w:val="13"/>
-                <w:szCs w:val="13"/>
-              </w:rPr>
-              <w:t>}}</w:t>
+              <w:t>{{transferor_name}}</w:t>
             </w:r>
           </w:p>
         </w:tc>
@@ -6051,7 +5217,6 @@
               </w:rPr>
               <w:t>{{</w:t>
             </w:r>
-            <w:proofErr w:type="spellStart"/>
             <w:r>
               <w:rPr>
                 <w:sz w:val="13"/>
@@ -6059,7 +5224,6 @@
               </w:rPr>
               <w:t>buyer_receiver_position</w:t>
             </w:r>
-            <w:proofErr w:type="spellEnd"/>
             <w:r>
               <w:rPr>
                 <w:sz w:val="13"/>
@@ -6110,7 +5274,6 @@
               </w:rPr>
               <w:t>{{</w:t>
             </w:r>
-            <w:proofErr w:type="spellStart"/>
             <w:r>
               <w:rPr>
                 <w:sz w:val="13"/>
@@ -6118,7 +5281,6 @@
               </w:rPr>
               <w:t>buyer_receiver_name</w:t>
             </w:r>
-            <w:proofErr w:type="spellEnd"/>
             <w:r>
               <w:rPr>
                 <w:sz w:val="13"/>
@@ -6231,54 +5393,89 @@
                 <w:sz w:val="11"/>
                 <w:szCs w:val="11"/>
               </w:rPr>
-              <w:t>(</w:t>
-            </w:r>
-            <w:proofErr w:type="spellStart"/>
+              <w:t>(ф.и.о.)</w:t>
+            </w:r>
+          </w:p>
+        </w:tc>
+        <w:tc>
+          <w:tcPr>
+            <w:tcW w:w="346" w:type="dxa"/>
+            <w:vMerge/>
+            <w:vAlign w:val="bottom"/>
+          </w:tcPr>
+          <w:p/>
+        </w:tc>
+        <w:tc>
+          <w:tcPr>
+            <w:tcW w:w="134" w:type="dxa"/>
+            <w:vAlign w:val="bottom"/>
+          </w:tcPr>
+          <w:p/>
+        </w:tc>
+        <w:tc>
+          <w:tcPr>
+            <w:tcW w:w="134" w:type="dxa"/>
+            <w:tcBorders>
+              <w:left w:val="single" w:sz="10" w:space="0" w:color="auto"/>
+            </w:tcBorders>
+            <w:vAlign w:val="bottom"/>
+          </w:tcPr>
+          <w:p/>
+        </w:tc>
+        <w:tc>
+          <w:tcPr>
+            <w:tcW w:w="2228" w:type="dxa"/>
+          </w:tcPr>
+          <w:p>
+            <w:pPr>
+              <w:wordWrap w:val="0"/>
+              <w:jc w:val="center"/>
+            </w:pPr>
             <w:r>
               <w:rPr>
                 <w:sz w:val="11"/>
                 <w:szCs w:val="11"/>
               </w:rPr>
-              <w:t>ф.и.о.</w:t>
-            </w:r>
-            <w:proofErr w:type="spellEnd"/>
+              <w:t>(должность)</w:t>
+            </w:r>
+          </w:p>
+        </w:tc>
+        <w:tc>
+          <w:tcPr>
+            <w:tcW w:w="151" w:type="dxa"/>
+            <w:vAlign w:val="bottom"/>
+          </w:tcPr>
+          <w:p/>
+        </w:tc>
+        <w:tc>
+          <w:tcPr>
+            <w:tcW w:w="2108" w:type="dxa"/>
+            <w:gridSpan w:val="2"/>
+          </w:tcPr>
+          <w:p>
+            <w:pPr>
+              <w:wordWrap w:val="0"/>
+              <w:jc w:val="center"/>
+            </w:pPr>
             <w:r>
               <w:rPr>
                 <w:sz w:val="11"/>
                 <w:szCs w:val="11"/>
               </w:rPr>
-              <w:t>)</w:t>
-            </w:r>
-          </w:p>
-        </w:tc>
-        <w:tc>
-          <w:tcPr>
-            <w:tcW w:w="346" w:type="dxa"/>
-            <w:vMerge/>
-            <w:vAlign w:val="bottom"/>
-          </w:tcPr>
-          <w:p/>
-        </w:tc>
-        <w:tc>
-          <w:tcPr>
-            <w:tcW w:w="134" w:type="dxa"/>
-            <w:vAlign w:val="bottom"/>
-          </w:tcPr>
-          <w:p/>
-        </w:tc>
-        <w:tc>
-          <w:tcPr>
-            <w:tcW w:w="134" w:type="dxa"/>
-            <w:tcBorders>
-              <w:left w:val="single" w:sz="10" w:space="0" w:color="auto"/>
-            </w:tcBorders>
-            <w:vAlign w:val="bottom"/>
-          </w:tcPr>
-          <w:p/>
-        </w:tc>
-        <w:tc>
-          <w:tcPr>
-            <w:tcW w:w="2228" w:type="dxa"/>
+              <w:t>(подпись)</w:t>
+            </w:r>
+          </w:p>
+        </w:tc>
+        <w:tc>
+          <w:tcPr>
+            <w:tcW w:w="135" w:type="dxa"/>
+            <w:vAlign w:val="bottom"/>
+          </w:tcPr>
+          <w:p/>
+        </w:tc>
+        <w:tc>
+          <w:tcPr>
+            <w:tcW w:w="2604" w:type="dxa"/>
           </w:tcPr>
           <w:p>
             <w:pPr>
@@ -6290,74 +5487,7 @@
                 <w:sz w:val="11"/>
                 <w:szCs w:val="11"/>
               </w:rPr>
-              <w:t>(должность)</w:t>
-            </w:r>
-          </w:p>
-        </w:tc>
-        <w:tc>
-          <w:tcPr>
-            <w:tcW w:w="151" w:type="dxa"/>
-            <w:vAlign w:val="bottom"/>
-          </w:tcPr>
-          <w:p/>
-        </w:tc>
-        <w:tc>
-          <w:tcPr>
-            <w:tcW w:w="2108" w:type="dxa"/>
-            <w:gridSpan w:val="2"/>
-          </w:tcPr>
-          <w:p>
-            <w:pPr>
-              <w:wordWrap w:val="0"/>
-              <w:jc w:val="center"/>
-            </w:pPr>
-            <w:r>
-              <w:rPr>
-                <w:sz w:val="11"/>
-                <w:szCs w:val="11"/>
-              </w:rPr>
-              <w:t>(подпись)</w:t>
-            </w:r>
-          </w:p>
-        </w:tc>
-        <w:tc>
-          <w:tcPr>
-            <w:tcW w:w="135" w:type="dxa"/>
-            <w:vAlign w:val="bottom"/>
-          </w:tcPr>
-          <w:p/>
-        </w:tc>
-        <w:tc>
-          <w:tcPr>
-            <w:tcW w:w="2604" w:type="dxa"/>
-          </w:tcPr>
-          <w:p>
-            <w:pPr>
-              <w:wordWrap w:val="0"/>
-              <w:jc w:val="center"/>
-            </w:pPr>
-            <w:r>
-              <w:rPr>
-                <w:sz w:val="11"/>
-                <w:szCs w:val="11"/>
-              </w:rPr>
-              <w:t>(</w:t>
-            </w:r>
-            <w:proofErr w:type="spellStart"/>
-            <w:r>
-              <w:rPr>
-                <w:sz w:val="11"/>
-                <w:szCs w:val="11"/>
-              </w:rPr>
-              <w:t>ф.и.о.</w:t>
-            </w:r>
-            <w:proofErr w:type="spellEnd"/>
-            <w:r>
-              <w:rPr>
-                <w:sz w:val="11"/>
-                <w:szCs w:val="11"/>
-              </w:rPr>
-              <w:t>)</w:t>
+              <w:t>(ф.и.о.)</w:t>
             </w:r>
           </w:p>
         </w:tc>
@@ -6424,23 +5554,7 @@
                 <w:sz w:val="13"/>
                 <w:szCs w:val="13"/>
               </w:rPr>
-              <w:t>{{</w:t>
-            </w:r>
-            <w:proofErr w:type="spellStart"/>
-            <w:r>
-              <w:rPr>
-                <w:sz w:val="13"/>
-                <w:szCs w:val="13"/>
-              </w:rPr>
-              <w:t>shipment_date</w:t>
-            </w:r>
-            <w:proofErr w:type="spellEnd"/>
-            <w:r>
-              <w:rPr>
-                <w:sz w:val="13"/>
-                <w:szCs w:val="13"/>
-              </w:rPr>
-              <w:t>}}</w:t>
+              <w:t>{{shipment_date}}</w:t>
             </w:r>
           </w:p>
         </w:tc>
@@ -6535,23 +5649,7 @@
                 <w:sz w:val="13"/>
                 <w:szCs w:val="13"/>
               </w:rPr>
-              <w:t>{{</w:t>
-            </w:r>
-            <w:proofErr w:type="spellStart"/>
-            <w:r>
-              <w:rPr>
-                <w:sz w:val="13"/>
-                <w:szCs w:val="13"/>
-              </w:rPr>
-              <w:t>acceptance_date</w:t>
-            </w:r>
-            <w:proofErr w:type="spellEnd"/>
-            <w:r>
-              <w:rPr>
-                <w:sz w:val="13"/>
-                <w:szCs w:val="13"/>
-              </w:rPr>
-              <w:t>}}</w:t>
+              <w:t>{{acceptance_date}}</w:t>
             </w:r>
           </w:p>
         </w:tc>
@@ -6878,23 +5976,7 @@
                 <w:sz w:val="13"/>
                 <w:szCs w:val="13"/>
               </w:rPr>
-              <w:t>{{</w:t>
-            </w:r>
-            <w:proofErr w:type="spellStart"/>
-            <w:r>
-              <w:rPr>
-                <w:sz w:val="13"/>
-                <w:szCs w:val="13"/>
-              </w:rPr>
-              <w:t>shipment_additional_info</w:t>
-            </w:r>
-            <w:proofErr w:type="spellEnd"/>
-            <w:r>
-              <w:rPr>
-                <w:sz w:val="13"/>
-                <w:szCs w:val="13"/>
-              </w:rPr>
-              <w:t>}}</w:t>
+              <w:t>{{shipment_additional_info}}</w:t>
             </w:r>
           </w:p>
         </w:tc>
@@ -6948,23 +6030,7 @@
                 <w:sz w:val="13"/>
                 <w:szCs w:val="13"/>
               </w:rPr>
-              <w:t>{{</w:t>
-            </w:r>
-            <w:proofErr w:type="spellStart"/>
-            <w:r>
-              <w:rPr>
-                <w:sz w:val="13"/>
-                <w:szCs w:val="13"/>
-              </w:rPr>
-              <w:t>acceptance_additional_info</w:t>
-            </w:r>
-            <w:proofErr w:type="spellEnd"/>
-            <w:r>
-              <w:rPr>
-                <w:sz w:val="13"/>
-                <w:szCs w:val="13"/>
-              </w:rPr>
-              <w:t>}}</w:t>
+              <w:t>{{acceptance_additional_info}}</w:t>
             </w:r>
           </w:p>
         </w:tc>
@@ -7206,23 +6272,7 @@
                 <w:sz w:val="13"/>
                 <w:szCs w:val="13"/>
               </w:rPr>
-              <w:t>{{</w:t>
-            </w:r>
-            <w:proofErr w:type="spellStart"/>
-            <w:r>
-              <w:rPr>
-                <w:sz w:val="13"/>
-                <w:szCs w:val="13"/>
-              </w:rPr>
-              <w:t>responsible_position</w:t>
-            </w:r>
-            <w:proofErr w:type="spellEnd"/>
-            <w:r>
-              <w:rPr>
-                <w:sz w:val="13"/>
-                <w:szCs w:val="13"/>
-              </w:rPr>
-              <w:t>}}</w:t>
+              <w:t>{{responsible_position}}</w:t>
             </w:r>
           </w:p>
         </w:tc>
@@ -7265,23 +6315,7 @@
                 <w:sz w:val="13"/>
                 <w:szCs w:val="13"/>
               </w:rPr>
-              <w:t>{{</w:t>
-            </w:r>
-            <w:proofErr w:type="spellStart"/>
-            <w:r>
-              <w:rPr>
-                <w:sz w:val="13"/>
-                <w:szCs w:val="13"/>
-              </w:rPr>
-              <w:t>responsible_name</w:t>
-            </w:r>
-            <w:proofErr w:type="spellEnd"/>
-            <w:r>
-              <w:rPr>
-                <w:sz w:val="13"/>
-                <w:szCs w:val="13"/>
-              </w:rPr>
-              <w:t>}}</w:t>
+              <w:t>{{responsible_name}}</w:t>
             </w:r>
           </w:p>
         </w:tc>
@@ -7334,23 +6368,7 @@
                 <w:sz w:val="13"/>
                 <w:szCs w:val="13"/>
               </w:rPr>
-              <w:t>{{</w:t>
-            </w:r>
-            <w:proofErr w:type="spellStart"/>
-            <w:r>
-              <w:rPr>
-                <w:sz w:val="13"/>
-                <w:szCs w:val="13"/>
-              </w:rPr>
-              <w:t>buyer_responsible_position</w:t>
-            </w:r>
-            <w:proofErr w:type="spellEnd"/>
-            <w:r>
-              <w:rPr>
-                <w:sz w:val="13"/>
-                <w:szCs w:val="13"/>
-              </w:rPr>
-              <w:t>}}</w:t>
+              <w:t>{{buyer_responsible_position}}</w:t>
             </w:r>
           </w:p>
         </w:tc>
@@ -7393,23 +6411,7 @@
                 <w:sz w:val="13"/>
                 <w:szCs w:val="13"/>
               </w:rPr>
-              <w:t>{{</w:t>
-            </w:r>
-            <w:proofErr w:type="spellStart"/>
-            <w:r>
-              <w:rPr>
-                <w:sz w:val="13"/>
-                <w:szCs w:val="13"/>
-              </w:rPr>
-              <w:t>buyer_responsible_name</w:t>
-            </w:r>
-            <w:proofErr w:type="spellEnd"/>
-            <w:r>
-              <w:rPr>
-                <w:sz w:val="13"/>
-                <w:szCs w:val="13"/>
-              </w:rPr>
-              <w:t>}}</w:t>
+              <w:t>{{buyer_responsible_name}}</w:t>
             </w:r>
           </w:p>
         </w:tc>
@@ -7516,54 +6518,89 @@
                 <w:sz w:val="11"/>
                 <w:szCs w:val="11"/>
               </w:rPr>
-              <w:t>(</w:t>
-            </w:r>
-            <w:proofErr w:type="spellStart"/>
+              <w:t>(ф.и.о.)</w:t>
+            </w:r>
+          </w:p>
+        </w:tc>
+        <w:tc>
+          <w:tcPr>
+            <w:tcW w:w="346" w:type="dxa"/>
+            <w:vMerge/>
+            <w:vAlign w:val="bottom"/>
+          </w:tcPr>
+          <w:p/>
+        </w:tc>
+        <w:tc>
+          <w:tcPr>
+            <w:tcW w:w="134" w:type="dxa"/>
+            <w:vAlign w:val="bottom"/>
+          </w:tcPr>
+          <w:p/>
+        </w:tc>
+        <w:tc>
+          <w:tcPr>
+            <w:tcW w:w="134" w:type="dxa"/>
+            <w:tcBorders>
+              <w:left w:val="single" w:sz="10" w:space="0" w:color="auto"/>
+            </w:tcBorders>
+            <w:vAlign w:val="bottom"/>
+          </w:tcPr>
+          <w:p/>
+        </w:tc>
+        <w:tc>
+          <w:tcPr>
+            <w:tcW w:w="2228" w:type="dxa"/>
+          </w:tcPr>
+          <w:p>
+            <w:pPr>
+              <w:wordWrap w:val="0"/>
+              <w:jc w:val="center"/>
+            </w:pPr>
             <w:r>
               <w:rPr>
                 <w:sz w:val="11"/>
                 <w:szCs w:val="11"/>
               </w:rPr>
-              <w:t>ф.и.о.</w:t>
-            </w:r>
-            <w:proofErr w:type="spellEnd"/>
+              <w:t>(должность)</w:t>
+            </w:r>
+          </w:p>
+        </w:tc>
+        <w:tc>
+          <w:tcPr>
+            <w:tcW w:w="151" w:type="dxa"/>
+            <w:vAlign w:val="bottom"/>
+          </w:tcPr>
+          <w:p/>
+        </w:tc>
+        <w:tc>
+          <w:tcPr>
+            <w:tcW w:w="2108" w:type="dxa"/>
+            <w:gridSpan w:val="2"/>
+          </w:tcPr>
+          <w:p>
+            <w:pPr>
+              <w:wordWrap w:val="0"/>
+              <w:jc w:val="center"/>
+            </w:pPr>
             <w:r>
               <w:rPr>
                 <w:sz w:val="11"/>
                 <w:szCs w:val="11"/>
               </w:rPr>
-              <w:t>)</w:t>
-            </w:r>
-          </w:p>
-        </w:tc>
-        <w:tc>
-          <w:tcPr>
-            <w:tcW w:w="346" w:type="dxa"/>
-            <w:vMerge/>
-            <w:vAlign w:val="bottom"/>
-          </w:tcPr>
-          <w:p/>
-        </w:tc>
-        <w:tc>
-          <w:tcPr>
-            <w:tcW w:w="134" w:type="dxa"/>
-            <w:vAlign w:val="bottom"/>
-          </w:tcPr>
-          <w:p/>
-        </w:tc>
-        <w:tc>
-          <w:tcPr>
-            <w:tcW w:w="134" w:type="dxa"/>
-            <w:tcBorders>
-              <w:left w:val="single" w:sz="10" w:space="0" w:color="auto"/>
-            </w:tcBorders>
-            <w:vAlign w:val="bottom"/>
-          </w:tcPr>
-          <w:p/>
-        </w:tc>
-        <w:tc>
-          <w:tcPr>
-            <w:tcW w:w="2228" w:type="dxa"/>
+              <w:t>(подпись)</w:t>
+            </w:r>
+          </w:p>
+        </w:tc>
+        <w:tc>
+          <w:tcPr>
+            <w:tcW w:w="135" w:type="dxa"/>
+            <w:vAlign w:val="bottom"/>
+          </w:tcPr>
+          <w:p/>
+        </w:tc>
+        <w:tc>
+          <w:tcPr>
+            <w:tcW w:w="2604" w:type="dxa"/>
           </w:tcPr>
           <w:p>
             <w:pPr>
@@ -7575,74 +6612,7 @@
                 <w:sz w:val="11"/>
                 <w:szCs w:val="11"/>
               </w:rPr>
-              <w:t>(должность)</w:t>
-            </w:r>
-          </w:p>
-        </w:tc>
-        <w:tc>
-          <w:tcPr>
-            <w:tcW w:w="151" w:type="dxa"/>
-            <w:vAlign w:val="bottom"/>
-          </w:tcPr>
-          <w:p/>
-        </w:tc>
-        <w:tc>
-          <w:tcPr>
-            <w:tcW w:w="2108" w:type="dxa"/>
-            <w:gridSpan w:val="2"/>
-          </w:tcPr>
-          <w:p>
-            <w:pPr>
-              <w:wordWrap w:val="0"/>
-              <w:jc w:val="center"/>
-            </w:pPr>
-            <w:r>
-              <w:rPr>
-                <w:sz w:val="11"/>
-                <w:szCs w:val="11"/>
-              </w:rPr>
-              <w:t>(подпись)</w:t>
-            </w:r>
-          </w:p>
-        </w:tc>
-        <w:tc>
-          <w:tcPr>
-            <w:tcW w:w="135" w:type="dxa"/>
-            <w:vAlign w:val="bottom"/>
-          </w:tcPr>
-          <w:p/>
-        </w:tc>
-        <w:tc>
-          <w:tcPr>
-            <w:tcW w:w="2604" w:type="dxa"/>
-          </w:tcPr>
-          <w:p>
-            <w:pPr>
-              <w:wordWrap w:val="0"/>
-              <w:jc w:val="center"/>
-            </w:pPr>
-            <w:r>
-              <w:rPr>
-                <w:sz w:val="11"/>
-                <w:szCs w:val="11"/>
-              </w:rPr>
-              <w:t>(</w:t>
-            </w:r>
-            <w:proofErr w:type="spellStart"/>
-            <w:r>
-              <w:rPr>
-                <w:sz w:val="11"/>
-                <w:szCs w:val="11"/>
-              </w:rPr>
-              <w:t>ф.и.о.</w:t>
-            </w:r>
-            <w:proofErr w:type="spellEnd"/>
-            <w:r>
-              <w:rPr>
-                <w:sz w:val="11"/>
-                <w:szCs w:val="11"/>
-              </w:rPr>
-              <w:t>)</w:t>
+              <w:t>(ф.и.о.)</w:t>
             </w:r>
           </w:p>
         </w:tc>
@@ -7784,23 +6754,7 @@
                 <w:sz w:val="13"/>
                 <w:szCs w:val="13"/>
               </w:rPr>
-              <w:t>{{</w:t>
-            </w:r>
-            <w:proofErr w:type="spellStart"/>
-            <w:r>
-              <w:rPr>
-                <w:sz w:val="13"/>
-                <w:szCs w:val="13"/>
-              </w:rPr>
-              <w:t>document_creator_entity_name</w:t>
-            </w:r>
-            <w:proofErr w:type="spellEnd"/>
-            <w:r>
-              <w:rPr>
-                <w:sz w:val="13"/>
-                <w:szCs w:val="13"/>
-              </w:rPr>
-              <w:t>}}</w:t>
+              <w:t>{{document_creator_entity_name}}</w:t>
             </w:r>
           </w:p>
         </w:tc>
@@ -7860,25 +6814,7 @@
                 <w:szCs w:val="13"/>
                 <w:lang w:val="en-US"/>
               </w:rPr>
-              <w:t>{{</w:t>
-            </w:r>
-            <w:proofErr w:type="spellStart"/>
-            <w:r>
-              <w:rPr>
-                <w:sz w:val="13"/>
-                <w:szCs w:val="13"/>
-                <w:lang w:val="en-US"/>
-              </w:rPr>
-              <w:t>buyer_document_creator_entity_name</w:t>
-            </w:r>
-            <w:proofErr w:type="spellEnd"/>
-            <w:r>
-              <w:rPr>
-                <w:sz w:val="13"/>
-                <w:szCs w:val="13"/>
-                <w:lang w:val="en-US"/>
-              </w:rPr>
-              <w:t>}}</w:t>
+              <w:t>{{buyer_document_creator_entity_name}}</w:t>
             </w:r>
           </w:p>
         </w:tc>
@@ -8262,14 +7198,7 @@
         <w:sz w:val="15"/>
         <w:szCs w:val="15"/>
       </w:rPr>
-      <w:t>Универсальный передаточный документ № {{</w:t>
-    </w:r>
-    <w:r>
-      <w:rPr>
-        <w:sz w:val="15"/>
-        <w:szCs w:val="15"/>
-      </w:rPr>
-      <w:t>invoice_number}} от {{invoice_date}}</w:t>
+      <w:t>Универсальный передаточный документ № {{invoice_number}} от {{invoice_date}}</w:t>
     </w:r>
     <w:r>
       <w:rPr>
